--- a/Khiếu nại/10-KN.docx
+++ b/Khiếu nại/10-KN.docx
@@ -1,6 +1,6 @@
 
 <file path=word/document.xml><?xml version="1.0" encoding="utf-8"?>
-<w:document xmlns:wpc="http://schemas.microsoft.com/office/word/2010/wordprocessingCanvas" xmlns:cx="http://schemas.microsoft.com/office/drawing/2014/chartex" xmlns:mc="http://schemas.openxmlformats.org/markup-compatibility/2006" xmlns:o="urn:schemas-microsoft-com:office:office" xmlns:r="http://schemas.openxmlformats.org/officeDocument/2006/relationships" xmlns:m="http://schemas.openxmlformats.org/officeDocument/2006/math" xmlns:v="urn:schemas-microsoft-com:vml" xmlns:wp14="http://schemas.microsoft.com/office/word/2010/wordprocessingDrawing" xmlns:wp="http://schemas.openxmlformats.org/drawingml/2006/wordprocessingDrawing" xmlns:w10="urn:schemas-microsoft-com:office:word" xmlns:w="http://schemas.openxmlformats.org/wordprocessingml/2006/main" xmlns:w14="http://schemas.microsoft.com/office/word/2010/wordml" xmlns:w15="http://schemas.microsoft.com/office/word/2012/wordml" xmlns:w16se="http://schemas.microsoft.com/office/word/2015/wordml/symex" xmlns:wpg="http://schemas.microsoft.com/office/word/2010/wordprocessingGroup" xmlns:wpi="http://schemas.microsoft.com/office/word/2010/wordprocessingInk" xmlns:wne="http://schemas.microsoft.com/office/word/2006/wordml" xmlns:wps="http://schemas.microsoft.com/office/word/2010/wordprocessingShape" mc:Ignorable="w14 w15 w16se wp14">
+<w:document xmlns:wpc="http://schemas.microsoft.com/office/word/2010/wordprocessingCanvas" xmlns:cx="http://schemas.microsoft.com/office/drawing/2014/chartex" xmlns:cx1="http://schemas.microsoft.com/office/drawing/2015/9/8/chartex" xmlns:cx2="http://schemas.microsoft.com/office/drawing/2015/10/21/chartex" xmlns:cx3="http://schemas.microsoft.com/office/drawing/2016/5/9/chartex" xmlns:cx4="http://schemas.microsoft.com/office/drawing/2016/5/10/chartex" xmlns:cx5="http://schemas.microsoft.com/office/drawing/2016/5/11/chartex" xmlns:cx6="http://schemas.microsoft.com/office/drawing/2016/5/12/chartex" xmlns:cx7="http://schemas.microsoft.com/office/drawing/2016/5/13/chartex" xmlns:cx8="http://schemas.microsoft.com/office/drawing/2016/5/14/chartex" xmlns:mc="http://schemas.openxmlformats.org/markup-compatibility/2006" xmlns:aink="http://schemas.microsoft.com/office/drawing/2016/ink" xmlns:am3d="http://schemas.microsoft.com/office/drawing/2017/model3d" xmlns:o="urn:schemas-microsoft-com:office:office" xmlns:oel="http://schemas.microsoft.com/office/2019/extlst" xmlns:r="http://schemas.openxmlformats.org/officeDocument/2006/relationships" xmlns:m="http://schemas.openxmlformats.org/officeDocument/2006/math" xmlns:v="urn:schemas-microsoft-com:vml" xmlns:wp14="http://schemas.microsoft.com/office/word/2010/wordprocessingDrawing" xmlns:wp="http://schemas.openxmlformats.org/drawingml/2006/wordprocessingDrawing" xmlns:w10="urn:schemas-microsoft-com:office:word" xmlns:w="http://schemas.openxmlformats.org/wordprocessingml/2006/main" xmlns:w14="http://schemas.microsoft.com/office/word/2010/wordml" xmlns:w15="http://schemas.microsoft.com/office/word/2012/wordml" xmlns:w16cex="http://schemas.microsoft.com/office/word/2018/wordml/cex" xmlns:w16cid="http://schemas.microsoft.com/office/word/2016/wordml/cid" xmlns:w16="http://schemas.microsoft.com/office/word/2018/wordml" xmlns:w16sdtdh="http://schemas.microsoft.com/office/word/2020/wordml/sdtdatahash" xmlns:w16se="http://schemas.microsoft.com/office/word/2015/wordml/symex" xmlns:wpg="http://schemas.microsoft.com/office/word/2010/wordprocessingGroup" xmlns:wpi="http://schemas.microsoft.com/office/word/2010/wordprocessingInk" xmlns:wne="http://schemas.microsoft.com/office/word/2006/wordml" xmlns:wps="http://schemas.microsoft.com/office/word/2010/wordprocessingShape" mc:Ignorable="w14 w15 w16se w16cid w16 w16cex w16sdtdh wp14">
   <w:body>
     <w:tbl>
       <w:tblPr>
@@ -31,7 +31,25 @@
                 <w:sz w:val="26"/>
                 <w:szCs w:val="26"/>
               </w:rPr>
-              <w:t>[[DVChuQuan]]</w:t>
+              <w:t>[[</w:t>
+            </w:r>
+            <w:proofErr w:type="spellStart"/>
+            <w:r>
+              <w:rPr>
+                <w:color w:val="000000"/>
+                <w:sz w:val="26"/>
+                <w:szCs w:val="26"/>
+              </w:rPr>
+              <w:t>DVChuQuan</w:t>
+            </w:r>
+            <w:proofErr w:type="spellEnd"/>
+            <w:r>
+              <w:rPr>
+                <w:color w:val="000000"/>
+                <w:sz w:val="26"/>
+                <w:szCs w:val="26"/>
+              </w:rPr>
+              <w:t>]]</w:t>
             </w:r>
           </w:p>
           <w:p>
@@ -50,7 +68,25 @@
                 <w:sz w:val="26"/>
                 <w:szCs w:val="26"/>
               </w:rPr>
-              <w:t>[[DVThucHien]]</w:t>
+              <w:t>[[</w:t>
+            </w:r>
+            <w:proofErr w:type="spellStart"/>
+            <w:r>
+              <w:rPr>
+                <w:color w:val="000000"/>
+                <w:sz w:val="26"/>
+                <w:szCs w:val="26"/>
+              </w:rPr>
+              <w:t>DVThucHien</w:t>
+            </w:r>
+            <w:proofErr w:type="spellEnd"/>
+            <w:r>
+              <w:rPr>
+                <w:color w:val="000000"/>
+                <w:sz w:val="26"/>
+                <w:szCs w:val="26"/>
+              </w:rPr>
+              <w:t>]]</w:t>
             </w:r>
           </w:p>
           <w:p>
@@ -131,7 +167,7 @@
                     </wp:anchor>
                   </w:drawing>
                 </mc:Choice>
-                <mc:Fallback xmlns:w16sdtfl="http://schemas.microsoft.com/office/word/2024/wordml/sdtformatlock" xmlns:w16sdtdh="http://schemas.microsoft.com/office/word/2020/wordml/sdtdatahash" xmlns:w16du="http://schemas.microsoft.com/office/word/2023/wordml/word16du" xmlns:w16="http://schemas.microsoft.com/office/word/2018/wordml" xmlns:w16cid="http://schemas.microsoft.com/office/word/2016/wordml/cid" xmlns:w16cex="http://schemas.microsoft.com/office/word/2018/wordml/cex" xmlns:oel="http://schemas.microsoft.com/office/2019/extlst" xmlns:am3d="http://schemas.microsoft.com/office/drawing/2017/model3d" xmlns:aink="http://schemas.microsoft.com/office/drawing/2016/ink" xmlns:cx8="http://schemas.microsoft.com/office/drawing/2016/5/14/chartex" xmlns:cx7="http://schemas.microsoft.com/office/drawing/2016/5/13/chartex" xmlns:cx6="http://schemas.microsoft.com/office/drawing/2016/5/12/chartex" xmlns:cx5="http://schemas.microsoft.com/office/drawing/2016/5/11/chartex" xmlns:cx4="http://schemas.microsoft.com/office/drawing/2016/5/10/chartex" xmlns:cx3="http://schemas.microsoft.com/office/drawing/2016/5/9/chartex" xmlns:cx2="http://schemas.microsoft.com/office/drawing/2015/10/21/chartex" xmlns:cx1="http://schemas.microsoft.com/office/drawing/2015/9/8/chartex">
+                <mc:Fallback xmlns:w16du="http://schemas.microsoft.com/office/word/2023/wordml/word16du" xmlns:w16sdtfl="http://schemas.microsoft.com/office/word/2024/wordml/sdtformatlock">
                   <w:pict>
                     <v:line w14:anchorId="367A4AF2" id="Straight Connector 9" o:spid="_x0000_s1026" style="position:absolute;z-index:251678208;visibility:visible;mso-wrap-style:square;mso-width-percent:0;mso-height-percent:0;mso-wrap-distance-left:9pt;mso-wrap-distance-top:-3e-5mm;mso-wrap-distance-right:9pt;mso-wrap-distance-bottom:-3e-5mm;mso-position-horizontal:absolute;mso-position-horizontal-relative:text;mso-position-vertical:absolute;mso-position-vertical-relative:text;mso-width-percent:0;mso-height-percent:0;mso-width-relative:page;mso-height-relative:page" from="46.85pt,1.8pt" to="101.35pt,1.8pt" o:gfxdata="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"/>
                   </w:pict>
@@ -149,13 +185,41 @@
                 <w:vertAlign w:val="superscript"/>
               </w:rPr>
             </w:pPr>
+            <w:proofErr w:type="spellStart"/>
             <w:r>
               <w:rPr>
                 <w:color w:val="000000"/>
                 <w:sz w:val="26"/>
                 <w:szCs w:val="26"/>
               </w:rPr>
-              <w:t>Số: [[SoVB]]</w:t>
+              <w:t>Số</w:t>
+            </w:r>
+            <w:proofErr w:type="spellEnd"/>
+            <w:r>
+              <w:rPr>
+                <w:color w:val="000000"/>
+                <w:sz w:val="26"/>
+                <w:szCs w:val="26"/>
+              </w:rPr>
+              <w:t>: [[</w:t>
+            </w:r>
+            <w:proofErr w:type="spellStart"/>
+            <w:r>
+              <w:rPr>
+                <w:color w:val="000000"/>
+                <w:sz w:val="26"/>
+                <w:szCs w:val="26"/>
+              </w:rPr>
+              <w:t>SoVB</w:t>
+            </w:r>
+            <w:proofErr w:type="spellEnd"/>
+            <w:r>
+              <w:rPr>
+                <w:color w:val="000000"/>
+                <w:sz w:val="26"/>
+                <w:szCs w:val="26"/>
+              </w:rPr>
+              <w:t>]]</w:t>
             </w:r>
           </w:p>
         </w:tc>
@@ -196,6 +260,7 @@
                 <w:szCs w:val="26"/>
               </w:rPr>
             </w:pPr>
+            <w:proofErr w:type="spellStart"/>
             <w:r>
               <w:rPr>
                 <w:b/>
@@ -204,8 +269,97 @@
                 <w:sz w:val="26"/>
                 <w:szCs w:val="26"/>
               </w:rPr>
-              <w:t>Độc lập - Tự do - Hạnh phúc</w:t>
+              <w:t>Độc</w:t>
             </w:r>
+            <w:proofErr w:type="spellEnd"/>
+            <w:r>
+              <w:rPr>
+                <w:b/>
+                <w:bCs/>
+                <w:color w:val="000000"/>
+                <w:sz w:val="26"/>
+                <w:szCs w:val="26"/>
+              </w:rPr>
+              <w:t xml:space="preserve"> </w:t>
+            </w:r>
+            <w:proofErr w:type="spellStart"/>
+            <w:r>
+              <w:rPr>
+                <w:b/>
+                <w:bCs/>
+                <w:color w:val="000000"/>
+                <w:sz w:val="26"/>
+                <w:szCs w:val="26"/>
+              </w:rPr>
+              <w:t>lập</w:t>
+            </w:r>
+            <w:proofErr w:type="spellEnd"/>
+            <w:r>
+              <w:rPr>
+                <w:b/>
+                <w:bCs/>
+                <w:color w:val="000000"/>
+                <w:sz w:val="26"/>
+                <w:szCs w:val="26"/>
+              </w:rPr>
+              <w:t xml:space="preserve"> - </w:t>
+            </w:r>
+            <w:proofErr w:type="spellStart"/>
+            <w:r>
+              <w:rPr>
+                <w:b/>
+                <w:bCs/>
+                <w:color w:val="000000"/>
+                <w:sz w:val="26"/>
+                <w:szCs w:val="26"/>
+              </w:rPr>
+              <w:t>Tự</w:t>
+            </w:r>
+            <w:proofErr w:type="spellEnd"/>
+            <w:r>
+              <w:rPr>
+                <w:b/>
+                <w:bCs/>
+                <w:color w:val="000000"/>
+                <w:sz w:val="26"/>
+                <w:szCs w:val="26"/>
+              </w:rPr>
+              <w:t xml:space="preserve"> do - </w:t>
+            </w:r>
+            <w:proofErr w:type="spellStart"/>
+            <w:r>
+              <w:rPr>
+                <w:b/>
+                <w:bCs/>
+                <w:color w:val="000000"/>
+                <w:sz w:val="26"/>
+                <w:szCs w:val="26"/>
+              </w:rPr>
+              <w:t>Hạnh</w:t>
+            </w:r>
+            <w:proofErr w:type="spellEnd"/>
+            <w:r>
+              <w:rPr>
+                <w:b/>
+                <w:bCs/>
+                <w:color w:val="000000"/>
+                <w:sz w:val="26"/>
+                <w:szCs w:val="26"/>
+              </w:rPr>
+              <w:t xml:space="preserve"> </w:t>
+            </w:r>
+            <w:proofErr w:type="spellStart"/>
+            <w:r>
+              <w:rPr>
+                <w:b/>
+                <w:bCs/>
+                <w:color w:val="000000"/>
+                <w:sz w:val="26"/>
+                <w:szCs w:val="26"/>
+              </w:rPr>
+              <w:t>phúc</w:t>
+            </w:r>
+            <w:proofErr w:type="spellEnd"/>
           </w:p>
           <w:p>
             <w:pPr>
@@ -284,7 +438,7 @@
                     </wp:anchor>
                   </w:drawing>
                 </mc:Choice>
-                <mc:Fallback xmlns:w16sdtfl="http://schemas.microsoft.com/office/word/2024/wordml/sdtformatlock" xmlns:w16sdtdh="http://schemas.microsoft.com/office/word/2020/wordml/sdtdatahash" xmlns:w16du="http://schemas.microsoft.com/office/word/2023/wordml/word16du" xmlns:w16="http://schemas.microsoft.com/office/word/2018/wordml" xmlns:w16cid="http://schemas.microsoft.com/office/word/2016/wordml/cid" xmlns:w16cex="http://schemas.microsoft.com/office/word/2018/wordml/cex" xmlns:oel="http://schemas.microsoft.com/office/2019/extlst" xmlns:am3d="http://schemas.microsoft.com/office/drawing/2017/model3d" xmlns:aink="http://schemas.microsoft.com/office/drawing/2016/ink" xmlns:cx8="http://schemas.microsoft.com/office/drawing/2016/5/14/chartex" xmlns:cx7="http://schemas.microsoft.com/office/drawing/2016/5/13/chartex" xmlns:cx6="http://schemas.microsoft.com/office/drawing/2016/5/12/chartex" xmlns:cx5="http://schemas.microsoft.com/office/drawing/2016/5/11/chartex" xmlns:cx4="http://schemas.microsoft.com/office/drawing/2016/5/10/chartex" xmlns:cx3="http://schemas.microsoft.com/office/drawing/2016/5/9/chartex" xmlns:cx2="http://schemas.microsoft.com/office/drawing/2015/10/21/chartex" xmlns:cx1="http://schemas.microsoft.com/office/drawing/2015/9/8/chartex">
+                <mc:Fallback xmlns:w16du="http://schemas.microsoft.com/office/word/2023/wordml/word16du" xmlns:w16sdtfl="http://schemas.microsoft.com/office/word/2024/wordml/sdtformatlock">
                   <w:pict>
                     <v:line w14:anchorId="19A75ED6" id="Straight Connector 8" o:spid="_x0000_s1026" style="position:absolute;z-index:251676160;visibility:visible;mso-wrap-style:square;mso-width-percent:0;mso-height-percent:0;mso-wrap-distance-left:9pt;mso-wrap-distance-top:-3e-5mm;mso-wrap-distance-right:9pt;mso-wrap-distance-bottom:-3e-5mm;mso-position-horizontal:absolute;mso-position-horizontal-relative:text;mso-position-vertical:absolute;mso-position-vertical-relative:text;mso-width-percent:0;mso-height-percent:0;mso-width-relative:page;mso-height-relative:page" from="66.9pt,2.9pt" to="225.3pt,2.9pt" o:gfxdata="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"/>
                   </w:pict>
@@ -310,7 +464,51 @@
                 <w:sz w:val="26"/>
                 <w:szCs w:val="26"/>
               </w:rPr>
-              <w:t>[[DiaChiCQ]], [[NgayHienTai]]</w:t>
+              <w:t>[[</w:t>
+            </w:r>
+            <w:proofErr w:type="spellStart"/>
+            <w:r>
+              <w:rPr>
+                <w:i/>
+                <w:iCs/>
+                <w:color w:val="000000"/>
+                <w:sz w:val="26"/>
+                <w:szCs w:val="26"/>
+              </w:rPr>
+              <w:t>DiaChiCQ</w:t>
+            </w:r>
+            <w:proofErr w:type="spellEnd"/>
+            <w:r>
+              <w:rPr>
+                <w:i/>
+                <w:iCs/>
+                <w:color w:val="000000"/>
+                <w:sz w:val="26"/>
+                <w:szCs w:val="26"/>
+              </w:rPr>
+              <w:t>]], [[</w:t>
+            </w:r>
+            <w:proofErr w:type="spellStart"/>
+            <w:r>
+              <w:rPr>
+                <w:i/>
+                <w:iCs/>
+                <w:color w:val="000000"/>
+                <w:sz w:val="26"/>
+                <w:szCs w:val="26"/>
+              </w:rPr>
+              <w:t>NgayHienTai</w:t>
+            </w:r>
+            <w:proofErr w:type="spellEnd"/>
+            <w:r>
+              <w:rPr>
+                <w:i/>
+                <w:iCs/>
+                <w:color w:val="000000"/>
+                <w:sz w:val="26"/>
+                <w:szCs w:val="26"/>
+              </w:rPr>
+              <w:t>]]</w:t>
             </w:r>
           </w:p>
         </w:tc>
@@ -351,7 +549,6 @@
       <w:pPr>
         <w:spacing w:before="120"/>
         <w:ind w:firstLine="720"/>
-        <w:jc w:val="both"/>
         <w:rPr>
           <w:bCs/>
           <w:color w:val="000000"/>
@@ -366,7 +563,7 @@
         <mc:AlternateContent>
           <mc:Choice Requires="wps">
             <w:drawing>
-              <wp:anchor distT="4294967295" distB="4294967295" distL="114300" distR="114300" simplePos="0" relativeHeight="251677184" behindDoc="0" locked="0" layoutInCell="1" allowOverlap="1" wp14:anchorId="5F47A218" wp14:editId="54EED51A">
+              <wp:anchor distT="4294967295" distB="4294967295" distL="114300" distR="114300" simplePos="0" relativeHeight="251680256" behindDoc="0" locked="0" layoutInCell="1" allowOverlap="1" wp14:anchorId="0D4AF074" wp14:editId="0EF7520F">
                 <wp:simplePos x="0" y="0"/>
                 <wp:positionH relativeFrom="column">
                   <wp:posOffset>2514600</wp:posOffset>
@@ -425,21 +622,23 @@
               </wp:anchor>
             </w:drawing>
           </mc:Choice>
-          <mc:Fallback xmlns:w16sdtfl="http://schemas.microsoft.com/office/word/2024/wordml/sdtformatlock" xmlns:w16sdtdh="http://schemas.microsoft.com/office/word/2020/wordml/sdtdatahash" xmlns:w16du="http://schemas.microsoft.com/office/word/2023/wordml/word16du" xmlns:w16="http://schemas.microsoft.com/office/word/2018/wordml" xmlns:w16cid="http://schemas.microsoft.com/office/word/2016/wordml/cid" xmlns:w16cex="http://schemas.microsoft.com/office/word/2018/wordml/cex" xmlns:oel="http://schemas.microsoft.com/office/2019/extlst" xmlns:am3d="http://schemas.microsoft.com/office/drawing/2017/model3d" xmlns:aink="http://schemas.microsoft.com/office/drawing/2016/ink" xmlns:cx8="http://schemas.microsoft.com/office/drawing/2016/5/14/chartex" xmlns:cx7="http://schemas.microsoft.com/office/drawing/2016/5/13/chartex" xmlns:cx6="http://schemas.microsoft.com/office/drawing/2016/5/12/chartex" xmlns:cx5="http://schemas.microsoft.com/office/drawing/2016/5/11/chartex" xmlns:cx4="http://schemas.microsoft.com/office/drawing/2016/5/10/chartex" xmlns:cx3="http://schemas.microsoft.com/office/drawing/2016/5/9/chartex" xmlns:cx2="http://schemas.microsoft.com/office/drawing/2015/10/21/chartex" xmlns:cx1="http://schemas.microsoft.com/office/drawing/2015/9/8/chartex">
+          <mc:Fallback>
             <w:pict>
-              <v:line w14:anchorId="5A02FDDB" id="Straight Connector 7" o:spid="_x0000_s1026" style="position:absolute;z-index:251677184;visibility:visible;mso-wrap-style:square;mso-width-percent:0;mso-height-percent:0;mso-wrap-distance-left:9pt;mso-wrap-distance-top:-3e-5mm;mso-wrap-distance-right:9pt;mso-wrap-distance-bottom:-3e-5mm;mso-position-horizontal:absolute;mso-position-horizontal-relative:text;mso-position-vertical:absolute;mso-position-vertical-relative:text;mso-width-percent:0;mso-height-percent:0;mso-width-relative:page;mso-height-relative:page" from="198pt,1.65pt" to="252pt,1.65pt" o:gfxdata="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"/>
+              <v:line w14:anchorId="46717C30" id="Straight Connector 7" o:spid="_x0000_s1026" style="position:absolute;z-index:251680256;visibility:visible;mso-wrap-style:square;mso-width-percent:0;mso-height-percent:0;mso-wrap-distance-left:9pt;mso-wrap-distance-top:-3e-5mm;mso-wrap-distance-right:9pt;mso-wrap-distance-bottom:-3e-5mm;mso-position-horizontal:absolute;mso-position-horizontal-relative:text;mso-position-vertical:absolute;mso-position-vertical-relative:text;mso-width-percent:0;mso-height-percent:0;mso-width-relative:page;mso-height-relative:page" from="198pt,1.65pt" to="252pt,1.65pt" o:gfxdata="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"/>
             </w:pict>
           </mc:Fallback>
         </mc:AlternateContent>
       </w:r>
+      <w:proofErr w:type="spellStart"/>
       <w:r>
         <w:rPr>
           <w:bCs/>
           <w:color w:val="000000"/>
           <w:lang w:val="fr-FR"/>
         </w:rPr>
-        <w:t>Vào hồi</w:t>
-      </w:r>
+        <w:t>Vào</w:t>
+      </w:r>
+      <w:proofErr w:type="spellEnd"/>
       <w:r>
         <w:rPr>
           <w:bCs/>
@@ -448,82 +647,488 @@
         </w:rPr>
         <w:t xml:space="preserve"> </w:t>
       </w:r>
+      <w:proofErr w:type="spellStart"/>
       <w:r>
         <w:rPr>
           <w:bCs/>
           <w:color w:val="000000"/>
-        </w:rPr>
-        <w:t>[[GioBatDau]</w:t>
-      </w:r>
+          <w:lang w:val="fr-FR"/>
+        </w:rPr>
+        <w:t>hồi</w:t>
+      </w:r>
+      <w:proofErr w:type="spellEnd"/>
       <w:r>
         <w:rPr>
           <w:bCs/>
           <w:color w:val="000000"/>
-        </w:rPr>
-        <w:t>],</w:t>
+          <w:lang w:val="fr-FR"/>
+        </w:rPr>
+        <w:t xml:space="preserve"> </w:t>
       </w:r>
       <w:r>
         <w:rPr>
           <w:bCs/>
           <w:color w:val="000000"/>
-          <w:lang w:val="fr-FR"/>
-        </w:rPr>
-        <w:t xml:space="preserve"> </w:t>
-      </w:r>
+        </w:rPr>
+        <w:t>[[</w:t>
+      </w:r>
+      <w:proofErr w:type="spellStart"/>
       <w:r>
         <w:rPr>
           <w:bCs/>
           <w:color w:val="000000"/>
-          <w:lang w:val="fr-FR"/>
-        </w:rPr>
-        <w:t xml:space="preserve">tại </w:t>
-      </w:r>
+        </w:rPr>
+        <w:t>GioBatDau</w:t>
+      </w:r>
+      <w:proofErr w:type="spellEnd"/>
       <w:r>
         <w:rPr>
           <w:bCs/>
           <w:color w:val="000000"/>
         </w:rPr>
-        <w:t>[[DiaDiemLamViec]]</w:t>
+        <w:t>]]</w:t>
       </w:r>
       <w:r>
         <w:rPr>
           <w:bCs/>
           <w:color w:val="000000"/>
-          <w:lang w:val="fr-FR"/>
-        </w:rPr>
-        <w:t xml:space="preserve"> </w:t>
+        </w:rPr>
+        <w:t>,</w:t>
       </w:r>
       <w:r>
         <w:rPr>
           <w:bCs/>
           <w:color w:val="000000"/>
-          <w:lang w:val="fr-FR"/>
-        </w:rPr>
-        <w:t>(nơi Đoàn/Tổ xác minh làm việc với đối tượng xác minh), chúng tôi gồm:</w:t>
+        </w:rPr>
+        <w:t xml:space="preserve"> </w:t>
+      </w:r>
+      <w:proofErr w:type="spellStart"/>
+      <w:r>
+        <w:rPr>
+          <w:bCs/>
+          <w:color w:val="000000"/>
+          <w:lang w:val="fr-FR"/>
+        </w:rPr>
+        <w:t>tại</w:t>
+      </w:r>
+      <w:proofErr w:type="spellEnd"/>
+      <w:r>
+        <w:rPr>
+          <w:bCs/>
+          <w:color w:val="000000"/>
+          <w:lang w:val="fr-FR"/>
+        </w:rPr>
+        <w:t xml:space="preserve"> </w:t>
+      </w:r>
+      <w:r>
+        <w:rPr>
+          <w:bCs/>
+          <w:color w:val="000000"/>
+        </w:rPr>
+        <w:t>[[</w:t>
+      </w:r>
+      <w:proofErr w:type="spellStart"/>
+      <w:r>
+        <w:rPr>
+          <w:bCs/>
+          <w:color w:val="000000"/>
+        </w:rPr>
+        <w:t>DiaDiemLamViec</w:t>
+      </w:r>
+      <w:proofErr w:type="spellEnd"/>
+      <w:r>
+        <w:rPr>
+          <w:bCs/>
+          <w:color w:val="000000"/>
+        </w:rPr>
+        <w:t>]]</w:t>
+      </w:r>
+      <w:r>
+        <w:rPr>
+          <w:bCs/>
+          <w:color w:val="000000"/>
+          <w:lang w:val="fr-FR"/>
+        </w:rPr>
+        <w:t xml:space="preserve"> </w:t>
+      </w:r>
+      <w:r>
+        <w:rPr>
+          <w:bCs/>
+          <w:color w:val="000000"/>
+          <w:lang w:val="fr-FR"/>
+        </w:rPr>
+        <w:t>(</w:t>
+      </w:r>
+      <w:proofErr w:type="spellStart"/>
+      <w:r>
+        <w:rPr>
+          <w:bCs/>
+          <w:color w:val="000000"/>
+          <w:lang w:val="fr-FR"/>
+        </w:rPr>
+        <w:t>nơi</w:t>
+      </w:r>
+      <w:proofErr w:type="spellEnd"/>
+      <w:r>
+        <w:rPr>
+          <w:bCs/>
+          <w:color w:val="000000"/>
+          <w:lang w:val="fr-FR"/>
+        </w:rPr>
+        <w:t xml:space="preserve"> </w:t>
+      </w:r>
+      <w:proofErr w:type="spellStart"/>
+      <w:r>
+        <w:rPr>
+          <w:bCs/>
+          <w:color w:val="000000"/>
+          <w:lang w:val="fr-FR"/>
+        </w:rPr>
+        <w:t>Đoàn</w:t>
+      </w:r>
+      <w:proofErr w:type="spellEnd"/>
+      <w:r>
+        <w:rPr>
+          <w:bCs/>
+          <w:color w:val="000000"/>
+          <w:lang w:val="fr-FR"/>
+        </w:rPr>
+        <w:t>/</w:t>
+      </w:r>
+      <w:proofErr w:type="spellStart"/>
+      <w:r>
+        <w:rPr>
+          <w:bCs/>
+          <w:color w:val="000000"/>
+          <w:lang w:val="fr-FR"/>
+        </w:rPr>
+        <w:t>Tổ</w:t>
+      </w:r>
+      <w:proofErr w:type="spellEnd"/>
+      <w:r>
+        <w:rPr>
+          <w:bCs/>
+          <w:color w:val="000000"/>
+          <w:lang w:val="fr-FR"/>
+        </w:rPr>
+        <w:t xml:space="preserve"> </w:t>
+      </w:r>
+      <w:proofErr w:type="spellStart"/>
+      <w:r>
+        <w:rPr>
+          <w:bCs/>
+          <w:color w:val="000000"/>
+          <w:lang w:val="fr-FR"/>
+        </w:rPr>
+        <w:t>xác</w:t>
+      </w:r>
+      <w:proofErr w:type="spellEnd"/>
+      <w:r>
+        <w:rPr>
+          <w:bCs/>
+          <w:color w:val="000000"/>
+          <w:lang w:val="fr-FR"/>
+        </w:rPr>
+        <w:t xml:space="preserve"> </w:t>
+      </w:r>
+      <w:proofErr w:type="spellStart"/>
+      <w:r>
+        <w:rPr>
+          <w:bCs/>
+          <w:color w:val="000000"/>
+          <w:lang w:val="fr-FR"/>
+        </w:rPr>
+        <w:t>minh</w:t>
+      </w:r>
+      <w:proofErr w:type="spellEnd"/>
+      <w:r>
+        <w:rPr>
+          <w:bCs/>
+          <w:color w:val="000000"/>
+          <w:lang w:val="fr-FR"/>
+        </w:rPr>
+        <w:t xml:space="preserve"> </w:t>
+      </w:r>
+      <w:proofErr w:type="spellStart"/>
+      <w:r>
+        <w:rPr>
+          <w:bCs/>
+          <w:color w:val="000000"/>
+          <w:lang w:val="fr-FR"/>
+        </w:rPr>
+        <w:t>làm</w:t>
+      </w:r>
+      <w:proofErr w:type="spellEnd"/>
+      <w:r>
+        <w:rPr>
+          <w:bCs/>
+          <w:color w:val="000000"/>
+          <w:lang w:val="fr-FR"/>
+        </w:rPr>
+        <w:t xml:space="preserve"> </w:t>
+      </w:r>
+      <w:proofErr w:type="spellStart"/>
+      <w:r>
+        <w:rPr>
+          <w:bCs/>
+          <w:color w:val="000000"/>
+          <w:lang w:val="fr-FR"/>
+        </w:rPr>
+        <w:t>việc</w:t>
+      </w:r>
+      <w:proofErr w:type="spellEnd"/>
+      <w:r>
+        <w:rPr>
+          <w:bCs/>
+          <w:color w:val="000000"/>
+          <w:lang w:val="fr-FR"/>
+        </w:rPr>
+        <w:t xml:space="preserve"> </w:t>
+      </w:r>
+      <w:proofErr w:type="spellStart"/>
+      <w:r>
+        <w:rPr>
+          <w:bCs/>
+          <w:color w:val="000000"/>
+          <w:lang w:val="fr-FR"/>
+        </w:rPr>
+        <w:t>với</w:t>
+      </w:r>
+      <w:proofErr w:type="spellEnd"/>
+      <w:r>
+        <w:rPr>
+          <w:bCs/>
+          <w:color w:val="000000"/>
+          <w:lang w:val="fr-FR"/>
+        </w:rPr>
+        <w:t xml:space="preserve"> </w:t>
+      </w:r>
+      <w:proofErr w:type="spellStart"/>
+      <w:r>
+        <w:rPr>
+          <w:bCs/>
+          <w:color w:val="000000"/>
+          <w:lang w:val="fr-FR"/>
+        </w:rPr>
+        <w:t>đối</w:t>
+      </w:r>
+      <w:proofErr w:type="spellEnd"/>
+      <w:r>
+        <w:rPr>
+          <w:bCs/>
+          <w:color w:val="000000"/>
+          <w:lang w:val="fr-FR"/>
+        </w:rPr>
+        <w:t xml:space="preserve"> </w:t>
+      </w:r>
+      <w:proofErr w:type="spellStart"/>
+      <w:r>
+        <w:rPr>
+          <w:bCs/>
+          <w:color w:val="000000"/>
+          <w:lang w:val="fr-FR"/>
+        </w:rPr>
+        <w:t>tượng</w:t>
+      </w:r>
+      <w:proofErr w:type="spellEnd"/>
+      <w:r>
+        <w:rPr>
+          <w:bCs/>
+          <w:color w:val="000000"/>
+          <w:lang w:val="fr-FR"/>
+        </w:rPr>
+        <w:t xml:space="preserve"> </w:t>
+      </w:r>
+      <w:proofErr w:type="spellStart"/>
+      <w:r>
+        <w:rPr>
+          <w:bCs/>
+          <w:color w:val="000000"/>
+          <w:lang w:val="fr-FR"/>
+        </w:rPr>
+        <w:t>xác</w:t>
+      </w:r>
+      <w:proofErr w:type="spellEnd"/>
+      <w:r>
+        <w:rPr>
+          <w:bCs/>
+          <w:color w:val="000000"/>
+          <w:lang w:val="fr-FR"/>
+        </w:rPr>
+        <w:t xml:space="preserve"> </w:t>
+      </w:r>
+      <w:proofErr w:type="spellStart"/>
+      <w:r>
+        <w:rPr>
+          <w:bCs/>
+          <w:color w:val="000000"/>
+          <w:lang w:val="fr-FR"/>
+        </w:rPr>
+        <w:t>minh</w:t>
+      </w:r>
+      <w:proofErr w:type="spellEnd"/>
+      <w:r>
+        <w:rPr>
+          <w:bCs/>
+          <w:color w:val="000000"/>
+          <w:lang w:val="fr-FR"/>
+        </w:rPr>
+        <w:t xml:space="preserve">), </w:t>
+      </w:r>
+      <w:proofErr w:type="spellStart"/>
+      <w:r>
+        <w:rPr>
+          <w:bCs/>
+          <w:color w:val="000000"/>
+          <w:lang w:val="fr-FR"/>
+        </w:rPr>
+        <w:t>chúng</w:t>
+      </w:r>
+      <w:proofErr w:type="spellEnd"/>
+      <w:r>
+        <w:rPr>
+          <w:bCs/>
+          <w:color w:val="000000"/>
+          <w:lang w:val="fr-FR"/>
+        </w:rPr>
+        <w:t xml:space="preserve"> </w:t>
+      </w:r>
+      <w:proofErr w:type="spellStart"/>
+      <w:r>
+        <w:rPr>
+          <w:bCs/>
+          <w:color w:val="000000"/>
+          <w:lang w:val="fr-FR"/>
+        </w:rPr>
+        <w:t>tôi</w:t>
+      </w:r>
+      <w:proofErr w:type="spellEnd"/>
+      <w:r>
+        <w:rPr>
+          <w:bCs/>
+          <w:color w:val="000000"/>
+          <w:lang w:val="fr-FR"/>
+        </w:rPr>
+        <w:t xml:space="preserve"> </w:t>
+      </w:r>
+      <w:proofErr w:type="spellStart"/>
+      <w:r>
+        <w:rPr>
+          <w:bCs/>
+          <w:color w:val="000000"/>
+          <w:lang w:val="fr-FR"/>
+        </w:rPr>
+        <w:t>gồm</w:t>
+      </w:r>
+      <w:proofErr w:type="spellEnd"/>
+      <w:r>
+        <w:rPr>
+          <w:bCs/>
+          <w:color w:val="000000"/>
+          <w:lang w:val="fr-FR"/>
+        </w:rPr>
+        <w:t>:</w:t>
       </w:r>
     </w:p>
     <w:p>
       <w:pPr>
-        <w:pStyle w:val="Heading4"/>
         <w:ind w:firstLine="720"/>
-        <w:jc w:val="both"/>
-        <w:rPr>
+        <w:rPr>
+          <w:b/>
           <w:bCs/>
           <w:iCs/>
           <w:color w:val="000000"/>
-          <w:sz w:val="28"/>
-          <w:szCs w:val="28"/>
-          <w:lang w:val="fr-FR"/>
-        </w:rPr>
-      </w:pPr>
-      <w:r>
-        <w:rPr>
-          <w:color w:val="000000"/>
-          <w:sz w:val="28"/>
-          <w:szCs w:val="28"/>
-          <w:lang w:val="fr-FR"/>
-        </w:rPr>
-        <w:t xml:space="preserve">1. Đoàn/Tổ xác minh </w:t>
+          <w:lang w:val="fr-FR"/>
+        </w:rPr>
+      </w:pPr>
+      <w:r>
+        <w:rPr>
+          <w:b/>
+          <w:bCs/>
+          <w:color w:val="000000"/>
+          <w:lang w:val="fr-FR"/>
+        </w:rPr>
+        <w:t xml:space="preserve">1. </w:t>
+      </w:r>
+      <w:proofErr w:type="spellStart"/>
+      <w:r>
+        <w:rPr>
+          <w:b/>
+          <w:bCs/>
+          <w:color w:val="000000"/>
+          <w:lang w:val="fr-FR"/>
+        </w:rPr>
+        <w:t>Đoàn</w:t>
+      </w:r>
+      <w:proofErr w:type="spellEnd"/>
+      <w:r>
+        <w:rPr>
+          <w:b/>
+          <w:bCs/>
+          <w:color w:val="000000"/>
+          <w:lang w:val="fr-FR"/>
+        </w:rPr>
+        <w:t>/</w:t>
+      </w:r>
+      <w:proofErr w:type="spellStart"/>
+      <w:r>
+        <w:rPr>
+          <w:b/>
+          <w:bCs/>
+          <w:color w:val="000000"/>
+          <w:lang w:val="fr-FR"/>
+        </w:rPr>
+        <w:t>Tổ</w:t>
+      </w:r>
+      <w:proofErr w:type="spellEnd"/>
+      <w:r>
+        <w:rPr>
+          <w:b/>
+          <w:bCs/>
+          <w:color w:val="000000"/>
+          <w:lang w:val="fr-FR"/>
+        </w:rPr>
+        <w:t xml:space="preserve"> </w:t>
+      </w:r>
+      <w:proofErr w:type="spellStart"/>
+      <w:r>
+        <w:rPr>
+          <w:b/>
+          <w:bCs/>
+          <w:color w:val="000000"/>
+          <w:lang w:val="fr-FR"/>
+        </w:rPr>
+        <w:t>xác</w:t>
+      </w:r>
+      <w:proofErr w:type="spellEnd"/>
+      <w:r>
+        <w:rPr>
+          <w:b/>
+          <w:bCs/>
+          <w:color w:val="000000"/>
+          <w:lang w:val="fr-FR"/>
+        </w:rPr>
+        <w:t xml:space="preserve"> </w:t>
+      </w:r>
+      <w:proofErr w:type="spellStart"/>
+      <w:r>
+        <w:rPr>
+          <w:b/>
+          <w:bCs/>
+          <w:color w:val="000000"/>
+          <w:lang w:val="fr-FR"/>
+        </w:rPr>
+        <w:t>minh</w:t>
+      </w:r>
+      <w:proofErr w:type="spellEnd"/>
+      <w:r>
+        <w:rPr>
+          <w:b/>
+          <w:bCs/>
+          <w:color w:val="000000"/>
+          <w:lang w:val="fr-FR"/>
+        </w:rPr>
+        <w:t xml:space="preserve"> </w:t>
       </w:r>
     </w:p>
     <w:p>
@@ -544,8 +1149,9 @@
           <w:szCs w:val="28"/>
           <w:lang w:val="fr-FR"/>
         </w:rPr>
-        <w:t>-</w:t>
-      </w:r>
+        <w:t xml:space="preserve">- </w:t>
+      </w:r>
+      <w:proofErr w:type="spellStart"/>
       <w:r>
         <w:rPr>
           <w:rFonts w:ascii="Times New Roman" w:hAnsi="Times New Roman"/>
@@ -553,8 +1159,9 @@
           <w:szCs w:val="28"/>
           <w:lang w:val="fr-FR"/>
         </w:rPr>
-        <w:t xml:space="preserve"> Đồng ch</w:t>
-      </w:r>
+        <w:t>Đồng</w:t>
+      </w:r>
+      <w:proofErr w:type="spellEnd"/>
       <w:r>
         <w:rPr>
           <w:rFonts w:ascii="Times New Roman" w:hAnsi="Times New Roman"/>
@@ -562,24 +1169,28 @@
           <w:szCs w:val="28"/>
           <w:lang w:val="fr-FR"/>
         </w:rPr>
-        <w:t xml:space="preserve">í </w:t>
-      </w:r>
+        <w:t xml:space="preserve"> </w:t>
+      </w:r>
+      <w:proofErr w:type="spellStart"/>
       <w:r>
         <w:rPr>
           <w:rFonts w:ascii="Times New Roman" w:hAnsi="Times New Roman"/>
           <w:color w:val="000000"/>
           <w:szCs w:val="28"/>
-        </w:rPr>
-        <w:t>[[HoTenTruongDoan]]</w:t>
+          <w:lang w:val="fr-FR"/>
+        </w:rPr>
+        <w:t>ch</w:t>
       </w:r>
       <w:r>
         <w:rPr>
           <w:rFonts w:ascii="Times New Roman" w:hAnsi="Times New Roman"/>
           <w:color w:val="000000"/>
           <w:szCs w:val="28"/>
-        </w:rPr>
-        <w:t xml:space="preserve"> </w:t>
-      </w:r>
+          <w:lang w:val="fr-FR"/>
+        </w:rPr>
+        <w:t>í</w:t>
+      </w:r>
+      <w:proofErr w:type="spellEnd"/>
       <w:r>
         <w:rPr>
           <w:rFonts w:ascii="Times New Roman" w:hAnsi="Times New Roman"/>
@@ -587,7 +1198,7 @@
           <w:szCs w:val="28"/>
           <w:lang w:val="fr-FR"/>
         </w:rPr>
-        <w:t xml:space="preserve">cấp bậc </w:t>
+        <w:t xml:space="preserve"> </w:t>
       </w:r>
       <w:r>
         <w:rPr>
@@ -595,50 +1206,55 @@
           <w:color w:val="000000"/>
           <w:szCs w:val="28"/>
         </w:rPr>
-        <w:t>[[CapBacTruongDoan]]</w:t>
-      </w:r>
+        <w:t>[[</w:t>
+      </w:r>
+      <w:proofErr w:type="spellStart"/>
       <w:r>
         <w:rPr>
           <w:rFonts w:ascii="Times New Roman" w:hAnsi="Times New Roman"/>
           <w:color w:val="000000"/>
           <w:szCs w:val="28"/>
         </w:rPr>
-        <w:t xml:space="preserve"> </w:t>
-      </w:r>
+        <w:t>HoTenTruongDoan</w:t>
+      </w:r>
+      <w:proofErr w:type="spellEnd"/>
       <w:r>
         <w:rPr>
           <w:rFonts w:ascii="Times New Roman" w:hAnsi="Times New Roman"/>
           <w:color w:val="000000"/>
           <w:szCs w:val="28"/>
-          <w:lang w:val="fr-FR"/>
-        </w:rPr>
-        <w:t>chức vụ</w:t>
+        </w:rPr>
+        <w:t>]]</w:t>
       </w:r>
       <w:r>
         <w:rPr>
           <w:rFonts w:ascii="Times New Roman" w:hAnsi="Times New Roman"/>
           <w:color w:val="000000"/>
           <w:szCs w:val="28"/>
-          <w:lang w:val="fr-FR"/>
-        </w:rPr>
-        <w:t xml:space="preserve"> </w:t>
-      </w:r>
+        </w:rPr>
+        <w:t xml:space="preserve"> </w:t>
+      </w:r>
+      <w:proofErr w:type="spellStart"/>
       <w:r>
         <w:rPr>
           <w:rFonts w:ascii="Times New Roman" w:hAnsi="Times New Roman"/>
           <w:color w:val="000000"/>
           <w:szCs w:val="28"/>
-        </w:rPr>
-        <w:t>[[ChucVuTruongDoan]]</w:t>
-      </w:r>
+          <w:lang w:val="fr-FR"/>
+        </w:rPr>
+        <w:t>cấp</w:t>
+      </w:r>
+      <w:proofErr w:type="spellEnd"/>
       <w:r>
         <w:rPr>
           <w:rFonts w:ascii="Times New Roman" w:hAnsi="Times New Roman"/>
           <w:color w:val="000000"/>
           <w:szCs w:val="28"/>
-        </w:rPr>
-        <w:t xml:space="preserve"> </w:t>
-      </w:r>
+          <w:lang w:val="fr-FR"/>
+        </w:rPr>
+        <w:t xml:space="preserve"> </w:t>
+      </w:r>
+      <w:proofErr w:type="spellStart"/>
       <w:r>
         <w:rPr>
           <w:rFonts w:ascii="Times New Roman" w:hAnsi="Times New Roman"/>
@@ -646,108 +1262,425 @@
           <w:szCs w:val="28"/>
           <w:lang w:val="fr-FR"/>
         </w:rPr>
-        <w:t>Trưởng đoàn/Tổ trưởng.</w:t>
+        <w:t>bậc</w:t>
+      </w:r>
+      <w:proofErr w:type="spellEnd"/>
+      <w:r>
+        <w:rPr>
+          <w:rFonts w:ascii="Times New Roman" w:hAnsi="Times New Roman"/>
+          <w:color w:val="000000"/>
+          <w:szCs w:val="28"/>
+          <w:lang w:val="fr-FR"/>
+        </w:rPr>
+        <w:t xml:space="preserve"> </w:t>
+      </w:r>
+      <w:r>
+        <w:rPr>
+          <w:rFonts w:ascii="Times New Roman" w:hAnsi="Times New Roman"/>
+          <w:color w:val="000000"/>
+          <w:szCs w:val="28"/>
+        </w:rPr>
+        <w:t>[[</w:t>
+      </w:r>
+      <w:proofErr w:type="spellStart"/>
+      <w:r>
+        <w:rPr>
+          <w:rFonts w:ascii="Times New Roman" w:hAnsi="Times New Roman"/>
+          <w:color w:val="000000"/>
+          <w:szCs w:val="28"/>
+        </w:rPr>
+        <w:t>CapBacTruongDoan</w:t>
+      </w:r>
+      <w:proofErr w:type="spellEnd"/>
+      <w:r>
+        <w:rPr>
+          <w:rFonts w:ascii="Times New Roman" w:hAnsi="Times New Roman"/>
+          <w:color w:val="000000"/>
+          <w:szCs w:val="28"/>
+        </w:rPr>
+        <w:t>]]</w:t>
+      </w:r>
+      <w:r>
+        <w:rPr>
+          <w:rFonts w:ascii="Times New Roman" w:hAnsi="Times New Roman"/>
+          <w:color w:val="000000"/>
+          <w:szCs w:val="28"/>
+        </w:rPr>
+        <w:t xml:space="preserve"> </w:t>
+      </w:r>
+      <w:proofErr w:type="spellStart"/>
+      <w:r>
+        <w:rPr>
+          <w:rFonts w:ascii="Times New Roman" w:hAnsi="Times New Roman"/>
+          <w:color w:val="000000"/>
+          <w:szCs w:val="28"/>
+          <w:lang w:val="fr-FR"/>
+        </w:rPr>
+        <w:t>chức</w:t>
+      </w:r>
+      <w:proofErr w:type="spellEnd"/>
+      <w:r>
+        <w:rPr>
+          <w:rFonts w:ascii="Times New Roman" w:hAnsi="Times New Roman"/>
+          <w:color w:val="000000"/>
+          <w:szCs w:val="28"/>
+          <w:lang w:val="fr-FR"/>
+        </w:rPr>
+        <w:t xml:space="preserve"> </w:t>
+      </w:r>
+      <w:proofErr w:type="spellStart"/>
+      <w:r>
+        <w:rPr>
+          <w:rFonts w:ascii="Times New Roman" w:hAnsi="Times New Roman"/>
+          <w:color w:val="000000"/>
+          <w:szCs w:val="28"/>
+          <w:lang w:val="fr-FR"/>
+        </w:rPr>
+        <w:t>vụ</w:t>
+      </w:r>
+      <w:proofErr w:type="spellEnd"/>
+      <w:r>
+        <w:rPr>
+          <w:rFonts w:ascii="Times New Roman" w:hAnsi="Times New Roman"/>
+          <w:color w:val="000000"/>
+          <w:szCs w:val="28"/>
+          <w:lang w:val="fr-FR"/>
+        </w:rPr>
+        <w:t xml:space="preserve"> </w:t>
+      </w:r>
+      <w:r>
+        <w:rPr>
+          <w:rFonts w:ascii="Times New Roman" w:hAnsi="Times New Roman"/>
+          <w:color w:val="000000"/>
+          <w:szCs w:val="28"/>
+        </w:rPr>
+        <w:t>[[</w:t>
+      </w:r>
+      <w:proofErr w:type="spellStart"/>
+      <w:r>
+        <w:rPr>
+          <w:rFonts w:ascii="Times New Roman" w:hAnsi="Times New Roman"/>
+          <w:color w:val="000000"/>
+          <w:szCs w:val="28"/>
+        </w:rPr>
+        <w:t>ChucVuTruongDoan</w:t>
+      </w:r>
+      <w:proofErr w:type="spellEnd"/>
+      <w:r>
+        <w:rPr>
+          <w:rFonts w:ascii="Times New Roman" w:hAnsi="Times New Roman"/>
+          <w:color w:val="000000"/>
+          <w:szCs w:val="28"/>
+        </w:rPr>
+        <w:t>]]</w:t>
+      </w:r>
+      <w:r>
+        <w:rPr>
+          <w:rFonts w:ascii="Times New Roman" w:hAnsi="Times New Roman"/>
+          <w:color w:val="000000"/>
+          <w:szCs w:val="28"/>
+        </w:rPr>
+        <w:t xml:space="preserve"> </w:t>
+      </w:r>
+      <w:proofErr w:type="spellStart"/>
+      <w:r>
+        <w:rPr>
+          <w:rFonts w:ascii="Times New Roman" w:hAnsi="Times New Roman"/>
+          <w:color w:val="000000"/>
+          <w:szCs w:val="28"/>
+          <w:lang w:val="fr-FR"/>
+        </w:rPr>
+        <w:t>Trưởng</w:t>
+      </w:r>
+      <w:proofErr w:type="spellEnd"/>
+      <w:r>
+        <w:rPr>
+          <w:rFonts w:ascii="Times New Roman" w:hAnsi="Times New Roman"/>
+          <w:color w:val="000000"/>
+          <w:szCs w:val="28"/>
+          <w:lang w:val="fr-FR"/>
+        </w:rPr>
+        <w:t xml:space="preserve"> </w:t>
+      </w:r>
+      <w:proofErr w:type="spellStart"/>
+      <w:r>
+        <w:rPr>
+          <w:rFonts w:ascii="Times New Roman" w:hAnsi="Times New Roman"/>
+          <w:color w:val="000000"/>
+          <w:szCs w:val="28"/>
+          <w:lang w:val="fr-FR"/>
+        </w:rPr>
+        <w:t>đoàn</w:t>
+      </w:r>
+      <w:proofErr w:type="spellEnd"/>
+      <w:r>
+        <w:rPr>
+          <w:rFonts w:ascii="Times New Roman" w:hAnsi="Times New Roman"/>
+          <w:color w:val="000000"/>
+          <w:szCs w:val="28"/>
+          <w:lang w:val="fr-FR"/>
+        </w:rPr>
+        <w:t>/</w:t>
+      </w:r>
+      <w:proofErr w:type="spellStart"/>
+      <w:r>
+        <w:rPr>
+          <w:rFonts w:ascii="Times New Roman" w:hAnsi="Times New Roman"/>
+          <w:color w:val="000000"/>
+          <w:szCs w:val="28"/>
+          <w:lang w:val="fr-FR"/>
+        </w:rPr>
+        <w:t>Tổ</w:t>
+      </w:r>
+      <w:proofErr w:type="spellEnd"/>
+      <w:r>
+        <w:rPr>
+          <w:rFonts w:ascii="Times New Roman" w:hAnsi="Times New Roman"/>
+          <w:color w:val="000000"/>
+          <w:szCs w:val="28"/>
+          <w:lang w:val="fr-FR"/>
+        </w:rPr>
+        <w:t xml:space="preserve"> </w:t>
+      </w:r>
+      <w:proofErr w:type="spellStart"/>
+      <w:r>
+        <w:rPr>
+          <w:rFonts w:ascii="Times New Roman" w:hAnsi="Times New Roman"/>
+          <w:color w:val="000000"/>
+          <w:szCs w:val="28"/>
+          <w:lang w:val="fr-FR"/>
+        </w:rPr>
+        <w:t>trưởng</w:t>
+      </w:r>
+      <w:proofErr w:type="spellEnd"/>
+      <w:r>
+        <w:rPr>
+          <w:rFonts w:ascii="Times New Roman" w:hAnsi="Times New Roman"/>
+          <w:color w:val="000000"/>
+          <w:szCs w:val="28"/>
+          <w:lang w:val="fr-FR"/>
+        </w:rPr>
+        <w:t>.</w:t>
       </w:r>
     </w:p>
     <w:p>
       <w:pPr>
         <w:ind w:firstLine="720"/>
-        <w:jc w:val="both"/>
-        <w:rPr>
-          <w:color w:val="000000"/>
-          <w:lang w:val="fr-FR"/>
-        </w:rPr>
-      </w:pPr>
-      <w:r>
-        <w:rPr>
-          <w:color w:val="000000"/>
-          <w:lang w:val="fr-FR"/>
-        </w:rPr>
-        <w:t>-</w:t>
-      </w:r>
-      <w:r>
-        <w:rPr>
-          <w:color w:val="000000"/>
-          <w:lang w:val="fr-FR"/>
-        </w:rPr>
-        <w:t xml:space="preserve"> Đồng chí </w:t>
-      </w:r>
-      <w:r>
-        <w:rPr>
-          <w:color w:val="000000"/>
-        </w:rPr>
-        <w:t>[[HoTenThanhVien]]</w:t>
-      </w:r>
-      <w:r>
-        <w:rPr>
-          <w:color w:val="000000"/>
-        </w:rPr>
-        <w:t xml:space="preserve"> </w:t>
-      </w:r>
-      <w:r>
-        <w:rPr>
-          <w:color w:val="000000"/>
-          <w:lang w:val="fr-FR"/>
-        </w:rPr>
-        <w:t>cấp bậc</w:t>
-      </w:r>
-      <w:r>
-        <w:rPr>
-          <w:color w:val="000000"/>
-          <w:lang w:val="fr-FR"/>
-        </w:rPr>
-        <w:t xml:space="preserve"> </w:t>
-      </w:r>
-      <w:r>
-        <w:rPr>
-          <w:color w:val="000000"/>
-        </w:rPr>
-        <w:t>[[CapBacThanhVien]]</w:t>
-      </w:r>
-      <w:r>
-        <w:rPr>
-          <w:color w:val="000000"/>
-        </w:rPr>
-        <w:t xml:space="preserve"> </w:t>
-      </w:r>
-      <w:r>
-        <w:rPr>
-          <w:color w:val="000000"/>
-          <w:lang w:val="fr-FR"/>
-        </w:rPr>
-        <w:t>chức vụ</w:t>
-      </w:r>
-      <w:r>
-        <w:rPr>
-          <w:color w:val="000000"/>
-          <w:lang w:val="fr-FR"/>
-        </w:rPr>
-        <w:t xml:space="preserve"> </w:t>
-      </w:r>
-      <w:r>
-        <w:rPr>
-          <w:color w:val="000000"/>
-        </w:rPr>
-        <w:t>[[ChucVuThanhVien]]</w:t>
-      </w:r>
-      <w:r>
-        <w:rPr>
-          <w:color w:val="000000"/>
-        </w:rPr>
-        <w:t xml:space="preserve"> </w:t>
-      </w:r>
-      <w:r>
-        <w:rPr>
-          <w:color w:val="000000"/>
-          <w:lang w:val="fr-FR"/>
-        </w:rPr>
-        <w:t>Thành viên</w:t>
-      </w:r>
+        <w:rPr>
+          <w:color w:val="000000"/>
+          <w:lang w:val="fr-FR"/>
+        </w:rPr>
+      </w:pPr>
+      <w:r>
+        <w:rPr>
+          <w:color w:val="000000"/>
+          <w:lang w:val="fr-FR"/>
+        </w:rPr>
+        <w:t xml:space="preserve">- </w:t>
+      </w:r>
+      <w:proofErr w:type="spellStart"/>
+      <w:r>
+        <w:rPr>
+          <w:color w:val="000000"/>
+          <w:lang w:val="fr-FR"/>
+        </w:rPr>
+        <w:t>Đồng</w:t>
+      </w:r>
+      <w:proofErr w:type="spellEnd"/>
+      <w:r>
+        <w:rPr>
+          <w:color w:val="000000"/>
+          <w:lang w:val="fr-FR"/>
+        </w:rPr>
+        <w:t xml:space="preserve"> </w:t>
+      </w:r>
+      <w:proofErr w:type="spellStart"/>
+      <w:r>
+        <w:rPr>
+          <w:color w:val="000000"/>
+          <w:lang w:val="fr-FR"/>
+        </w:rPr>
+        <w:t>chí</w:t>
+      </w:r>
+      <w:proofErr w:type="spellEnd"/>
+      <w:r>
+        <w:rPr>
+          <w:color w:val="000000"/>
+          <w:lang w:val="fr-FR"/>
+        </w:rPr>
+        <w:t xml:space="preserve"> </w:t>
+      </w:r>
+      <w:r>
+        <w:rPr>
+          <w:color w:val="000000"/>
+        </w:rPr>
+        <w:t>[[</w:t>
+      </w:r>
+      <w:proofErr w:type="spellStart"/>
+      <w:r>
+        <w:rPr>
+          <w:color w:val="000000"/>
+        </w:rPr>
+        <w:t>HoTenThanhVien</w:t>
+      </w:r>
+      <w:proofErr w:type="spellEnd"/>
+      <w:r>
+        <w:rPr>
+          <w:color w:val="000000"/>
+        </w:rPr>
+        <w:t>]]</w:t>
+      </w:r>
+      <w:r>
+        <w:rPr>
+          <w:color w:val="000000"/>
+        </w:rPr>
+        <w:t xml:space="preserve"> </w:t>
+      </w:r>
+      <w:proofErr w:type="spellStart"/>
+      <w:r>
+        <w:rPr>
+          <w:color w:val="000000"/>
+          <w:lang w:val="fr-FR"/>
+        </w:rPr>
+        <w:t>cấp</w:t>
+      </w:r>
+      <w:proofErr w:type="spellEnd"/>
+      <w:r>
+        <w:rPr>
+          <w:color w:val="000000"/>
+          <w:lang w:val="fr-FR"/>
+        </w:rPr>
+        <w:t xml:space="preserve"> </w:t>
+      </w:r>
+      <w:proofErr w:type="spellStart"/>
+      <w:r>
+        <w:rPr>
+          <w:color w:val="000000"/>
+          <w:lang w:val="fr-FR"/>
+        </w:rPr>
+        <w:t>bậc</w:t>
+      </w:r>
+      <w:proofErr w:type="spellEnd"/>
+      <w:r>
+        <w:rPr>
+          <w:color w:val="000000"/>
+          <w:lang w:val="fr-FR"/>
+        </w:rPr>
+        <w:t xml:space="preserve"> </w:t>
+      </w:r>
+      <w:r>
+        <w:rPr>
+          <w:color w:val="000000"/>
+        </w:rPr>
+        <w:t>[[</w:t>
+      </w:r>
+      <w:proofErr w:type="spellStart"/>
+      <w:r>
+        <w:rPr>
+          <w:color w:val="000000"/>
+        </w:rPr>
+        <w:t>CapBacThanhVien</w:t>
+      </w:r>
+      <w:proofErr w:type="spellEnd"/>
+      <w:r>
+        <w:rPr>
+          <w:color w:val="000000"/>
+        </w:rPr>
+        <w:t>]]</w:t>
+      </w:r>
+      <w:r>
+        <w:rPr>
+          <w:color w:val="000000"/>
+        </w:rPr>
+        <w:t xml:space="preserve"> </w:t>
+      </w:r>
+      <w:proofErr w:type="spellStart"/>
+      <w:r>
+        <w:rPr>
+          <w:color w:val="000000"/>
+          <w:lang w:val="fr-FR"/>
+        </w:rPr>
+        <w:t>chức</w:t>
+      </w:r>
+      <w:proofErr w:type="spellEnd"/>
+      <w:r>
+        <w:rPr>
+          <w:color w:val="000000"/>
+          <w:lang w:val="fr-FR"/>
+        </w:rPr>
+        <w:t xml:space="preserve"> </w:t>
+      </w:r>
+      <w:proofErr w:type="spellStart"/>
+      <w:r>
+        <w:rPr>
+          <w:color w:val="000000"/>
+          <w:lang w:val="fr-FR"/>
+        </w:rPr>
+        <w:t>vụ</w:t>
+      </w:r>
+      <w:proofErr w:type="spellEnd"/>
+      <w:r>
+        <w:rPr>
+          <w:color w:val="000000"/>
+          <w:lang w:val="fr-FR"/>
+        </w:rPr>
+        <w:t xml:space="preserve"> </w:t>
+      </w:r>
+      <w:r>
+        <w:rPr>
+          <w:color w:val="000000"/>
+        </w:rPr>
+        <w:t>[[</w:t>
+      </w:r>
+      <w:proofErr w:type="spellStart"/>
+      <w:r>
+        <w:rPr>
+          <w:color w:val="000000"/>
+        </w:rPr>
+        <w:t>ChucVuThanhVien</w:t>
+      </w:r>
+      <w:proofErr w:type="spellEnd"/>
+      <w:r>
+        <w:rPr>
+          <w:color w:val="000000"/>
+        </w:rPr>
+        <w:t>]]</w:t>
+      </w:r>
+      <w:r>
+        <w:rPr>
+          <w:color w:val="000000"/>
+        </w:rPr>
+        <w:t xml:space="preserve"> </w:t>
+      </w:r>
+      <w:proofErr w:type="spellStart"/>
+      <w:r>
+        <w:rPr>
+          <w:color w:val="000000"/>
+          <w:lang w:val="fr-FR"/>
+        </w:rPr>
+        <w:t>Thành</w:t>
+      </w:r>
+      <w:proofErr w:type="spellEnd"/>
+      <w:r>
+        <w:rPr>
+          <w:color w:val="000000"/>
+          <w:lang w:val="fr-FR"/>
+        </w:rPr>
+        <w:t xml:space="preserve"> </w:t>
+      </w:r>
+      <w:proofErr w:type="spellStart"/>
+      <w:r>
+        <w:rPr>
+          <w:color w:val="000000"/>
+          <w:lang w:val="fr-FR"/>
+        </w:rPr>
+        <w:t>viên</w:t>
+      </w:r>
+      <w:proofErr w:type="spellEnd"/>
     </w:p>
     <w:p>
       <w:pPr>
         <w:ind w:firstLine="720"/>
-        <w:jc w:val="both"/>
         <w:rPr>
           <w:b/>
           <w:color w:val="000000"/>
@@ -760,288 +1693,144 @@
           <w:color w:val="000000"/>
           <w:lang w:val="fr-FR"/>
         </w:rPr>
-        <w:t>2. Người làm việc</w:t>
-      </w:r>
+        <w:t xml:space="preserve">2. </w:t>
+      </w:r>
+      <w:proofErr w:type="spellStart"/>
       <w:r>
         <w:rPr>
           <w:b/>
           <w:color w:val="000000"/>
           <w:lang w:val="fr-FR"/>
         </w:rPr>
-        <w:t xml:space="preserve"> với Đoàn/Tổ xác minh</w:t>
-      </w:r>
-    </w:p>
-    <w:p>
-      <w:pPr>
-        <w:pStyle w:val="BodyTextIndent2"/>
-        <w:spacing w:after="0"/>
-        <w:ind w:firstLine="720"/>
-        <w:rPr>
-          <w:bCs w:val="0"/>
-          <w:i w:val="0"/>
-          <w:iCs w:val="0"/>
-          <w:color w:val="000000"/>
-          <w:sz w:val="28"/>
-          <w:szCs w:val="28"/>
-        </w:rPr>
-      </w:pPr>
-      <w:r>
-        <w:rPr>
-          <w:bCs w:val="0"/>
-          <w:i w:val="0"/>
-          <w:iCs w:val="0"/>
-          <w:color w:val="000000"/>
-          <w:sz w:val="28"/>
-          <w:szCs w:val="28"/>
-        </w:rPr>
-        <w:t>[[ThongTinNguoiLamViec]]</w:t>
-      </w:r>
-    </w:p>
-    <w:p>
-      <w:pPr>
-        <w:pStyle w:val="BodyTextIndent2"/>
-        <w:spacing w:after="0"/>
-        <w:ind w:firstLine="720"/>
+        <w:t>Người</w:t>
+      </w:r>
+      <w:proofErr w:type="spellEnd"/>
+      <w:r>
         <w:rPr>
           <w:b/>
-          <w:i w:val="0"/>
-          <w:color w:val="000000"/>
-          <w:sz w:val="28"/>
-          <w:szCs w:val="28"/>
-          <w:lang w:val="fr-FR"/>
-        </w:rPr>
-      </w:pPr>
+          <w:color w:val="000000"/>
+          <w:lang w:val="fr-FR"/>
+        </w:rPr>
+        <w:t xml:space="preserve"> </w:t>
+      </w:r>
+      <w:proofErr w:type="spellStart"/>
       <w:r>
         <w:rPr>
           <w:b/>
-          <w:i w:val="0"/>
-          <w:color w:val="000000"/>
-          <w:sz w:val="28"/>
-          <w:szCs w:val="28"/>
-          <w:lang w:val="fr-FR"/>
-        </w:rPr>
-        <w:t xml:space="preserve">3. </w:t>
-      </w:r>
+          <w:color w:val="000000"/>
+          <w:lang w:val="fr-FR"/>
+        </w:rPr>
+        <w:t>làm</w:t>
+      </w:r>
+      <w:proofErr w:type="spellEnd"/>
       <w:r>
         <w:rPr>
           <w:b/>
-          <w:i w:val="0"/>
-          <w:color w:val="000000"/>
-          <w:sz w:val="28"/>
-          <w:szCs w:val="28"/>
-          <w:lang w:val="fr-FR"/>
-        </w:rPr>
-        <w:t>Nội dung làm việc:</w:t>
-      </w:r>
-    </w:p>
-    <w:p>
-      <w:pPr>
-        <w:pStyle w:val="BodyTextIndent2"/>
-        <w:spacing w:after="0"/>
-        <w:ind w:firstLine="720"/>
-        <w:rPr>
-          <w:i w:val="0"/>
-          <w:color w:val="000000"/>
-          <w:sz w:val="28"/>
-          <w:szCs w:val="28"/>
-        </w:rPr>
-      </w:pPr>
-      <w:r>
-        <w:rPr>
-          <w:i w:val="0"/>
-          <w:color w:val="000000"/>
-          <w:sz w:val="28"/>
-          <w:szCs w:val="28"/>
-        </w:rPr>
-        <w:t>[[NoiDungLamViec]]</w:t>
-      </w:r>
-    </w:p>
-    <w:p>
-      <w:pPr>
-        <w:pStyle w:val="BodyTextIndent2"/>
-        <w:spacing w:after="0"/>
-        <w:ind w:firstLine="720"/>
+          <w:color w:val="000000"/>
+          <w:lang w:val="fr-FR"/>
+        </w:rPr>
+        <w:t xml:space="preserve"> </w:t>
+      </w:r>
+      <w:proofErr w:type="spellStart"/>
+      <w:r>
         <w:rPr>
           <w:b/>
-          <w:i w:val="0"/>
-          <w:color w:val="000000"/>
-          <w:sz w:val="28"/>
-          <w:szCs w:val="28"/>
-          <w:lang w:val="fr-FR"/>
-        </w:rPr>
-      </w:pPr>
+          <w:color w:val="000000"/>
+          <w:lang w:val="fr-FR"/>
+        </w:rPr>
+        <w:t>việc</w:t>
+      </w:r>
+      <w:proofErr w:type="spellEnd"/>
       <w:r>
         <w:rPr>
           <w:b/>
-          <w:i w:val="0"/>
-          <w:color w:val="000000"/>
-          <w:sz w:val="28"/>
-          <w:szCs w:val="28"/>
-          <w:lang w:val="fr-FR"/>
-        </w:rPr>
-        <w:t>4. Kết quả làm việc</w:t>
-      </w:r>
-    </w:p>
-    <w:p>
-      <w:pPr>
-        <w:pStyle w:val="BodyTextIndent2"/>
-        <w:spacing w:after="0"/>
-        <w:ind w:firstLine="720"/>
-        <w:rPr>
-          <w:i w:val="0"/>
-          <w:color w:val="000000"/>
-          <w:sz w:val="28"/>
-          <w:szCs w:val="28"/>
-        </w:rPr>
-      </w:pPr>
-      <w:r>
-        <w:rPr>
-          <w:i w:val="0"/>
-          <w:color w:val="000000"/>
-          <w:sz w:val="28"/>
-          <w:szCs w:val="28"/>
-        </w:rPr>
-        <w:t>[[KetQuaLamViec]]</w:t>
-      </w:r>
-    </w:p>
-    <w:p>
-      <w:pPr>
-        <w:pStyle w:val="BodyTextIndent2"/>
-        <w:spacing w:after="0"/>
-        <w:ind w:firstLine="720"/>
+          <w:color w:val="000000"/>
+          <w:lang w:val="fr-FR"/>
+        </w:rPr>
+        <w:t xml:space="preserve"> </w:t>
+      </w:r>
+      <w:proofErr w:type="spellStart"/>
+      <w:r>
         <w:rPr>
           <w:b/>
-          <w:i w:val="0"/>
-          <w:color w:val="000000"/>
-          <w:sz w:val="28"/>
-          <w:szCs w:val="28"/>
-          <w:lang w:val="fr-FR"/>
-        </w:rPr>
-      </w:pPr>
+          <w:color w:val="000000"/>
+          <w:lang w:val="fr-FR"/>
+        </w:rPr>
+        <w:t>với</w:t>
+      </w:r>
+      <w:proofErr w:type="spellEnd"/>
       <w:r>
         <w:rPr>
           <w:b/>
-          <w:i w:val="0"/>
-          <w:color w:val="000000"/>
-          <w:sz w:val="28"/>
-          <w:szCs w:val="28"/>
-          <w:lang w:val="fr-FR"/>
-        </w:rPr>
-        <w:t>5. Những nội dung khác có liên quan</w:t>
-      </w:r>
-    </w:p>
-    <w:p>
-      <w:pPr>
-        <w:pStyle w:val="BodyTextIndent2"/>
-        <w:spacing w:after="0"/>
-        <w:ind w:firstLine="720"/>
-        <w:rPr>
-          <w:i w:val="0"/>
-          <w:color w:val="000000"/>
-          <w:sz w:val="28"/>
-          <w:szCs w:val="28"/>
-        </w:rPr>
-      </w:pPr>
-      <w:r>
-        <w:rPr>
-          <w:i w:val="0"/>
-          <w:color w:val="000000"/>
-          <w:sz w:val="28"/>
-          <w:szCs w:val="28"/>
-        </w:rPr>
-        <w:t>[[NoiDungKhac]]</w:t>
-      </w:r>
-    </w:p>
-    <w:p>
-      <w:pPr>
-        <w:pStyle w:val="BodyTextIndent2"/>
-        <w:spacing w:after="0"/>
-        <w:ind w:firstLine="720"/>
-        <w:rPr>
-          <w:bCs w:val="0"/>
-          <w:i w:val="0"/>
-          <w:iCs w:val="0"/>
-          <w:color w:val="000000"/>
-          <w:sz w:val="28"/>
-          <w:szCs w:val="28"/>
-          <w:lang w:val="fr-FR"/>
-        </w:rPr>
-      </w:pPr>
-      <w:r>
-        <w:rPr>
-          <w:i w:val="0"/>
-          <w:color w:val="000000"/>
-          <w:sz w:val="28"/>
-          <w:szCs w:val="28"/>
-          <w:lang w:val="fr-FR"/>
-        </w:rPr>
-        <w:t xml:space="preserve">Buổi làm việc kết thúc hồi </w:t>
-      </w:r>
-      <w:r>
-        <w:rPr>
-          <w:i w:val="0"/>
-          <w:color w:val="000000"/>
-          <w:sz w:val="28"/>
-          <w:szCs w:val="28"/>
-        </w:rPr>
-        <w:t xml:space="preserve">[[GioKetThuc]] </w:t>
-      </w:r>
-      <w:r>
-        <w:rPr>
-          <w:i w:val="0"/>
-          <w:color w:val="000000"/>
-          <w:sz w:val="28"/>
-          <w:szCs w:val="28"/>
-          <w:lang w:val="fr-FR"/>
-        </w:rPr>
-        <w:t>cùng ngày.</w:t>
-      </w:r>
-    </w:p>
-    <w:p>
-      <w:pPr>
-        <w:pStyle w:val="BodyTextIndent2"/>
-        <w:spacing w:after="0"/>
-        <w:ind w:firstLine="720"/>
-        <w:rPr>
-          <w:bCs w:val="0"/>
-          <w:i w:val="0"/>
-          <w:iCs w:val="0"/>
-          <w:color w:val="000000"/>
-          <w:sz w:val="28"/>
-          <w:szCs w:val="28"/>
-          <w:lang w:val="fr-FR"/>
-        </w:rPr>
-      </w:pPr>
-      <w:r>
-        <w:rPr>
-          <w:i w:val="0"/>
-          <w:color w:val="000000"/>
-          <w:sz w:val="28"/>
-          <w:szCs w:val="28"/>
-          <w:lang w:val="fr-FR"/>
-        </w:rPr>
-        <w:t xml:space="preserve">Biên bản này đã được đọc cho những người cùng làm việc nghe và </w:t>
-      </w:r>
-      <w:r>
-        <w:rPr>
-          <w:i w:val="0"/>
-          <w:color w:val="000000"/>
-          <w:sz w:val="28"/>
-          <w:szCs w:val="28"/>
-          <w:lang w:val="fr-FR"/>
-        </w:rPr>
-        <w:t xml:space="preserve">ký tên </w:t>
-      </w:r>
-      <w:r>
-        <w:rPr>
-          <w:i w:val="0"/>
-          <w:color w:val="000000"/>
-          <w:sz w:val="28"/>
-          <w:szCs w:val="28"/>
-          <w:lang w:val="fr-FR"/>
-        </w:rPr>
-        <w:t xml:space="preserve">xác nhận dưới đây. </w:t>
-      </w:r>
+          <w:color w:val="000000"/>
+          <w:lang w:val="fr-FR"/>
+        </w:rPr>
+        <w:t xml:space="preserve"> </w:t>
+      </w:r>
+      <w:proofErr w:type="spellStart"/>
+      <w:r>
+        <w:rPr>
+          <w:b/>
+          <w:color w:val="000000"/>
+          <w:lang w:val="fr-FR"/>
+        </w:rPr>
+        <w:t>Đoàn</w:t>
+      </w:r>
+      <w:proofErr w:type="spellEnd"/>
+      <w:r>
+        <w:rPr>
+          <w:b/>
+          <w:color w:val="000000"/>
+          <w:lang w:val="fr-FR"/>
+        </w:rPr>
+        <w:t>/</w:t>
+      </w:r>
+      <w:proofErr w:type="spellStart"/>
+      <w:r>
+        <w:rPr>
+          <w:b/>
+          <w:color w:val="000000"/>
+          <w:lang w:val="fr-FR"/>
+        </w:rPr>
+        <w:t>Tổ</w:t>
+      </w:r>
+      <w:proofErr w:type="spellEnd"/>
+      <w:r>
+        <w:rPr>
+          <w:b/>
+          <w:color w:val="000000"/>
+          <w:lang w:val="fr-FR"/>
+        </w:rPr>
+        <w:t xml:space="preserve"> </w:t>
+      </w:r>
+      <w:proofErr w:type="spellStart"/>
+      <w:r>
+        <w:rPr>
+          <w:b/>
+          <w:color w:val="000000"/>
+          <w:lang w:val="fr-FR"/>
+        </w:rPr>
+        <w:t>xác</w:t>
+      </w:r>
+      <w:proofErr w:type="spellEnd"/>
+      <w:r>
+        <w:rPr>
+          <w:b/>
+          <w:color w:val="000000"/>
+          <w:lang w:val="fr-FR"/>
+        </w:rPr>
+        <w:t xml:space="preserve"> </w:t>
+      </w:r>
+      <w:proofErr w:type="spellStart"/>
+      <w:r>
+        <w:rPr>
+          <w:b/>
+          <w:color w:val="000000"/>
+          <w:lang w:val="fr-FR"/>
+        </w:rPr>
+        <w:t>minh</w:t>
+      </w:r>
+      <w:proofErr w:type="spellEnd"/>
     </w:p>
     <w:p>
       <w:pPr>
@@ -1050,22 +1839,1582 @@
         <w:ind w:firstLine="720"/>
         <w:jc w:val="left"/>
         <w:rPr>
-          <w:i w:val="0"/>
-          <w:color w:val="000000"/>
-          <w:sz w:val="28"/>
-          <w:szCs w:val="28"/>
-          <w:lang w:val="fr-FR"/>
-        </w:rPr>
-      </w:pPr>
-      <w:r>
-        <w:rPr>
-          <w:i w:val="0"/>
-          <w:color w:val="000000"/>
-          <w:sz w:val="28"/>
-          <w:szCs w:val="28"/>
-          <w:lang w:val="fr-FR"/>
-        </w:rPr>
-        <w:t xml:space="preserve">Biên bản được lập thành [[SoBan]] bản và giao cho [[NguoiNhanBanGiao]]./. </w:t>
+          <w:bCs w:val="0"/>
+          <w:i w:val="0"/>
+          <w:iCs w:val="0"/>
+          <w:color w:val="000000"/>
+          <w:sz w:val="28"/>
+          <w:szCs w:val="28"/>
+        </w:rPr>
+      </w:pPr>
+      <w:r>
+        <w:rPr>
+          <w:bCs w:val="0"/>
+          <w:i w:val="0"/>
+          <w:iCs w:val="0"/>
+          <w:color w:val="000000"/>
+          <w:sz w:val="28"/>
+          <w:szCs w:val="28"/>
+        </w:rPr>
+        <w:t>[[</w:t>
+      </w:r>
+      <w:proofErr w:type="spellStart"/>
+      <w:r>
+        <w:rPr>
+          <w:bCs w:val="0"/>
+          <w:i w:val="0"/>
+          <w:iCs w:val="0"/>
+          <w:color w:val="000000"/>
+          <w:sz w:val="28"/>
+          <w:szCs w:val="28"/>
+        </w:rPr>
+        <w:t>ThongTinNguoiLamViec</w:t>
+      </w:r>
+      <w:proofErr w:type="spellEnd"/>
+      <w:r>
+        <w:rPr>
+          <w:bCs w:val="0"/>
+          <w:i w:val="0"/>
+          <w:iCs w:val="0"/>
+          <w:color w:val="000000"/>
+          <w:sz w:val="28"/>
+          <w:szCs w:val="28"/>
+        </w:rPr>
+        <w:t>]]</w:t>
+      </w:r>
+    </w:p>
+    <w:p>
+      <w:pPr>
+        <w:pStyle w:val="BodyTextIndent2"/>
+        <w:spacing w:after="0"/>
+        <w:ind w:firstLine="720"/>
+        <w:jc w:val="left"/>
+        <w:rPr>
+          <w:b/>
+          <w:i w:val="0"/>
+          <w:color w:val="000000"/>
+          <w:sz w:val="28"/>
+          <w:szCs w:val="28"/>
+          <w:lang w:val="fr-FR"/>
+        </w:rPr>
+      </w:pPr>
+      <w:r>
+        <w:rPr>
+          <w:b/>
+          <w:i w:val="0"/>
+          <w:color w:val="000000"/>
+          <w:sz w:val="28"/>
+          <w:szCs w:val="28"/>
+          <w:lang w:val="fr-FR"/>
+        </w:rPr>
+        <w:t xml:space="preserve">3. </w:t>
+      </w:r>
+      <w:proofErr w:type="spellStart"/>
+      <w:r>
+        <w:rPr>
+          <w:b/>
+          <w:i w:val="0"/>
+          <w:color w:val="000000"/>
+          <w:sz w:val="28"/>
+          <w:szCs w:val="28"/>
+          <w:lang w:val="fr-FR"/>
+        </w:rPr>
+        <w:t>Nội</w:t>
+      </w:r>
+      <w:proofErr w:type="spellEnd"/>
+      <w:r>
+        <w:rPr>
+          <w:b/>
+          <w:i w:val="0"/>
+          <w:color w:val="000000"/>
+          <w:sz w:val="28"/>
+          <w:szCs w:val="28"/>
+          <w:lang w:val="fr-FR"/>
+        </w:rPr>
+        <w:t xml:space="preserve"> </w:t>
+      </w:r>
+      <w:proofErr w:type="spellStart"/>
+      <w:r>
+        <w:rPr>
+          <w:b/>
+          <w:i w:val="0"/>
+          <w:color w:val="000000"/>
+          <w:sz w:val="28"/>
+          <w:szCs w:val="28"/>
+          <w:lang w:val="fr-FR"/>
+        </w:rPr>
+        <w:t>dung</w:t>
+      </w:r>
+      <w:proofErr w:type="spellEnd"/>
+      <w:r>
+        <w:rPr>
+          <w:b/>
+          <w:i w:val="0"/>
+          <w:color w:val="000000"/>
+          <w:sz w:val="28"/>
+          <w:szCs w:val="28"/>
+          <w:lang w:val="fr-FR"/>
+        </w:rPr>
+        <w:t xml:space="preserve"> </w:t>
+      </w:r>
+      <w:proofErr w:type="spellStart"/>
+      <w:r>
+        <w:rPr>
+          <w:b/>
+          <w:i w:val="0"/>
+          <w:color w:val="000000"/>
+          <w:sz w:val="28"/>
+          <w:szCs w:val="28"/>
+          <w:lang w:val="fr-FR"/>
+        </w:rPr>
+        <w:t>làm</w:t>
+      </w:r>
+      <w:proofErr w:type="spellEnd"/>
+      <w:r>
+        <w:rPr>
+          <w:b/>
+          <w:i w:val="0"/>
+          <w:color w:val="000000"/>
+          <w:sz w:val="28"/>
+          <w:szCs w:val="28"/>
+          <w:lang w:val="fr-FR"/>
+        </w:rPr>
+        <w:t xml:space="preserve"> </w:t>
+      </w:r>
+      <w:proofErr w:type="spellStart"/>
+      <w:r>
+        <w:rPr>
+          <w:b/>
+          <w:i w:val="0"/>
+          <w:color w:val="000000"/>
+          <w:sz w:val="28"/>
+          <w:szCs w:val="28"/>
+          <w:lang w:val="fr-FR"/>
+        </w:rPr>
+        <w:t>việc</w:t>
+      </w:r>
+      <w:proofErr w:type="spellEnd"/>
+      <w:r>
+        <w:rPr>
+          <w:b/>
+          <w:i w:val="0"/>
+          <w:color w:val="000000"/>
+          <w:sz w:val="28"/>
+          <w:szCs w:val="28"/>
+          <w:lang w:val="fr-FR"/>
+        </w:rPr>
+        <w:t>:</w:t>
+      </w:r>
+    </w:p>
+    <w:p>
+      <w:pPr>
+        <w:pStyle w:val="BodyTextIndent2"/>
+        <w:spacing w:after="0"/>
+        <w:ind w:firstLine="720"/>
+        <w:jc w:val="left"/>
+        <w:rPr>
+          <w:i w:val="0"/>
+          <w:color w:val="000000"/>
+          <w:sz w:val="28"/>
+          <w:szCs w:val="28"/>
+        </w:rPr>
+      </w:pPr>
+      <w:r>
+        <w:rPr>
+          <w:i w:val="0"/>
+          <w:color w:val="000000"/>
+          <w:sz w:val="28"/>
+          <w:szCs w:val="28"/>
+        </w:rPr>
+        <w:t>[[</w:t>
+      </w:r>
+      <w:proofErr w:type="spellStart"/>
+      <w:r>
+        <w:rPr>
+          <w:i w:val="0"/>
+          <w:color w:val="000000"/>
+          <w:sz w:val="28"/>
+          <w:szCs w:val="28"/>
+        </w:rPr>
+        <w:t>NoiDungLamViec</w:t>
+      </w:r>
+      <w:proofErr w:type="spellEnd"/>
+      <w:r>
+        <w:rPr>
+          <w:i w:val="0"/>
+          <w:color w:val="000000"/>
+          <w:sz w:val="28"/>
+          <w:szCs w:val="28"/>
+        </w:rPr>
+        <w:t>]]</w:t>
+      </w:r>
+    </w:p>
+    <w:p>
+      <w:pPr>
+        <w:pStyle w:val="BodyTextIndent2"/>
+        <w:spacing w:after="0"/>
+        <w:ind w:firstLine="720"/>
+        <w:jc w:val="left"/>
+        <w:rPr>
+          <w:b/>
+          <w:i w:val="0"/>
+          <w:color w:val="000000"/>
+          <w:sz w:val="28"/>
+          <w:szCs w:val="28"/>
+          <w:lang w:val="fr-FR"/>
+        </w:rPr>
+      </w:pPr>
+      <w:r>
+        <w:rPr>
+          <w:b/>
+          <w:i w:val="0"/>
+          <w:color w:val="000000"/>
+          <w:sz w:val="28"/>
+          <w:szCs w:val="28"/>
+          <w:lang w:val="fr-FR"/>
+        </w:rPr>
+        <w:t xml:space="preserve">4. </w:t>
+      </w:r>
+      <w:proofErr w:type="spellStart"/>
+      <w:r>
+        <w:rPr>
+          <w:b/>
+          <w:i w:val="0"/>
+          <w:color w:val="000000"/>
+          <w:sz w:val="28"/>
+          <w:szCs w:val="28"/>
+          <w:lang w:val="fr-FR"/>
+        </w:rPr>
+        <w:t>Kết</w:t>
+      </w:r>
+      <w:proofErr w:type="spellEnd"/>
+      <w:r>
+        <w:rPr>
+          <w:b/>
+          <w:i w:val="0"/>
+          <w:color w:val="000000"/>
+          <w:sz w:val="28"/>
+          <w:szCs w:val="28"/>
+          <w:lang w:val="fr-FR"/>
+        </w:rPr>
+        <w:t xml:space="preserve"> </w:t>
+      </w:r>
+      <w:proofErr w:type="spellStart"/>
+      <w:r>
+        <w:rPr>
+          <w:b/>
+          <w:i w:val="0"/>
+          <w:color w:val="000000"/>
+          <w:sz w:val="28"/>
+          <w:szCs w:val="28"/>
+          <w:lang w:val="fr-FR"/>
+        </w:rPr>
+        <w:t>quả</w:t>
+      </w:r>
+      <w:proofErr w:type="spellEnd"/>
+      <w:r>
+        <w:rPr>
+          <w:b/>
+          <w:i w:val="0"/>
+          <w:color w:val="000000"/>
+          <w:sz w:val="28"/>
+          <w:szCs w:val="28"/>
+          <w:lang w:val="fr-FR"/>
+        </w:rPr>
+        <w:t xml:space="preserve"> </w:t>
+      </w:r>
+      <w:proofErr w:type="spellStart"/>
+      <w:r>
+        <w:rPr>
+          <w:b/>
+          <w:i w:val="0"/>
+          <w:color w:val="000000"/>
+          <w:sz w:val="28"/>
+          <w:szCs w:val="28"/>
+          <w:lang w:val="fr-FR"/>
+        </w:rPr>
+        <w:t>làm</w:t>
+      </w:r>
+      <w:proofErr w:type="spellEnd"/>
+      <w:r>
+        <w:rPr>
+          <w:b/>
+          <w:i w:val="0"/>
+          <w:color w:val="000000"/>
+          <w:sz w:val="28"/>
+          <w:szCs w:val="28"/>
+          <w:lang w:val="fr-FR"/>
+        </w:rPr>
+        <w:t xml:space="preserve"> </w:t>
+      </w:r>
+      <w:proofErr w:type="spellStart"/>
+      <w:r>
+        <w:rPr>
+          <w:b/>
+          <w:i w:val="0"/>
+          <w:color w:val="000000"/>
+          <w:sz w:val="28"/>
+          <w:szCs w:val="28"/>
+          <w:lang w:val="fr-FR"/>
+        </w:rPr>
+        <w:t>việc</w:t>
+      </w:r>
+      <w:proofErr w:type="spellEnd"/>
+    </w:p>
+    <w:p>
+      <w:pPr>
+        <w:pStyle w:val="BodyTextIndent2"/>
+        <w:spacing w:after="0"/>
+        <w:ind w:firstLine="720"/>
+        <w:jc w:val="left"/>
+        <w:rPr>
+          <w:i w:val="0"/>
+          <w:color w:val="000000"/>
+          <w:sz w:val="28"/>
+          <w:szCs w:val="28"/>
+        </w:rPr>
+      </w:pPr>
+      <w:r>
+        <w:rPr>
+          <w:i w:val="0"/>
+          <w:color w:val="000000"/>
+          <w:sz w:val="28"/>
+          <w:szCs w:val="28"/>
+        </w:rPr>
+        <w:t>[[</w:t>
+      </w:r>
+      <w:proofErr w:type="spellStart"/>
+      <w:r>
+        <w:rPr>
+          <w:i w:val="0"/>
+          <w:color w:val="000000"/>
+          <w:sz w:val="28"/>
+          <w:szCs w:val="28"/>
+        </w:rPr>
+        <w:t>KetQuaLamViec</w:t>
+      </w:r>
+      <w:proofErr w:type="spellEnd"/>
+      <w:r>
+        <w:rPr>
+          <w:i w:val="0"/>
+          <w:color w:val="000000"/>
+          <w:sz w:val="28"/>
+          <w:szCs w:val="28"/>
+        </w:rPr>
+        <w:t>]]</w:t>
+      </w:r>
+    </w:p>
+    <w:p>
+      <w:pPr>
+        <w:pStyle w:val="BodyTextIndent2"/>
+        <w:spacing w:after="0"/>
+        <w:ind w:firstLine="720"/>
+        <w:jc w:val="left"/>
+        <w:rPr>
+          <w:b/>
+          <w:i w:val="0"/>
+          <w:color w:val="000000"/>
+          <w:sz w:val="28"/>
+          <w:szCs w:val="28"/>
+          <w:lang w:val="fr-FR"/>
+        </w:rPr>
+      </w:pPr>
+      <w:r>
+        <w:rPr>
+          <w:b/>
+          <w:i w:val="0"/>
+          <w:color w:val="000000"/>
+          <w:sz w:val="28"/>
+          <w:szCs w:val="28"/>
+          <w:lang w:val="fr-FR"/>
+        </w:rPr>
+        <w:t xml:space="preserve">5. </w:t>
+      </w:r>
+      <w:proofErr w:type="spellStart"/>
+      <w:r>
+        <w:rPr>
+          <w:b/>
+          <w:i w:val="0"/>
+          <w:color w:val="000000"/>
+          <w:sz w:val="28"/>
+          <w:szCs w:val="28"/>
+          <w:lang w:val="fr-FR"/>
+        </w:rPr>
+        <w:t>Những</w:t>
+      </w:r>
+      <w:proofErr w:type="spellEnd"/>
+      <w:r>
+        <w:rPr>
+          <w:b/>
+          <w:i w:val="0"/>
+          <w:color w:val="000000"/>
+          <w:sz w:val="28"/>
+          <w:szCs w:val="28"/>
+          <w:lang w:val="fr-FR"/>
+        </w:rPr>
+        <w:t xml:space="preserve"> </w:t>
+      </w:r>
+      <w:proofErr w:type="spellStart"/>
+      <w:r>
+        <w:rPr>
+          <w:b/>
+          <w:i w:val="0"/>
+          <w:color w:val="000000"/>
+          <w:sz w:val="28"/>
+          <w:szCs w:val="28"/>
+          <w:lang w:val="fr-FR"/>
+        </w:rPr>
+        <w:t>nội</w:t>
+      </w:r>
+      <w:proofErr w:type="spellEnd"/>
+      <w:r>
+        <w:rPr>
+          <w:b/>
+          <w:i w:val="0"/>
+          <w:color w:val="000000"/>
+          <w:sz w:val="28"/>
+          <w:szCs w:val="28"/>
+          <w:lang w:val="fr-FR"/>
+        </w:rPr>
+        <w:t xml:space="preserve"> </w:t>
+      </w:r>
+      <w:proofErr w:type="spellStart"/>
+      <w:r>
+        <w:rPr>
+          <w:b/>
+          <w:i w:val="0"/>
+          <w:color w:val="000000"/>
+          <w:sz w:val="28"/>
+          <w:szCs w:val="28"/>
+          <w:lang w:val="fr-FR"/>
+        </w:rPr>
+        <w:t>dung</w:t>
+      </w:r>
+      <w:proofErr w:type="spellEnd"/>
+      <w:r>
+        <w:rPr>
+          <w:b/>
+          <w:i w:val="0"/>
+          <w:color w:val="000000"/>
+          <w:sz w:val="28"/>
+          <w:szCs w:val="28"/>
+          <w:lang w:val="fr-FR"/>
+        </w:rPr>
+        <w:t xml:space="preserve"> </w:t>
+      </w:r>
+      <w:proofErr w:type="spellStart"/>
+      <w:r>
+        <w:rPr>
+          <w:b/>
+          <w:i w:val="0"/>
+          <w:color w:val="000000"/>
+          <w:sz w:val="28"/>
+          <w:szCs w:val="28"/>
+          <w:lang w:val="fr-FR"/>
+        </w:rPr>
+        <w:t>khác</w:t>
+      </w:r>
+      <w:proofErr w:type="spellEnd"/>
+      <w:r>
+        <w:rPr>
+          <w:b/>
+          <w:i w:val="0"/>
+          <w:color w:val="000000"/>
+          <w:sz w:val="28"/>
+          <w:szCs w:val="28"/>
+          <w:lang w:val="fr-FR"/>
+        </w:rPr>
+        <w:t xml:space="preserve"> </w:t>
+      </w:r>
+      <w:proofErr w:type="spellStart"/>
+      <w:r>
+        <w:rPr>
+          <w:b/>
+          <w:i w:val="0"/>
+          <w:color w:val="000000"/>
+          <w:sz w:val="28"/>
+          <w:szCs w:val="28"/>
+          <w:lang w:val="fr-FR"/>
+        </w:rPr>
+        <w:t>có</w:t>
+      </w:r>
+      <w:proofErr w:type="spellEnd"/>
+      <w:r>
+        <w:rPr>
+          <w:b/>
+          <w:i w:val="0"/>
+          <w:color w:val="000000"/>
+          <w:sz w:val="28"/>
+          <w:szCs w:val="28"/>
+          <w:lang w:val="fr-FR"/>
+        </w:rPr>
+        <w:t xml:space="preserve"> </w:t>
+      </w:r>
+      <w:proofErr w:type="spellStart"/>
+      <w:r>
+        <w:rPr>
+          <w:b/>
+          <w:i w:val="0"/>
+          <w:color w:val="000000"/>
+          <w:sz w:val="28"/>
+          <w:szCs w:val="28"/>
+          <w:lang w:val="fr-FR"/>
+        </w:rPr>
+        <w:t>liên</w:t>
+      </w:r>
+      <w:proofErr w:type="spellEnd"/>
+      <w:r>
+        <w:rPr>
+          <w:b/>
+          <w:i w:val="0"/>
+          <w:color w:val="000000"/>
+          <w:sz w:val="28"/>
+          <w:szCs w:val="28"/>
+          <w:lang w:val="fr-FR"/>
+        </w:rPr>
+        <w:t xml:space="preserve"> </w:t>
+      </w:r>
+      <w:proofErr w:type="spellStart"/>
+      <w:r>
+        <w:rPr>
+          <w:b/>
+          <w:i w:val="0"/>
+          <w:color w:val="000000"/>
+          <w:sz w:val="28"/>
+          <w:szCs w:val="28"/>
+          <w:lang w:val="fr-FR"/>
+        </w:rPr>
+        <w:t>quan</w:t>
+      </w:r>
+      <w:proofErr w:type="spellEnd"/>
+    </w:p>
+    <w:p>
+      <w:pPr>
+        <w:pStyle w:val="BodyTextIndent2"/>
+        <w:spacing w:after="0"/>
+        <w:ind w:firstLine="720"/>
+        <w:jc w:val="left"/>
+        <w:rPr>
+          <w:i w:val="0"/>
+          <w:color w:val="000000"/>
+          <w:sz w:val="28"/>
+          <w:szCs w:val="28"/>
+        </w:rPr>
+      </w:pPr>
+      <w:r>
+        <w:rPr>
+          <w:i w:val="0"/>
+          <w:color w:val="000000"/>
+          <w:sz w:val="28"/>
+          <w:szCs w:val="28"/>
+        </w:rPr>
+        <w:t>[[</w:t>
+      </w:r>
+      <w:proofErr w:type="spellStart"/>
+      <w:r>
+        <w:rPr>
+          <w:i w:val="0"/>
+          <w:color w:val="000000"/>
+          <w:sz w:val="28"/>
+          <w:szCs w:val="28"/>
+        </w:rPr>
+        <w:t>NoiDungKhac</w:t>
+      </w:r>
+      <w:proofErr w:type="spellEnd"/>
+      <w:r>
+        <w:rPr>
+          <w:i w:val="0"/>
+          <w:color w:val="000000"/>
+          <w:sz w:val="28"/>
+          <w:szCs w:val="28"/>
+        </w:rPr>
+        <w:t>]]</w:t>
+      </w:r>
+    </w:p>
+    <w:p>
+      <w:pPr>
+        <w:pStyle w:val="BodyTextIndent2"/>
+        <w:spacing w:after="0"/>
+        <w:ind w:firstLine="720"/>
+        <w:jc w:val="left"/>
+        <w:rPr>
+          <w:bCs w:val="0"/>
+          <w:i w:val="0"/>
+          <w:iCs w:val="0"/>
+          <w:color w:val="000000"/>
+          <w:sz w:val="28"/>
+          <w:szCs w:val="28"/>
+          <w:lang w:val="fr-FR"/>
+        </w:rPr>
+      </w:pPr>
+      <w:proofErr w:type="spellStart"/>
+      <w:r>
+        <w:rPr>
+          <w:i w:val="0"/>
+          <w:color w:val="000000"/>
+          <w:sz w:val="28"/>
+          <w:szCs w:val="28"/>
+          <w:lang w:val="fr-FR"/>
+        </w:rPr>
+        <w:t>Buổi</w:t>
+      </w:r>
+      <w:proofErr w:type="spellEnd"/>
+      <w:r>
+        <w:rPr>
+          <w:i w:val="0"/>
+          <w:color w:val="000000"/>
+          <w:sz w:val="28"/>
+          <w:szCs w:val="28"/>
+          <w:lang w:val="fr-FR"/>
+        </w:rPr>
+        <w:t xml:space="preserve"> </w:t>
+      </w:r>
+      <w:proofErr w:type="spellStart"/>
+      <w:r>
+        <w:rPr>
+          <w:i w:val="0"/>
+          <w:color w:val="000000"/>
+          <w:sz w:val="28"/>
+          <w:szCs w:val="28"/>
+          <w:lang w:val="fr-FR"/>
+        </w:rPr>
+        <w:t>làm</w:t>
+      </w:r>
+      <w:proofErr w:type="spellEnd"/>
+      <w:r>
+        <w:rPr>
+          <w:i w:val="0"/>
+          <w:color w:val="000000"/>
+          <w:sz w:val="28"/>
+          <w:szCs w:val="28"/>
+          <w:lang w:val="fr-FR"/>
+        </w:rPr>
+        <w:t xml:space="preserve"> </w:t>
+      </w:r>
+      <w:proofErr w:type="spellStart"/>
+      <w:r>
+        <w:rPr>
+          <w:i w:val="0"/>
+          <w:color w:val="000000"/>
+          <w:sz w:val="28"/>
+          <w:szCs w:val="28"/>
+          <w:lang w:val="fr-FR"/>
+        </w:rPr>
+        <w:t>việc</w:t>
+      </w:r>
+      <w:proofErr w:type="spellEnd"/>
+      <w:r>
+        <w:rPr>
+          <w:i w:val="0"/>
+          <w:color w:val="000000"/>
+          <w:sz w:val="28"/>
+          <w:szCs w:val="28"/>
+          <w:lang w:val="fr-FR"/>
+        </w:rPr>
+        <w:t xml:space="preserve"> </w:t>
+      </w:r>
+      <w:proofErr w:type="spellStart"/>
+      <w:r>
+        <w:rPr>
+          <w:i w:val="0"/>
+          <w:color w:val="000000"/>
+          <w:sz w:val="28"/>
+          <w:szCs w:val="28"/>
+          <w:lang w:val="fr-FR"/>
+        </w:rPr>
+        <w:t>kết</w:t>
+      </w:r>
+      <w:proofErr w:type="spellEnd"/>
+      <w:r>
+        <w:rPr>
+          <w:i w:val="0"/>
+          <w:color w:val="000000"/>
+          <w:sz w:val="28"/>
+          <w:szCs w:val="28"/>
+          <w:lang w:val="fr-FR"/>
+        </w:rPr>
+        <w:t xml:space="preserve"> </w:t>
+      </w:r>
+      <w:proofErr w:type="spellStart"/>
+      <w:r>
+        <w:rPr>
+          <w:i w:val="0"/>
+          <w:color w:val="000000"/>
+          <w:sz w:val="28"/>
+          <w:szCs w:val="28"/>
+          <w:lang w:val="fr-FR"/>
+        </w:rPr>
+        <w:t>thúc</w:t>
+      </w:r>
+      <w:proofErr w:type="spellEnd"/>
+      <w:r>
+        <w:rPr>
+          <w:i w:val="0"/>
+          <w:color w:val="000000"/>
+          <w:sz w:val="28"/>
+          <w:szCs w:val="28"/>
+          <w:lang w:val="fr-FR"/>
+        </w:rPr>
+        <w:t xml:space="preserve"> </w:t>
+      </w:r>
+      <w:proofErr w:type="spellStart"/>
+      <w:r>
+        <w:rPr>
+          <w:i w:val="0"/>
+          <w:color w:val="000000"/>
+          <w:sz w:val="28"/>
+          <w:szCs w:val="28"/>
+          <w:lang w:val="fr-FR"/>
+        </w:rPr>
+        <w:t>hồi</w:t>
+      </w:r>
+      <w:proofErr w:type="spellEnd"/>
+      <w:r>
+        <w:rPr>
+          <w:i w:val="0"/>
+          <w:color w:val="000000"/>
+          <w:sz w:val="28"/>
+          <w:szCs w:val="28"/>
+          <w:lang w:val="fr-FR"/>
+        </w:rPr>
+        <w:t xml:space="preserve"> </w:t>
+      </w:r>
+      <w:r>
+        <w:rPr>
+          <w:i w:val="0"/>
+          <w:color w:val="000000"/>
+          <w:sz w:val="28"/>
+          <w:szCs w:val="28"/>
+        </w:rPr>
+        <w:t>[[</w:t>
+      </w:r>
+      <w:proofErr w:type="spellStart"/>
+      <w:r>
+        <w:rPr>
+          <w:i w:val="0"/>
+          <w:color w:val="000000"/>
+          <w:sz w:val="28"/>
+          <w:szCs w:val="28"/>
+        </w:rPr>
+        <w:t>GioKetThuc</w:t>
+      </w:r>
+      <w:proofErr w:type="spellEnd"/>
+      <w:r>
+        <w:rPr>
+          <w:i w:val="0"/>
+          <w:color w:val="000000"/>
+          <w:sz w:val="28"/>
+          <w:szCs w:val="28"/>
+        </w:rPr>
+        <w:t xml:space="preserve">]] </w:t>
+      </w:r>
+      <w:proofErr w:type="spellStart"/>
+      <w:r>
+        <w:rPr>
+          <w:i w:val="0"/>
+          <w:color w:val="000000"/>
+          <w:sz w:val="28"/>
+          <w:szCs w:val="28"/>
+          <w:lang w:val="fr-FR"/>
+        </w:rPr>
+        <w:t>cùng</w:t>
+      </w:r>
+      <w:proofErr w:type="spellEnd"/>
+      <w:r>
+        <w:rPr>
+          <w:i w:val="0"/>
+          <w:color w:val="000000"/>
+          <w:sz w:val="28"/>
+          <w:szCs w:val="28"/>
+          <w:lang w:val="fr-FR"/>
+        </w:rPr>
+        <w:t xml:space="preserve"> </w:t>
+      </w:r>
+      <w:proofErr w:type="spellStart"/>
+      <w:r>
+        <w:rPr>
+          <w:i w:val="0"/>
+          <w:color w:val="000000"/>
+          <w:sz w:val="28"/>
+          <w:szCs w:val="28"/>
+          <w:lang w:val="fr-FR"/>
+        </w:rPr>
+        <w:t>ngày</w:t>
+      </w:r>
+      <w:proofErr w:type="spellEnd"/>
+      <w:r>
+        <w:rPr>
+          <w:i w:val="0"/>
+          <w:color w:val="000000"/>
+          <w:sz w:val="28"/>
+          <w:szCs w:val="28"/>
+          <w:lang w:val="fr-FR"/>
+        </w:rPr>
+        <w:t>.</w:t>
+      </w:r>
+    </w:p>
+    <w:p>
+      <w:pPr>
+        <w:pStyle w:val="BodyTextIndent2"/>
+        <w:spacing w:after="0"/>
+        <w:ind w:firstLine="720"/>
+        <w:jc w:val="left"/>
+        <w:rPr>
+          <w:bCs w:val="0"/>
+          <w:i w:val="0"/>
+          <w:iCs w:val="0"/>
+          <w:color w:val="000000"/>
+          <w:sz w:val="28"/>
+          <w:szCs w:val="28"/>
+          <w:lang w:val="fr-FR"/>
+        </w:rPr>
+      </w:pPr>
+      <w:proofErr w:type="spellStart"/>
+      <w:r>
+        <w:rPr>
+          <w:i w:val="0"/>
+          <w:color w:val="000000"/>
+          <w:sz w:val="28"/>
+          <w:szCs w:val="28"/>
+          <w:lang w:val="fr-FR"/>
+        </w:rPr>
+        <w:t>Biên</w:t>
+      </w:r>
+      <w:proofErr w:type="spellEnd"/>
+      <w:r>
+        <w:rPr>
+          <w:i w:val="0"/>
+          <w:color w:val="000000"/>
+          <w:sz w:val="28"/>
+          <w:szCs w:val="28"/>
+          <w:lang w:val="fr-FR"/>
+        </w:rPr>
+        <w:t xml:space="preserve"> </w:t>
+      </w:r>
+      <w:proofErr w:type="spellStart"/>
+      <w:r>
+        <w:rPr>
+          <w:i w:val="0"/>
+          <w:color w:val="000000"/>
+          <w:sz w:val="28"/>
+          <w:szCs w:val="28"/>
+          <w:lang w:val="fr-FR"/>
+        </w:rPr>
+        <w:t>bản</w:t>
+      </w:r>
+      <w:proofErr w:type="spellEnd"/>
+      <w:r>
+        <w:rPr>
+          <w:i w:val="0"/>
+          <w:color w:val="000000"/>
+          <w:sz w:val="28"/>
+          <w:szCs w:val="28"/>
+          <w:lang w:val="fr-FR"/>
+        </w:rPr>
+        <w:t xml:space="preserve"> </w:t>
+      </w:r>
+      <w:proofErr w:type="spellStart"/>
+      <w:r>
+        <w:rPr>
+          <w:i w:val="0"/>
+          <w:color w:val="000000"/>
+          <w:sz w:val="28"/>
+          <w:szCs w:val="28"/>
+          <w:lang w:val="fr-FR"/>
+        </w:rPr>
+        <w:t>này</w:t>
+      </w:r>
+      <w:proofErr w:type="spellEnd"/>
+      <w:r>
+        <w:rPr>
+          <w:i w:val="0"/>
+          <w:color w:val="000000"/>
+          <w:sz w:val="28"/>
+          <w:szCs w:val="28"/>
+          <w:lang w:val="fr-FR"/>
+        </w:rPr>
+        <w:t xml:space="preserve"> </w:t>
+      </w:r>
+      <w:proofErr w:type="spellStart"/>
+      <w:r>
+        <w:rPr>
+          <w:i w:val="0"/>
+          <w:color w:val="000000"/>
+          <w:sz w:val="28"/>
+          <w:szCs w:val="28"/>
+          <w:lang w:val="fr-FR"/>
+        </w:rPr>
+        <w:t>đã</w:t>
+      </w:r>
+      <w:proofErr w:type="spellEnd"/>
+      <w:r>
+        <w:rPr>
+          <w:i w:val="0"/>
+          <w:color w:val="000000"/>
+          <w:sz w:val="28"/>
+          <w:szCs w:val="28"/>
+          <w:lang w:val="fr-FR"/>
+        </w:rPr>
+        <w:t xml:space="preserve"> </w:t>
+      </w:r>
+      <w:proofErr w:type="spellStart"/>
+      <w:r>
+        <w:rPr>
+          <w:i w:val="0"/>
+          <w:color w:val="000000"/>
+          <w:sz w:val="28"/>
+          <w:szCs w:val="28"/>
+          <w:lang w:val="fr-FR"/>
+        </w:rPr>
+        <w:t>được</w:t>
+      </w:r>
+      <w:proofErr w:type="spellEnd"/>
+      <w:r>
+        <w:rPr>
+          <w:i w:val="0"/>
+          <w:color w:val="000000"/>
+          <w:sz w:val="28"/>
+          <w:szCs w:val="28"/>
+          <w:lang w:val="fr-FR"/>
+        </w:rPr>
+        <w:t xml:space="preserve"> </w:t>
+      </w:r>
+      <w:proofErr w:type="spellStart"/>
+      <w:r>
+        <w:rPr>
+          <w:i w:val="0"/>
+          <w:color w:val="000000"/>
+          <w:sz w:val="28"/>
+          <w:szCs w:val="28"/>
+          <w:lang w:val="fr-FR"/>
+        </w:rPr>
+        <w:t>đọc</w:t>
+      </w:r>
+      <w:proofErr w:type="spellEnd"/>
+      <w:r>
+        <w:rPr>
+          <w:i w:val="0"/>
+          <w:color w:val="000000"/>
+          <w:sz w:val="28"/>
+          <w:szCs w:val="28"/>
+          <w:lang w:val="fr-FR"/>
+        </w:rPr>
+        <w:t xml:space="preserve"> </w:t>
+      </w:r>
+      <w:proofErr w:type="spellStart"/>
+      <w:r>
+        <w:rPr>
+          <w:i w:val="0"/>
+          <w:color w:val="000000"/>
+          <w:sz w:val="28"/>
+          <w:szCs w:val="28"/>
+          <w:lang w:val="fr-FR"/>
+        </w:rPr>
+        <w:t>cho</w:t>
+      </w:r>
+      <w:proofErr w:type="spellEnd"/>
+      <w:r>
+        <w:rPr>
+          <w:i w:val="0"/>
+          <w:color w:val="000000"/>
+          <w:sz w:val="28"/>
+          <w:szCs w:val="28"/>
+          <w:lang w:val="fr-FR"/>
+        </w:rPr>
+        <w:t xml:space="preserve"> </w:t>
+      </w:r>
+      <w:proofErr w:type="spellStart"/>
+      <w:r>
+        <w:rPr>
+          <w:i w:val="0"/>
+          <w:color w:val="000000"/>
+          <w:sz w:val="28"/>
+          <w:szCs w:val="28"/>
+          <w:lang w:val="fr-FR"/>
+        </w:rPr>
+        <w:t>những</w:t>
+      </w:r>
+      <w:proofErr w:type="spellEnd"/>
+      <w:r>
+        <w:rPr>
+          <w:i w:val="0"/>
+          <w:color w:val="000000"/>
+          <w:sz w:val="28"/>
+          <w:szCs w:val="28"/>
+          <w:lang w:val="fr-FR"/>
+        </w:rPr>
+        <w:t xml:space="preserve"> </w:t>
+      </w:r>
+      <w:proofErr w:type="spellStart"/>
+      <w:r>
+        <w:rPr>
+          <w:i w:val="0"/>
+          <w:color w:val="000000"/>
+          <w:sz w:val="28"/>
+          <w:szCs w:val="28"/>
+          <w:lang w:val="fr-FR"/>
+        </w:rPr>
+        <w:t>người</w:t>
+      </w:r>
+      <w:proofErr w:type="spellEnd"/>
+      <w:r>
+        <w:rPr>
+          <w:i w:val="0"/>
+          <w:color w:val="000000"/>
+          <w:sz w:val="28"/>
+          <w:szCs w:val="28"/>
+          <w:lang w:val="fr-FR"/>
+        </w:rPr>
+        <w:t xml:space="preserve"> </w:t>
+      </w:r>
+      <w:proofErr w:type="spellStart"/>
+      <w:r>
+        <w:rPr>
+          <w:i w:val="0"/>
+          <w:color w:val="000000"/>
+          <w:sz w:val="28"/>
+          <w:szCs w:val="28"/>
+          <w:lang w:val="fr-FR"/>
+        </w:rPr>
+        <w:t>cùng</w:t>
+      </w:r>
+      <w:proofErr w:type="spellEnd"/>
+      <w:r>
+        <w:rPr>
+          <w:i w:val="0"/>
+          <w:color w:val="000000"/>
+          <w:sz w:val="28"/>
+          <w:szCs w:val="28"/>
+          <w:lang w:val="fr-FR"/>
+        </w:rPr>
+        <w:t xml:space="preserve"> </w:t>
+      </w:r>
+      <w:proofErr w:type="spellStart"/>
+      <w:r>
+        <w:rPr>
+          <w:i w:val="0"/>
+          <w:color w:val="000000"/>
+          <w:sz w:val="28"/>
+          <w:szCs w:val="28"/>
+          <w:lang w:val="fr-FR"/>
+        </w:rPr>
+        <w:t>làm</w:t>
+      </w:r>
+      <w:proofErr w:type="spellEnd"/>
+      <w:r>
+        <w:rPr>
+          <w:i w:val="0"/>
+          <w:color w:val="000000"/>
+          <w:sz w:val="28"/>
+          <w:szCs w:val="28"/>
+          <w:lang w:val="fr-FR"/>
+        </w:rPr>
+        <w:t xml:space="preserve"> </w:t>
+      </w:r>
+      <w:proofErr w:type="spellStart"/>
+      <w:r>
+        <w:rPr>
+          <w:i w:val="0"/>
+          <w:color w:val="000000"/>
+          <w:sz w:val="28"/>
+          <w:szCs w:val="28"/>
+          <w:lang w:val="fr-FR"/>
+        </w:rPr>
+        <w:t>việc</w:t>
+      </w:r>
+      <w:proofErr w:type="spellEnd"/>
+      <w:r>
+        <w:rPr>
+          <w:i w:val="0"/>
+          <w:color w:val="000000"/>
+          <w:sz w:val="28"/>
+          <w:szCs w:val="28"/>
+          <w:lang w:val="fr-FR"/>
+        </w:rPr>
+        <w:t xml:space="preserve"> </w:t>
+      </w:r>
+      <w:proofErr w:type="spellStart"/>
+      <w:r>
+        <w:rPr>
+          <w:i w:val="0"/>
+          <w:color w:val="000000"/>
+          <w:sz w:val="28"/>
+          <w:szCs w:val="28"/>
+          <w:lang w:val="fr-FR"/>
+        </w:rPr>
+        <w:t>nghe</w:t>
+      </w:r>
+      <w:proofErr w:type="spellEnd"/>
+      <w:r>
+        <w:rPr>
+          <w:i w:val="0"/>
+          <w:color w:val="000000"/>
+          <w:sz w:val="28"/>
+          <w:szCs w:val="28"/>
+          <w:lang w:val="fr-FR"/>
+        </w:rPr>
+        <w:t xml:space="preserve"> </w:t>
+      </w:r>
+      <w:proofErr w:type="spellStart"/>
+      <w:r>
+        <w:rPr>
+          <w:i w:val="0"/>
+          <w:color w:val="000000"/>
+          <w:sz w:val="28"/>
+          <w:szCs w:val="28"/>
+          <w:lang w:val="fr-FR"/>
+        </w:rPr>
+        <w:t>và</w:t>
+      </w:r>
+      <w:proofErr w:type="spellEnd"/>
+      <w:r>
+        <w:rPr>
+          <w:i w:val="0"/>
+          <w:color w:val="000000"/>
+          <w:sz w:val="28"/>
+          <w:szCs w:val="28"/>
+          <w:lang w:val="fr-FR"/>
+        </w:rPr>
+        <w:t xml:space="preserve"> </w:t>
+      </w:r>
+      <w:proofErr w:type="spellStart"/>
+      <w:r>
+        <w:rPr>
+          <w:i w:val="0"/>
+          <w:color w:val="000000"/>
+          <w:sz w:val="28"/>
+          <w:szCs w:val="28"/>
+          <w:lang w:val="fr-FR"/>
+        </w:rPr>
+        <w:t>ký</w:t>
+      </w:r>
+      <w:proofErr w:type="spellEnd"/>
+      <w:r>
+        <w:rPr>
+          <w:i w:val="0"/>
+          <w:color w:val="000000"/>
+          <w:sz w:val="28"/>
+          <w:szCs w:val="28"/>
+          <w:lang w:val="fr-FR"/>
+        </w:rPr>
+        <w:t xml:space="preserve"> </w:t>
+      </w:r>
+      <w:proofErr w:type="spellStart"/>
+      <w:r>
+        <w:rPr>
+          <w:i w:val="0"/>
+          <w:color w:val="000000"/>
+          <w:sz w:val="28"/>
+          <w:szCs w:val="28"/>
+          <w:lang w:val="fr-FR"/>
+        </w:rPr>
+        <w:t>tên</w:t>
+      </w:r>
+      <w:proofErr w:type="spellEnd"/>
+      <w:r>
+        <w:rPr>
+          <w:i w:val="0"/>
+          <w:color w:val="000000"/>
+          <w:sz w:val="28"/>
+          <w:szCs w:val="28"/>
+          <w:lang w:val="fr-FR"/>
+        </w:rPr>
+        <w:t xml:space="preserve"> </w:t>
+      </w:r>
+      <w:proofErr w:type="spellStart"/>
+      <w:r>
+        <w:rPr>
+          <w:i w:val="0"/>
+          <w:color w:val="000000"/>
+          <w:sz w:val="28"/>
+          <w:szCs w:val="28"/>
+          <w:lang w:val="fr-FR"/>
+        </w:rPr>
+        <w:t>xác</w:t>
+      </w:r>
+      <w:proofErr w:type="spellEnd"/>
+      <w:r>
+        <w:rPr>
+          <w:i w:val="0"/>
+          <w:color w:val="000000"/>
+          <w:sz w:val="28"/>
+          <w:szCs w:val="28"/>
+          <w:lang w:val="fr-FR"/>
+        </w:rPr>
+        <w:t xml:space="preserve"> </w:t>
+      </w:r>
+      <w:proofErr w:type="spellStart"/>
+      <w:r>
+        <w:rPr>
+          <w:i w:val="0"/>
+          <w:color w:val="000000"/>
+          <w:sz w:val="28"/>
+          <w:szCs w:val="28"/>
+          <w:lang w:val="fr-FR"/>
+        </w:rPr>
+        <w:t>nhận</w:t>
+      </w:r>
+      <w:proofErr w:type="spellEnd"/>
+      <w:r>
+        <w:rPr>
+          <w:i w:val="0"/>
+          <w:color w:val="000000"/>
+          <w:sz w:val="28"/>
+          <w:szCs w:val="28"/>
+          <w:lang w:val="fr-FR"/>
+        </w:rPr>
+        <w:t xml:space="preserve"> </w:t>
+      </w:r>
+      <w:proofErr w:type="spellStart"/>
+      <w:r>
+        <w:rPr>
+          <w:i w:val="0"/>
+          <w:color w:val="000000"/>
+          <w:sz w:val="28"/>
+          <w:szCs w:val="28"/>
+          <w:lang w:val="fr-FR"/>
+        </w:rPr>
+        <w:t>dưới</w:t>
+      </w:r>
+      <w:proofErr w:type="spellEnd"/>
+      <w:r>
+        <w:rPr>
+          <w:i w:val="0"/>
+          <w:color w:val="000000"/>
+          <w:sz w:val="28"/>
+          <w:szCs w:val="28"/>
+          <w:lang w:val="fr-FR"/>
+        </w:rPr>
+        <w:t xml:space="preserve"> </w:t>
+      </w:r>
+      <w:proofErr w:type="spellStart"/>
+      <w:r>
+        <w:rPr>
+          <w:i w:val="0"/>
+          <w:color w:val="000000"/>
+          <w:sz w:val="28"/>
+          <w:szCs w:val="28"/>
+          <w:lang w:val="fr-FR"/>
+        </w:rPr>
+        <w:t>đây</w:t>
+      </w:r>
+      <w:proofErr w:type="spellEnd"/>
+      <w:r>
+        <w:rPr>
+          <w:i w:val="0"/>
+          <w:color w:val="000000"/>
+          <w:sz w:val="28"/>
+          <w:szCs w:val="28"/>
+          <w:lang w:val="fr-FR"/>
+        </w:rPr>
+        <w:t xml:space="preserve">. </w:t>
+      </w:r>
+    </w:p>
+    <w:p>
+      <w:pPr>
+        <w:pStyle w:val="BodyTextIndent2"/>
+        <w:spacing w:after="0"/>
+        <w:ind w:firstLine="720"/>
+        <w:jc w:val="left"/>
+        <w:rPr>
+          <w:i w:val="0"/>
+          <w:color w:val="000000"/>
+          <w:sz w:val="24"/>
+          <w:szCs w:val="24"/>
+          <w:lang w:val="fr-FR"/>
+        </w:rPr>
+      </w:pPr>
+      <w:proofErr w:type="spellStart"/>
+      <w:r>
+        <w:rPr>
+          <w:i w:val="0"/>
+          <w:color w:val="000000"/>
+          <w:sz w:val="28"/>
+          <w:szCs w:val="28"/>
+          <w:lang w:val="fr-FR"/>
+        </w:rPr>
+        <w:t>Biên</w:t>
+      </w:r>
+      <w:proofErr w:type="spellEnd"/>
+      <w:r>
+        <w:rPr>
+          <w:i w:val="0"/>
+          <w:color w:val="000000"/>
+          <w:sz w:val="28"/>
+          <w:szCs w:val="28"/>
+          <w:lang w:val="fr-FR"/>
+        </w:rPr>
+        <w:t xml:space="preserve"> </w:t>
+      </w:r>
+      <w:proofErr w:type="spellStart"/>
+      <w:r>
+        <w:rPr>
+          <w:i w:val="0"/>
+          <w:color w:val="000000"/>
+          <w:sz w:val="28"/>
+          <w:szCs w:val="28"/>
+          <w:lang w:val="fr-FR"/>
+        </w:rPr>
+        <w:t>bản</w:t>
+      </w:r>
+      <w:proofErr w:type="spellEnd"/>
+      <w:r>
+        <w:rPr>
+          <w:i w:val="0"/>
+          <w:color w:val="000000"/>
+          <w:sz w:val="28"/>
+          <w:szCs w:val="28"/>
+          <w:lang w:val="fr-FR"/>
+        </w:rPr>
+        <w:t xml:space="preserve"> </w:t>
+      </w:r>
+      <w:proofErr w:type="spellStart"/>
+      <w:r>
+        <w:rPr>
+          <w:i w:val="0"/>
+          <w:color w:val="000000"/>
+          <w:sz w:val="28"/>
+          <w:szCs w:val="28"/>
+          <w:lang w:val="fr-FR"/>
+        </w:rPr>
+        <w:t>được</w:t>
+      </w:r>
+      <w:proofErr w:type="spellEnd"/>
+      <w:r>
+        <w:rPr>
+          <w:i w:val="0"/>
+          <w:color w:val="000000"/>
+          <w:sz w:val="28"/>
+          <w:szCs w:val="28"/>
+          <w:lang w:val="fr-FR"/>
+        </w:rPr>
+        <w:t xml:space="preserve"> </w:t>
+      </w:r>
+      <w:proofErr w:type="spellStart"/>
+      <w:r>
+        <w:rPr>
+          <w:i w:val="0"/>
+          <w:color w:val="000000"/>
+          <w:sz w:val="28"/>
+          <w:szCs w:val="28"/>
+          <w:lang w:val="fr-FR"/>
+        </w:rPr>
+        <w:t>lập</w:t>
+      </w:r>
+      <w:proofErr w:type="spellEnd"/>
+      <w:r>
+        <w:rPr>
+          <w:i w:val="0"/>
+          <w:color w:val="000000"/>
+          <w:sz w:val="28"/>
+          <w:szCs w:val="28"/>
+          <w:lang w:val="fr-FR"/>
+        </w:rPr>
+        <w:t xml:space="preserve"> </w:t>
+      </w:r>
+      <w:proofErr w:type="spellStart"/>
+      <w:r>
+        <w:rPr>
+          <w:i w:val="0"/>
+          <w:color w:val="000000"/>
+          <w:sz w:val="28"/>
+          <w:szCs w:val="28"/>
+          <w:lang w:val="fr-FR"/>
+        </w:rPr>
+        <w:t>thành</w:t>
+      </w:r>
+      <w:proofErr w:type="spellEnd"/>
+      <w:r>
+        <w:rPr>
+          <w:i w:val="0"/>
+          <w:color w:val="000000"/>
+          <w:sz w:val="28"/>
+          <w:szCs w:val="28"/>
+          <w:lang w:val="fr-FR"/>
+        </w:rPr>
+        <w:t xml:space="preserve"> </w:t>
+      </w:r>
+      <w:r>
+        <w:rPr>
+          <w:i w:val="0"/>
+          <w:color w:val="000000"/>
+          <w:sz w:val="28"/>
+          <w:szCs w:val="28"/>
+          <w:lang w:val="fr-FR"/>
+        </w:rPr>
+        <w:t>[[</w:t>
+      </w:r>
+      <w:proofErr w:type="spellStart"/>
+      <w:r>
+        <w:rPr>
+          <w:i w:val="0"/>
+          <w:color w:val="000000"/>
+          <w:sz w:val="28"/>
+          <w:szCs w:val="28"/>
+          <w:lang w:val="fr-FR"/>
+        </w:rPr>
+        <w:t>SoBan</w:t>
+      </w:r>
+      <w:proofErr w:type="spellEnd"/>
+      <w:r>
+        <w:rPr>
+          <w:i w:val="0"/>
+          <w:color w:val="000000"/>
+          <w:sz w:val="28"/>
+          <w:szCs w:val="28"/>
+          <w:lang w:val="fr-FR"/>
+        </w:rPr>
+        <w:t>]]</w:t>
+      </w:r>
+      <w:r>
+        <w:rPr>
+          <w:i w:val="0"/>
+          <w:color w:val="000000"/>
+          <w:sz w:val="28"/>
+          <w:szCs w:val="28"/>
+          <w:lang w:val="fr-FR"/>
+        </w:rPr>
+        <w:t xml:space="preserve"> </w:t>
+      </w:r>
+      <w:proofErr w:type="spellStart"/>
+      <w:r>
+        <w:rPr>
+          <w:i w:val="0"/>
+          <w:color w:val="000000"/>
+          <w:sz w:val="28"/>
+          <w:szCs w:val="28"/>
+          <w:lang w:val="fr-FR"/>
+        </w:rPr>
+        <w:t>bản</w:t>
+      </w:r>
+      <w:proofErr w:type="spellEnd"/>
+      <w:r>
+        <w:rPr>
+          <w:i w:val="0"/>
+          <w:color w:val="000000"/>
+          <w:sz w:val="28"/>
+          <w:szCs w:val="28"/>
+          <w:lang w:val="fr-FR"/>
+        </w:rPr>
+        <w:t xml:space="preserve"> </w:t>
+      </w:r>
+      <w:proofErr w:type="spellStart"/>
+      <w:r>
+        <w:rPr>
+          <w:i w:val="0"/>
+          <w:color w:val="000000"/>
+          <w:sz w:val="28"/>
+          <w:szCs w:val="28"/>
+          <w:lang w:val="fr-FR"/>
+        </w:rPr>
+        <w:t>và</w:t>
+      </w:r>
+      <w:proofErr w:type="spellEnd"/>
+      <w:r>
+        <w:rPr>
+          <w:i w:val="0"/>
+          <w:color w:val="000000"/>
+          <w:sz w:val="28"/>
+          <w:szCs w:val="28"/>
+          <w:lang w:val="fr-FR"/>
+        </w:rPr>
+        <w:t xml:space="preserve"> </w:t>
+      </w:r>
+      <w:proofErr w:type="spellStart"/>
+      <w:r>
+        <w:rPr>
+          <w:i w:val="0"/>
+          <w:color w:val="000000"/>
+          <w:sz w:val="28"/>
+          <w:szCs w:val="28"/>
+          <w:lang w:val="fr-FR"/>
+        </w:rPr>
+        <w:t>giao</w:t>
+      </w:r>
+      <w:proofErr w:type="spellEnd"/>
+      <w:r>
+        <w:rPr>
+          <w:i w:val="0"/>
+          <w:color w:val="000000"/>
+          <w:sz w:val="28"/>
+          <w:szCs w:val="28"/>
+          <w:lang w:val="fr-FR"/>
+        </w:rPr>
+        <w:t xml:space="preserve"> </w:t>
+      </w:r>
+      <w:proofErr w:type="spellStart"/>
+      <w:r>
+        <w:rPr>
+          <w:i w:val="0"/>
+          <w:color w:val="000000"/>
+          <w:sz w:val="28"/>
+          <w:szCs w:val="28"/>
+          <w:lang w:val="fr-FR"/>
+        </w:rPr>
+        <w:t>cho</w:t>
+      </w:r>
+      <w:proofErr w:type="spellEnd"/>
+      <w:r>
+        <w:rPr>
+          <w:i w:val="0"/>
+          <w:color w:val="000000"/>
+          <w:sz w:val="28"/>
+          <w:szCs w:val="28"/>
+          <w:lang w:val="fr-FR"/>
+        </w:rPr>
+        <w:t xml:space="preserve"> </w:t>
+      </w:r>
+      <w:r>
+        <w:rPr>
+          <w:i w:val="0"/>
+          <w:color w:val="000000"/>
+          <w:sz w:val="28"/>
+          <w:szCs w:val="28"/>
+          <w:lang w:val="fr-FR"/>
+        </w:rPr>
+        <w:t>[[</w:t>
+      </w:r>
+      <w:proofErr w:type="spellStart"/>
+      <w:r>
+        <w:rPr>
+          <w:i w:val="0"/>
+          <w:color w:val="000000"/>
+          <w:sz w:val="28"/>
+          <w:szCs w:val="28"/>
+          <w:lang w:val="fr-FR"/>
+        </w:rPr>
+        <w:t>NguoiNhanBanGiao</w:t>
+      </w:r>
+      <w:proofErr w:type="spellEnd"/>
+      <w:r>
+        <w:rPr>
+          <w:i w:val="0"/>
+          <w:color w:val="000000"/>
+          <w:sz w:val="28"/>
+          <w:szCs w:val="28"/>
+          <w:lang w:val="fr-FR"/>
+        </w:rPr>
+        <w:t>]]</w:t>
+      </w:r>
+      <w:r>
+        <w:rPr>
+          <w:i w:val="0"/>
+          <w:color w:val="000000"/>
+          <w:sz w:val="28"/>
+          <w:szCs w:val="28"/>
+          <w:lang w:val="fr-FR"/>
+        </w:rPr>
+        <w:t>./.</w:t>
+      </w:r>
+      <w:r>
+        <w:rPr>
+          <w:i w:val="0"/>
+          <w:color w:val="000000"/>
+          <w:sz w:val="24"/>
+          <w:szCs w:val="24"/>
+          <w:lang w:val="fr-FR"/>
+        </w:rPr>
+        <w:t xml:space="preserve"> </w:t>
       </w:r>
     </w:p>
     <w:p>
@@ -1212,7 +3561,67 @@
                 <w:szCs w:val="28"/>
                 <w:lang w:val="fr-FR"/>
               </w:rPr>
-              <w:t>(Chữ ký, dấu-</w:t>
+              <w:t>(</w:t>
+            </w:r>
+            <w:proofErr w:type="spellStart"/>
+            <w:r>
+              <w:rPr>
+                <w:bCs w:val="0"/>
+                <w:iCs w:val="0"/>
+                <w:color w:val="000000"/>
+                <w:sz w:val="28"/>
+                <w:szCs w:val="28"/>
+                <w:lang w:val="fr-FR"/>
+              </w:rPr>
+              <w:t>Chữ</w:t>
+            </w:r>
+            <w:proofErr w:type="spellEnd"/>
+            <w:r>
+              <w:rPr>
+                <w:bCs w:val="0"/>
+                <w:iCs w:val="0"/>
+                <w:color w:val="000000"/>
+                <w:sz w:val="28"/>
+                <w:szCs w:val="28"/>
+                <w:lang w:val="fr-FR"/>
+              </w:rPr>
+              <w:t xml:space="preserve"> </w:t>
+            </w:r>
+            <w:proofErr w:type="spellStart"/>
+            <w:r>
+              <w:rPr>
+                <w:bCs w:val="0"/>
+                <w:iCs w:val="0"/>
+                <w:color w:val="000000"/>
+                <w:sz w:val="28"/>
+                <w:szCs w:val="28"/>
+                <w:lang w:val="fr-FR"/>
+              </w:rPr>
+              <w:t>ký</w:t>
+            </w:r>
+            <w:proofErr w:type="spellEnd"/>
+            <w:r>
+              <w:rPr>
+                <w:bCs w:val="0"/>
+                <w:iCs w:val="0"/>
+                <w:color w:val="000000"/>
+                <w:sz w:val="28"/>
+                <w:szCs w:val="28"/>
+                <w:lang w:val="fr-FR"/>
+              </w:rPr>
+              <w:t xml:space="preserve">, </w:t>
+            </w:r>
+            <w:proofErr w:type="spellStart"/>
+            <w:r>
+              <w:rPr>
+                <w:bCs w:val="0"/>
+                <w:iCs w:val="0"/>
+                <w:color w:val="000000"/>
+                <w:sz w:val="28"/>
+                <w:szCs w:val="28"/>
+                <w:lang w:val="fr-FR"/>
+              </w:rPr>
+              <w:t>dấu-</w:t>
             </w:r>
             <w:r>
               <w:rPr>
@@ -1223,7 +3632,43 @@
                 <w:szCs w:val="28"/>
                 <w:lang w:val="fr-FR"/>
               </w:rPr>
-              <w:t>nếu có)</w:t>
+              <w:t>nếu</w:t>
+            </w:r>
+            <w:proofErr w:type="spellEnd"/>
+            <w:r>
+              <w:rPr>
+                <w:bCs w:val="0"/>
+                <w:iCs w:val="0"/>
+                <w:color w:val="000000"/>
+                <w:sz w:val="28"/>
+                <w:szCs w:val="28"/>
+                <w:lang w:val="fr-FR"/>
+              </w:rPr>
+              <w:t xml:space="preserve"> </w:t>
+            </w:r>
+            <w:proofErr w:type="spellStart"/>
+            <w:r>
+              <w:rPr>
+                <w:bCs w:val="0"/>
+                <w:iCs w:val="0"/>
+                <w:color w:val="000000"/>
+                <w:sz w:val="28"/>
+                <w:szCs w:val="28"/>
+                <w:lang w:val="fr-FR"/>
+              </w:rPr>
+              <w:t>có</w:t>
+            </w:r>
+            <w:proofErr w:type="spellEnd"/>
+            <w:r>
+              <w:rPr>
+                <w:bCs w:val="0"/>
+                <w:iCs w:val="0"/>
+                <w:color w:val="000000"/>
+                <w:sz w:val="28"/>
+                <w:szCs w:val="28"/>
+                <w:lang w:val="fr-FR"/>
+              </w:rPr>
+              <w:t>)</w:t>
             </w:r>
           </w:p>
           <w:p>
@@ -1285,6 +3730,7 @@
                 <w:lang w:val="fr-FR"/>
               </w:rPr>
             </w:pPr>
+            <w:proofErr w:type="spellStart"/>
             <w:r>
               <w:rPr>
                 <w:b/>
@@ -1292,8 +3738,69 @@
                 <w:color w:val="000000"/>
                 <w:lang w:val="fr-FR"/>
               </w:rPr>
-              <w:t>Cấp bậc, họ tên</w:t>
+              <w:t>Cấp</w:t>
             </w:r>
+            <w:proofErr w:type="spellEnd"/>
+            <w:r>
+              <w:rPr>
+                <w:b/>
+                <w:i w:val="0"/>
+                <w:color w:val="000000"/>
+                <w:lang w:val="fr-FR"/>
+              </w:rPr>
+              <w:t xml:space="preserve"> </w:t>
+            </w:r>
+            <w:proofErr w:type="spellStart"/>
+            <w:r>
+              <w:rPr>
+                <w:b/>
+                <w:i w:val="0"/>
+                <w:color w:val="000000"/>
+                <w:lang w:val="fr-FR"/>
+              </w:rPr>
+              <w:t>bậc</w:t>
+            </w:r>
+            <w:proofErr w:type="spellEnd"/>
+            <w:r>
+              <w:rPr>
+                <w:b/>
+                <w:i w:val="0"/>
+                <w:color w:val="000000"/>
+                <w:lang w:val="fr-FR"/>
+              </w:rPr>
+              <w:t xml:space="preserve">, </w:t>
+            </w:r>
+            <w:proofErr w:type="spellStart"/>
+            <w:r>
+              <w:rPr>
+                <w:b/>
+                <w:i w:val="0"/>
+                <w:color w:val="000000"/>
+                <w:lang w:val="fr-FR"/>
+              </w:rPr>
+              <w:t>họ</w:t>
+            </w:r>
+            <w:proofErr w:type="spellEnd"/>
+            <w:r>
+              <w:rPr>
+                <w:b/>
+                <w:i w:val="0"/>
+                <w:color w:val="000000"/>
+                <w:lang w:val="fr-FR"/>
+              </w:rPr>
+              <w:t xml:space="preserve"> </w:t>
+            </w:r>
+            <w:proofErr w:type="spellStart"/>
+            <w:r>
+              <w:rPr>
+                <w:b/>
+                <w:i w:val="0"/>
+                <w:color w:val="000000"/>
+                <w:lang w:val="fr-FR"/>
+              </w:rPr>
+              <w:t>tên</w:t>
+            </w:r>
+            <w:proofErr w:type="spellEnd"/>
           </w:p>
         </w:tc>
       </w:tr>
@@ -1311,8 +3818,6 @@
           <w:lang w:val="fr-FR"/>
         </w:rPr>
       </w:pPr>
-      <w:bookmarkStart w:id="0" w:name="_GoBack"/>
-      <w:bookmarkEnd w:id="0"/>
       <w:r>
         <w:rPr>
           <w:i w:val="0"/>
@@ -1337,7 +3842,7 @@
 </file>
 
 <file path=word/endnotes.xml><?xml version="1.0" encoding="utf-8"?>
-<w:endnotes xmlns:wpc="http://schemas.microsoft.com/office/word/2010/wordprocessingCanvas" xmlns:cx="http://schemas.microsoft.com/office/drawing/2014/chartex" xmlns:mc="http://schemas.openxmlformats.org/markup-compatibility/2006" xmlns:o="urn:schemas-microsoft-com:office:office" xmlns:r="http://schemas.openxmlformats.org/officeDocument/2006/relationships" xmlns:m="http://schemas.openxmlformats.org/officeDocument/2006/math" xmlns:v="urn:schemas-microsoft-com:vml" xmlns:wp14="http://schemas.microsoft.com/office/word/2010/wordprocessingDrawing" xmlns:wp="http://schemas.openxmlformats.org/drawingml/2006/wordprocessingDrawing" xmlns:w10="urn:schemas-microsoft-com:office:word" xmlns:w="http://schemas.openxmlformats.org/wordprocessingml/2006/main" xmlns:w14="http://schemas.microsoft.com/office/word/2010/wordml" xmlns:w15="http://schemas.microsoft.com/office/word/2012/wordml" xmlns:w16se="http://schemas.microsoft.com/office/word/2015/wordml/symex" xmlns:wpg="http://schemas.microsoft.com/office/word/2010/wordprocessingGroup" xmlns:wpi="http://schemas.microsoft.com/office/word/2010/wordprocessingInk" xmlns:wne="http://schemas.microsoft.com/office/word/2006/wordml" xmlns:wps="http://schemas.microsoft.com/office/word/2010/wordprocessingShape" mc:Ignorable="w14 w15 w16se wp14">
+<w:endnotes xmlns:wpc="http://schemas.microsoft.com/office/word/2010/wordprocessingCanvas" xmlns:cx="http://schemas.microsoft.com/office/drawing/2014/chartex" xmlns:cx1="http://schemas.microsoft.com/office/drawing/2015/9/8/chartex" xmlns:cx2="http://schemas.microsoft.com/office/drawing/2015/10/21/chartex" xmlns:cx3="http://schemas.microsoft.com/office/drawing/2016/5/9/chartex" xmlns:cx4="http://schemas.microsoft.com/office/drawing/2016/5/10/chartex" xmlns:cx5="http://schemas.microsoft.com/office/drawing/2016/5/11/chartex" xmlns:cx6="http://schemas.microsoft.com/office/drawing/2016/5/12/chartex" xmlns:cx7="http://schemas.microsoft.com/office/drawing/2016/5/13/chartex" xmlns:cx8="http://schemas.microsoft.com/office/drawing/2016/5/14/chartex" xmlns:mc="http://schemas.openxmlformats.org/markup-compatibility/2006" xmlns:aink="http://schemas.microsoft.com/office/drawing/2016/ink" xmlns:am3d="http://schemas.microsoft.com/office/drawing/2017/model3d" xmlns:o="urn:schemas-microsoft-com:office:office" xmlns:oel="http://schemas.microsoft.com/office/2019/extlst" xmlns:r="http://schemas.openxmlformats.org/officeDocument/2006/relationships" xmlns:m="http://schemas.openxmlformats.org/officeDocument/2006/math" xmlns:v="urn:schemas-microsoft-com:vml" xmlns:wp14="http://schemas.microsoft.com/office/word/2010/wordprocessingDrawing" xmlns:wp="http://schemas.openxmlformats.org/drawingml/2006/wordprocessingDrawing" xmlns:w10="urn:schemas-microsoft-com:office:word" xmlns:w="http://schemas.openxmlformats.org/wordprocessingml/2006/main" xmlns:w14="http://schemas.microsoft.com/office/word/2010/wordml" xmlns:w15="http://schemas.microsoft.com/office/word/2012/wordml" xmlns:w16cex="http://schemas.microsoft.com/office/word/2018/wordml/cex" xmlns:w16cid="http://schemas.microsoft.com/office/word/2016/wordml/cid" xmlns:w16="http://schemas.microsoft.com/office/word/2018/wordml" xmlns:w16sdtdh="http://schemas.microsoft.com/office/word/2020/wordml/sdtdatahash" xmlns:w16se="http://schemas.microsoft.com/office/word/2015/wordml/symex" xmlns:wpg="http://schemas.microsoft.com/office/word/2010/wordprocessingGroup" xmlns:wpi="http://schemas.microsoft.com/office/word/2010/wordprocessingInk" xmlns:wne="http://schemas.microsoft.com/office/word/2006/wordml" xmlns:wps="http://schemas.microsoft.com/office/word/2010/wordprocessingShape" mc:Ignorable="w14 w15 w16se w16cid w16 w16cex w16sdtdh wp14">
   <w:endnote w:type="separator" w:id="-1">
     <w:p>
       <w:r>
@@ -1356,7 +3861,7 @@
 </file>
 
 <file path=word/footnotes.xml><?xml version="1.0" encoding="utf-8"?>
-<w:footnotes xmlns:wpc="http://schemas.microsoft.com/office/word/2010/wordprocessingCanvas" xmlns:cx="http://schemas.microsoft.com/office/drawing/2014/chartex" xmlns:mc="http://schemas.openxmlformats.org/markup-compatibility/2006" xmlns:o="urn:schemas-microsoft-com:office:office" xmlns:r="http://schemas.openxmlformats.org/officeDocument/2006/relationships" xmlns:m="http://schemas.openxmlformats.org/officeDocument/2006/math" xmlns:v="urn:schemas-microsoft-com:vml" xmlns:wp14="http://schemas.microsoft.com/office/word/2010/wordprocessingDrawing" xmlns:wp="http://schemas.openxmlformats.org/drawingml/2006/wordprocessingDrawing" xmlns:w10="urn:schemas-microsoft-com:office:word" xmlns:w="http://schemas.openxmlformats.org/wordprocessingml/2006/main" xmlns:w14="http://schemas.microsoft.com/office/word/2010/wordml" xmlns:w15="http://schemas.microsoft.com/office/word/2012/wordml" xmlns:w16se="http://schemas.microsoft.com/office/word/2015/wordml/symex" xmlns:wpg="http://schemas.microsoft.com/office/word/2010/wordprocessingGroup" xmlns:wpi="http://schemas.microsoft.com/office/word/2010/wordprocessingInk" xmlns:wne="http://schemas.microsoft.com/office/word/2006/wordml" xmlns:wps="http://schemas.microsoft.com/office/word/2010/wordprocessingShape" mc:Ignorable="w14 w15 w16se wp14">
+<w:footnotes xmlns:wpc="http://schemas.microsoft.com/office/word/2010/wordprocessingCanvas" xmlns:cx="http://schemas.microsoft.com/office/drawing/2014/chartex" xmlns:cx1="http://schemas.microsoft.com/office/drawing/2015/9/8/chartex" xmlns:cx2="http://schemas.microsoft.com/office/drawing/2015/10/21/chartex" xmlns:cx3="http://schemas.microsoft.com/office/drawing/2016/5/9/chartex" xmlns:cx4="http://schemas.microsoft.com/office/drawing/2016/5/10/chartex" xmlns:cx5="http://schemas.microsoft.com/office/drawing/2016/5/11/chartex" xmlns:cx6="http://schemas.microsoft.com/office/drawing/2016/5/12/chartex" xmlns:cx7="http://schemas.microsoft.com/office/drawing/2016/5/13/chartex" xmlns:cx8="http://schemas.microsoft.com/office/drawing/2016/5/14/chartex" xmlns:mc="http://schemas.openxmlformats.org/markup-compatibility/2006" xmlns:aink="http://schemas.microsoft.com/office/drawing/2016/ink" xmlns:am3d="http://schemas.microsoft.com/office/drawing/2017/model3d" xmlns:o="urn:schemas-microsoft-com:office:office" xmlns:oel="http://schemas.microsoft.com/office/2019/extlst" xmlns:r="http://schemas.openxmlformats.org/officeDocument/2006/relationships" xmlns:m="http://schemas.openxmlformats.org/officeDocument/2006/math" xmlns:v="urn:schemas-microsoft-com:vml" xmlns:wp14="http://schemas.microsoft.com/office/word/2010/wordprocessingDrawing" xmlns:wp="http://schemas.openxmlformats.org/drawingml/2006/wordprocessingDrawing" xmlns:w10="urn:schemas-microsoft-com:office:word" xmlns:w="http://schemas.openxmlformats.org/wordprocessingml/2006/main" xmlns:w14="http://schemas.microsoft.com/office/word/2010/wordml" xmlns:w15="http://schemas.microsoft.com/office/word/2012/wordml" xmlns:w16cex="http://schemas.microsoft.com/office/word/2018/wordml/cex" xmlns:w16cid="http://schemas.microsoft.com/office/word/2016/wordml/cid" xmlns:w16="http://schemas.microsoft.com/office/word/2018/wordml" xmlns:w16sdtdh="http://schemas.microsoft.com/office/word/2020/wordml/sdtdatahash" xmlns:w16se="http://schemas.microsoft.com/office/word/2015/wordml/symex" xmlns:wpg="http://schemas.microsoft.com/office/word/2010/wordprocessingGroup" xmlns:wpi="http://schemas.microsoft.com/office/word/2010/wordprocessingInk" xmlns:wne="http://schemas.microsoft.com/office/word/2006/wordml" xmlns:wps="http://schemas.microsoft.com/office/word/2010/wordprocessingShape" mc:Ignorable="w14 w15 w16se w16cid w16 w16cex w16sdtdh wp14">
   <w:footnote w:type="separator" w:id="-1">
     <w:p>
       <w:r>
@@ -1375,76 +3880,7 @@
 </file>
 
 <file path=word/header1.xml><?xml version="1.0" encoding="utf-8"?>
-<w:hdr xmlns:wpc="http://schemas.microsoft.com/office/word/2010/wordprocessingCanvas" xmlns:cx="http://schemas.microsoft.com/office/drawing/2014/chartex" xmlns:mc="http://schemas.openxmlformats.org/markup-compatibility/2006" xmlns:o="urn:schemas-microsoft-com:office:office" xmlns:r="http://schemas.openxmlformats.org/officeDocument/2006/relationships" xmlns:m="http://schemas.openxmlformats.org/officeDocument/2006/math" xmlns:v="urn:schemas-microsoft-com:vml" xmlns:wp14="http://schemas.microsoft.com/office/word/2010/wordprocessingDrawing" xmlns:wp="http://schemas.openxmlformats.org/drawingml/2006/wordprocessingDrawing" xmlns:w10="urn:schemas-microsoft-com:office:word" xmlns:w="http://schemas.openxmlformats.org/wordprocessingml/2006/main" xmlns:w14="http://schemas.microsoft.com/office/word/2010/wordml" xmlns:w15="http://schemas.microsoft.com/office/word/2012/wordml" xmlns:w16se="http://schemas.microsoft.com/office/word/2015/wordml/symex" xmlns:wpg="http://schemas.microsoft.com/office/word/2010/wordprocessingGroup" xmlns:wpi="http://schemas.microsoft.com/office/word/2010/wordprocessingInk" xmlns:wne="http://schemas.microsoft.com/office/word/2006/wordml" xmlns:wps="http://schemas.microsoft.com/office/word/2010/wordprocessingShape" mc:Ignorable="w14 w15 w16se wp14">
-  <w:tbl>
-    <w:tblPr>
-      <w:tblW w:w="0" w:type="auto"/>
-      <w:tblBorders>
-        <w:bottom w:val="single" w:sz="4" w:space="0" w:color="auto"/>
-        <w:insideH w:val="single" w:sz="4" w:space="0" w:color="auto"/>
-        <w:insideV w:val="single" w:sz="4" w:space="0" w:color="auto"/>
-      </w:tblBorders>
-      <w:tblLook w:val="04A0" w:firstRow="1" w:lastRow="0" w:firstColumn="1" w:lastColumn="0" w:noHBand="0" w:noVBand="1"/>
-    </w:tblPr>
-    <w:tblGrid>
-      <w:gridCol w:w="9071"/>
-    </w:tblGrid>
-    <w:tr>
-      <w:tc>
-        <w:tcPr>
-          <w:tcW w:w="9287" w:type="dxa"/>
-          <w:shd w:val="clear" w:color="auto" w:fill="auto"/>
-        </w:tcPr>
-        <w:p>
-          <w:pPr>
-            <w:pStyle w:val="Header"/>
-            <w:tabs>
-              <w:tab w:val="clear" w:pos="4320"/>
-              <w:tab w:val="clear" w:pos="8640"/>
-              <w:tab w:val="left" w:pos="2055"/>
-            </w:tabs>
-            <w:rPr>
-              <w:rFonts w:ascii="Times New Roman" w:hAnsi="Times New Roman" w:cs="Arial"/>
-              <w:sz w:val="28"/>
-              <w:lang w:val="en-US"/>
-            </w:rPr>
-          </w:pPr>
-          <w:r>
-            <w:rPr>
-              <w:rFonts w:ascii="Times New Roman" w:hAnsi="Times New Roman"/>
-              <w:sz w:val="28"/>
-              <w:lang w:val="en-US"/>
-            </w:rPr>
-            <w:t>M</w:t>
-          </w:r>
-          <w:r>
-            <w:rPr>
-              <w:rFonts w:ascii="Times New Roman" w:hAnsi="Times New Roman" w:cs="Arial"/>
-              <w:sz w:val="28"/>
-              <w:lang w:val="en-US"/>
-            </w:rPr>
-            <w:t xml:space="preserve">ẫu số </w:t>
-          </w:r>
-          <w:r>
-            <w:rPr>
-              <w:rFonts w:ascii="Times New Roman" w:hAnsi="Times New Roman" w:cs="Arial"/>
-              <w:sz w:val="28"/>
-              <w:lang w:val="en-US"/>
-            </w:rPr>
-            <w:t>10</w:t>
-          </w:r>
-          <w:r>
-            <w:rPr>
-              <w:rFonts w:ascii="Times New Roman" w:hAnsi="Times New Roman" w:cs="Arial"/>
-              <w:sz w:val="28"/>
-              <w:lang w:val="en-US"/>
-            </w:rPr>
-            <w:t>-KN</w:t>
-          </w:r>
-        </w:p>
-      </w:tc>
-    </w:tr>
-  </w:tbl>
+<w:hdr xmlns:wpc="http://schemas.microsoft.com/office/word/2010/wordprocessingCanvas" xmlns:cx="http://schemas.microsoft.com/office/drawing/2014/chartex" xmlns:cx1="http://schemas.microsoft.com/office/drawing/2015/9/8/chartex" xmlns:cx2="http://schemas.microsoft.com/office/drawing/2015/10/21/chartex" xmlns:cx3="http://schemas.microsoft.com/office/drawing/2016/5/9/chartex" xmlns:cx4="http://schemas.microsoft.com/office/drawing/2016/5/10/chartex" xmlns:cx5="http://schemas.microsoft.com/office/drawing/2016/5/11/chartex" xmlns:cx6="http://schemas.microsoft.com/office/drawing/2016/5/12/chartex" xmlns:cx7="http://schemas.microsoft.com/office/drawing/2016/5/13/chartex" xmlns:cx8="http://schemas.microsoft.com/office/drawing/2016/5/14/chartex" xmlns:mc="http://schemas.openxmlformats.org/markup-compatibility/2006" xmlns:aink="http://schemas.microsoft.com/office/drawing/2016/ink" xmlns:am3d="http://schemas.microsoft.com/office/drawing/2017/model3d" xmlns:o="urn:schemas-microsoft-com:office:office" xmlns:oel="http://schemas.microsoft.com/office/2019/extlst" xmlns:r="http://schemas.openxmlformats.org/officeDocument/2006/relationships" xmlns:m="http://schemas.openxmlformats.org/officeDocument/2006/math" xmlns:v="urn:schemas-microsoft-com:vml" xmlns:wp14="http://schemas.microsoft.com/office/word/2010/wordprocessingDrawing" xmlns:wp="http://schemas.openxmlformats.org/drawingml/2006/wordprocessingDrawing" xmlns:w10="urn:schemas-microsoft-com:office:word" xmlns:w="http://schemas.openxmlformats.org/wordprocessingml/2006/main" xmlns:w14="http://schemas.microsoft.com/office/word/2010/wordml" xmlns:w15="http://schemas.microsoft.com/office/word/2012/wordml" xmlns:w16cex="http://schemas.microsoft.com/office/word/2018/wordml/cex" xmlns:w16cid="http://schemas.microsoft.com/office/word/2016/wordml/cid" xmlns:w16="http://schemas.microsoft.com/office/word/2018/wordml" xmlns:w16sdtdh="http://schemas.microsoft.com/office/word/2020/wordml/sdtdatahash" xmlns:w16se="http://schemas.microsoft.com/office/word/2015/wordml/symex" xmlns:wpg="http://schemas.microsoft.com/office/word/2010/wordprocessingGroup" xmlns:wpi="http://schemas.microsoft.com/office/word/2010/wordprocessingInk" xmlns:wne="http://schemas.microsoft.com/office/word/2006/wordml" xmlns:wps="http://schemas.microsoft.com/office/word/2010/wordprocessingShape" mc:Ignorable="w14 w15 w16se w16cid w16 w16cex w16sdtdh wp14">
   <w:p>
     <w:pPr>
       <w:pStyle w:val="Header"/>
@@ -1462,7 +3898,7 @@
 </file>
 
 <file path=word/numbering.xml><?xml version="1.0" encoding="utf-8"?>
-<w:numbering xmlns:wpc="http://schemas.microsoft.com/office/word/2010/wordprocessingCanvas" xmlns:cx="http://schemas.microsoft.com/office/drawing/2014/chartex" xmlns:mc="http://schemas.openxmlformats.org/markup-compatibility/2006" xmlns:o="urn:schemas-microsoft-com:office:office" xmlns:r="http://schemas.openxmlformats.org/officeDocument/2006/relationships" xmlns:m="http://schemas.openxmlformats.org/officeDocument/2006/math" xmlns:v="urn:schemas-microsoft-com:vml" xmlns:wp14="http://schemas.microsoft.com/office/word/2010/wordprocessingDrawing" xmlns:wp="http://schemas.openxmlformats.org/drawingml/2006/wordprocessingDrawing" xmlns:w10="urn:schemas-microsoft-com:office:word" xmlns:w="http://schemas.openxmlformats.org/wordprocessingml/2006/main" xmlns:w14="http://schemas.microsoft.com/office/word/2010/wordml" xmlns:w15="http://schemas.microsoft.com/office/word/2012/wordml" xmlns:w16se="http://schemas.microsoft.com/office/word/2015/wordml/symex" xmlns:wpg="http://schemas.microsoft.com/office/word/2010/wordprocessingGroup" xmlns:wpi="http://schemas.microsoft.com/office/word/2010/wordprocessingInk" xmlns:wne="http://schemas.microsoft.com/office/word/2006/wordml" xmlns:wps="http://schemas.microsoft.com/office/word/2010/wordprocessingShape" mc:Ignorable="w14 w15 w16se wp14">
+<w:numbering xmlns:wpc="http://schemas.microsoft.com/office/word/2010/wordprocessingCanvas" xmlns:cx="http://schemas.microsoft.com/office/drawing/2014/chartex" xmlns:cx1="http://schemas.microsoft.com/office/drawing/2015/9/8/chartex" xmlns:cx2="http://schemas.microsoft.com/office/drawing/2015/10/21/chartex" xmlns:cx3="http://schemas.microsoft.com/office/drawing/2016/5/9/chartex" xmlns:cx4="http://schemas.microsoft.com/office/drawing/2016/5/10/chartex" xmlns:cx5="http://schemas.microsoft.com/office/drawing/2016/5/11/chartex" xmlns:cx6="http://schemas.microsoft.com/office/drawing/2016/5/12/chartex" xmlns:cx7="http://schemas.microsoft.com/office/drawing/2016/5/13/chartex" xmlns:cx8="http://schemas.microsoft.com/office/drawing/2016/5/14/chartex" xmlns:mc="http://schemas.openxmlformats.org/markup-compatibility/2006" xmlns:aink="http://schemas.microsoft.com/office/drawing/2016/ink" xmlns:am3d="http://schemas.microsoft.com/office/drawing/2017/model3d" xmlns:o="urn:schemas-microsoft-com:office:office" xmlns:oel="http://schemas.microsoft.com/office/2019/extlst" xmlns:r="http://schemas.openxmlformats.org/officeDocument/2006/relationships" xmlns:m="http://schemas.openxmlformats.org/officeDocument/2006/math" xmlns:v="urn:schemas-microsoft-com:vml" xmlns:wp14="http://schemas.microsoft.com/office/word/2010/wordprocessingDrawing" xmlns:wp="http://schemas.openxmlformats.org/drawingml/2006/wordprocessingDrawing" xmlns:w10="urn:schemas-microsoft-com:office:word" xmlns:w="http://schemas.openxmlformats.org/wordprocessingml/2006/main" xmlns:w14="http://schemas.microsoft.com/office/word/2010/wordml" xmlns:w15="http://schemas.microsoft.com/office/word/2012/wordml" xmlns:w16cex="http://schemas.microsoft.com/office/word/2018/wordml/cex" xmlns:w16cid="http://schemas.microsoft.com/office/word/2016/wordml/cid" xmlns:w16="http://schemas.microsoft.com/office/word/2018/wordml" xmlns:w16sdtdh="http://schemas.microsoft.com/office/word/2020/wordml/sdtdatahash" xmlns:w16se="http://schemas.microsoft.com/office/word/2015/wordml/symex" xmlns:wpg="http://schemas.microsoft.com/office/word/2010/wordprocessingGroup" xmlns:wpi="http://schemas.microsoft.com/office/word/2010/wordprocessingInk" xmlns:wne="http://schemas.microsoft.com/office/word/2006/wordml" xmlns:wps="http://schemas.microsoft.com/office/word/2010/wordprocessingShape" mc:Ignorable="w14 w15 w16se w16cid w16 w16cex w16sdtdh wp14">
   <w:abstractNum w:abstractNumId="0" w15:restartNumberingAfterBreak="0">
     <w:nsid w:val="01374818"/>
     <w:multiLevelType w:val="hybridMultilevel"/>
@@ -5020,116 +7456,116 @@
       </w:rPr>
     </w:lvl>
   </w:abstractNum>
-  <w:num w:numId="1">
+  <w:num w:numId="1" w16cid:durableId="868370185">
     <w:abstractNumId w:val="22"/>
   </w:num>
-  <w:num w:numId="2">
+  <w:num w:numId="2" w16cid:durableId="1183058340">
     <w:abstractNumId w:val="6"/>
   </w:num>
-  <w:num w:numId="3">
+  <w:num w:numId="3" w16cid:durableId="715394715">
     <w:abstractNumId w:val="16"/>
   </w:num>
-  <w:num w:numId="4">
+  <w:num w:numId="4" w16cid:durableId="374358632">
     <w:abstractNumId w:val="4"/>
   </w:num>
-  <w:num w:numId="5">
+  <w:num w:numId="5" w16cid:durableId="892230326">
     <w:abstractNumId w:val="12"/>
   </w:num>
-  <w:num w:numId="6">
+  <w:num w:numId="6" w16cid:durableId="508518884">
     <w:abstractNumId w:val="24"/>
   </w:num>
-  <w:num w:numId="7">
+  <w:num w:numId="7" w16cid:durableId="1953710912">
     <w:abstractNumId w:val="34"/>
   </w:num>
-  <w:num w:numId="8">
+  <w:num w:numId="8" w16cid:durableId="161512384">
     <w:abstractNumId w:val="18"/>
   </w:num>
-  <w:num w:numId="9">
+  <w:num w:numId="9" w16cid:durableId="542327646">
     <w:abstractNumId w:val="0"/>
   </w:num>
-  <w:num w:numId="10">
+  <w:num w:numId="10" w16cid:durableId="1018695742">
     <w:abstractNumId w:val="21"/>
   </w:num>
-  <w:num w:numId="11">
+  <w:num w:numId="11" w16cid:durableId="1058092512">
     <w:abstractNumId w:val="10"/>
   </w:num>
-  <w:num w:numId="12">
+  <w:num w:numId="12" w16cid:durableId="55855842">
     <w:abstractNumId w:val="9"/>
   </w:num>
-  <w:num w:numId="13">
+  <w:num w:numId="13" w16cid:durableId="1005978112">
     <w:abstractNumId w:val="5"/>
   </w:num>
-  <w:num w:numId="14">
+  <w:num w:numId="14" w16cid:durableId="867450675">
     <w:abstractNumId w:val="27"/>
   </w:num>
-  <w:num w:numId="15">
+  <w:num w:numId="15" w16cid:durableId="620036352">
     <w:abstractNumId w:val="30"/>
   </w:num>
-  <w:num w:numId="16">
+  <w:num w:numId="16" w16cid:durableId="1011034113">
     <w:abstractNumId w:val="25"/>
   </w:num>
-  <w:num w:numId="17">
+  <w:num w:numId="17" w16cid:durableId="768356995">
     <w:abstractNumId w:val="20"/>
   </w:num>
-  <w:num w:numId="18">
+  <w:num w:numId="18" w16cid:durableId="1695810580">
     <w:abstractNumId w:val="19"/>
   </w:num>
-  <w:num w:numId="19">
+  <w:num w:numId="19" w16cid:durableId="749011606">
     <w:abstractNumId w:val="1"/>
   </w:num>
-  <w:num w:numId="20">
+  <w:num w:numId="20" w16cid:durableId="1396587567">
     <w:abstractNumId w:val="2"/>
   </w:num>
-  <w:num w:numId="21">
+  <w:num w:numId="21" w16cid:durableId="326640077">
     <w:abstractNumId w:val="13"/>
   </w:num>
-  <w:num w:numId="22">
+  <w:num w:numId="22" w16cid:durableId="412050499">
     <w:abstractNumId w:val="14"/>
   </w:num>
-  <w:num w:numId="23">
+  <w:num w:numId="23" w16cid:durableId="341585608">
     <w:abstractNumId w:val="11"/>
   </w:num>
-  <w:num w:numId="24">
+  <w:num w:numId="24" w16cid:durableId="2109957469">
     <w:abstractNumId w:val="8"/>
   </w:num>
-  <w:num w:numId="25">
+  <w:num w:numId="25" w16cid:durableId="645087931">
     <w:abstractNumId w:val="28"/>
   </w:num>
-  <w:num w:numId="26">
+  <w:num w:numId="26" w16cid:durableId="1968125347">
     <w:abstractNumId w:val="33"/>
   </w:num>
-  <w:num w:numId="27">
+  <w:num w:numId="27" w16cid:durableId="472136627">
     <w:abstractNumId w:val="23"/>
   </w:num>
-  <w:num w:numId="28">
+  <w:num w:numId="28" w16cid:durableId="1621065347">
     <w:abstractNumId w:val="26"/>
   </w:num>
-  <w:num w:numId="29">
+  <w:num w:numId="29" w16cid:durableId="1171945103">
     <w:abstractNumId w:val="17"/>
   </w:num>
-  <w:num w:numId="30">
+  <w:num w:numId="30" w16cid:durableId="1945382850">
     <w:abstractNumId w:val="31"/>
   </w:num>
-  <w:num w:numId="31">
+  <w:num w:numId="31" w16cid:durableId="862092901">
     <w:abstractNumId w:val="32"/>
   </w:num>
-  <w:num w:numId="32">
+  <w:num w:numId="32" w16cid:durableId="342827633">
     <w:abstractNumId w:val="15"/>
   </w:num>
-  <w:num w:numId="33">
+  <w:num w:numId="33" w16cid:durableId="1865362528">
     <w:abstractNumId w:val="7"/>
   </w:num>
-  <w:num w:numId="34">
+  <w:num w:numId="34" w16cid:durableId="1836263289">
     <w:abstractNumId w:val="29"/>
   </w:num>
-  <w:num w:numId="35">
+  <w:num w:numId="35" w16cid:durableId="2086762297">
     <w:abstractNumId w:val="3"/>
   </w:num>
 </w:numbering>
 </file>
 
 <file path=word/styles.xml><?xml version="1.0" encoding="utf-8"?>
-<w:styles xmlns:mc="http://schemas.openxmlformats.org/markup-compatibility/2006" xmlns:r="http://schemas.openxmlformats.org/officeDocument/2006/relationships" xmlns:w="http://schemas.openxmlformats.org/wordprocessingml/2006/main" xmlns:w14="http://schemas.microsoft.com/office/word/2010/wordml" xmlns:w15="http://schemas.microsoft.com/office/word/2012/wordml" xmlns:w16se="http://schemas.microsoft.com/office/word/2015/wordml/symex" mc:Ignorable="w14 w15 w16se">
+<w:styles xmlns:mc="http://schemas.openxmlformats.org/markup-compatibility/2006" xmlns:r="http://schemas.openxmlformats.org/officeDocument/2006/relationships" xmlns:w="http://schemas.openxmlformats.org/wordprocessingml/2006/main" xmlns:w14="http://schemas.microsoft.com/office/word/2010/wordml" xmlns:w15="http://schemas.microsoft.com/office/word/2012/wordml" xmlns:w16cex="http://schemas.microsoft.com/office/word/2018/wordml/cex" xmlns:w16cid="http://schemas.microsoft.com/office/word/2016/wordml/cid" xmlns:w16="http://schemas.microsoft.com/office/word/2018/wordml" xmlns:w16sdtdh="http://schemas.microsoft.com/office/word/2020/wordml/sdtdatahash" xmlns:w16se="http://schemas.microsoft.com/office/word/2015/wordml/symex" mc:Ignorable="w14 w15 w16se w16cid w16 w16cex w16sdtdh">
   <w:docDefaults>
     <w:rPrDefault>
       <w:rPr>
@@ -5139,7 +7575,7 @@
     </w:rPrDefault>
     <w:pPrDefault/>
   </w:docDefaults>
-  <w:latentStyles w:defLockedState="0" w:defUIPriority="0" w:defSemiHidden="0" w:defUnhideWhenUsed="0" w:defQFormat="0" w:count="371">
+  <w:latentStyles w:defLockedState="0" w:defUIPriority="0" w:defSemiHidden="0" w:defUnhideWhenUsed="0" w:defQFormat="0" w:count="376">
     <w:lsdException w:name="Normal" w:qFormat="1"/>
     <w:lsdException w:name="heading 1" w:qFormat="1"/>
     <w:lsdException w:name="heading 2" w:qFormat="1"/>
@@ -5416,6 +7852,11 @@
     <w:lsdException w:name="List Table 5 Dark Accent 6" w:uiPriority="50"/>
     <w:lsdException w:name="List Table 6 Colorful Accent 6" w:uiPriority="51"/>
     <w:lsdException w:name="List Table 7 Colorful Accent 6" w:uiPriority="52"/>
+    <w:lsdException w:name="Mention" w:semiHidden="1" w:uiPriority="99" w:unhideWhenUsed="1"/>
+    <w:lsdException w:name="Smart Hyperlink" w:semiHidden="1" w:uiPriority="99" w:unhideWhenUsed="1"/>
+    <w:lsdException w:name="Hashtag" w:semiHidden="1" w:uiPriority="99" w:unhideWhenUsed="1"/>
+    <w:lsdException w:name="Unresolved Mention" w:semiHidden="1" w:uiPriority="99" w:unhideWhenUsed="1"/>
+    <w:lsdException w:name="Smart Link" w:semiHidden="1" w:uiPriority="99" w:unhideWhenUsed="1"/>
   </w:latentStyles>
   <w:style w:type="paragraph" w:default="1" w:styleId="Normal">
     <w:name w:val="Normal"/>
@@ -5691,6 +8132,7 @@
   <w:style w:type="paragraph" w:styleId="BodyTextIndent">
     <w:name w:val="Body Text Indent"/>
     <w:basedOn w:val="Normal"/>
+    <w:link w:val="BodyTextIndentChar"/>
     <w:rsid w:val="006F4013"/>
     <w:pPr>
       <w:ind w:firstLine="562"/>
@@ -5705,6 +8147,7 @@
   <w:style w:type="paragraph" w:styleId="BodyTextIndent2">
     <w:name w:val="Body Text Indent 2"/>
     <w:basedOn w:val="Normal"/>
+    <w:link w:val="BodyTextIndent2Char"/>
     <w:rsid w:val="006F4013"/>
     <w:pPr>
       <w:overflowPunct w:val="0"/>
@@ -5849,6 +8292,30 @@
       <w:rFonts w:ascii=".VnTime" w:hAnsi=".VnTime"/>
       <w:sz w:val="28"/>
       <w:szCs w:val="24"/>
+    </w:rPr>
+  </w:style>
+  <w:style w:type="character" w:customStyle="1" w:styleId="BodyTextIndentChar">
+    <w:name w:val="Body Text Indent Char"/>
+    <w:basedOn w:val="DefaultParagraphFont"/>
+    <w:link w:val="BodyTextIndent"/>
+    <w:rsid w:val="00D01EC0"/>
+    <w:rPr>
+      <w:rFonts w:ascii=".VnTime" w:hAnsi=".VnTime"/>
+      <w:bCs/>
+      <w:iCs/>
+      <w:sz w:val="28"/>
+    </w:rPr>
+  </w:style>
+  <w:style w:type="character" w:customStyle="1" w:styleId="BodyTextIndent2Char">
+    <w:name w:val="Body Text Indent 2 Char"/>
+    <w:basedOn w:val="DefaultParagraphFont"/>
+    <w:link w:val="BodyTextIndent2"/>
+    <w:rsid w:val="00D01EC0"/>
+    <w:rPr>
+      <w:bCs/>
+      <w:i/>
+      <w:iCs/>
+      <w:sz w:val="26"/>
     </w:rPr>
   </w:style>
 </w:styles>

--- a/Khiếu nại/10-KN.docx
+++ b/Khiếu nại/10-KN.docx
@@ -1,20 +1,21 @@
 
 <file path=word/document.xml><?xml version="1.0" encoding="utf-8"?>
-<w:document xmlns:wpc="http://schemas.microsoft.com/office/word/2010/wordprocessingCanvas" xmlns:cx="http://schemas.microsoft.com/office/drawing/2014/chartex" xmlns:mc="http://schemas.openxmlformats.org/markup-compatibility/2006" xmlns:o="urn:schemas-microsoft-com:office:office" xmlns:r="http://schemas.openxmlformats.org/officeDocument/2006/relationships" xmlns:m="http://schemas.openxmlformats.org/officeDocument/2006/math" xmlns:v="urn:schemas-microsoft-com:vml" xmlns:wp14="http://schemas.microsoft.com/office/word/2010/wordprocessingDrawing" xmlns:wp="http://schemas.openxmlformats.org/drawingml/2006/wordprocessingDrawing" xmlns:w10="urn:schemas-microsoft-com:office:word" xmlns:w="http://schemas.openxmlformats.org/wordprocessingml/2006/main" xmlns:w14="http://schemas.microsoft.com/office/word/2010/wordml" xmlns:w15="http://schemas.microsoft.com/office/word/2012/wordml" xmlns:w16se="http://schemas.microsoft.com/office/word/2015/wordml/symex" xmlns:wpg="http://schemas.microsoft.com/office/word/2010/wordprocessingGroup" xmlns:wpi="http://schemas.microsoft.com/office/word/2010/wordprocessingInk" xmlns:wne="http://schemas.microsoft.com/office/word/2006/wordml" xmlns:wps="http://schemas.microsoft.com/office/word/2010/wordprocessingShape" mc:Ignorable="w14 w15 w16se wp14">
+<w:document xmlns:wpc="http://schemas.microsoft.com/office/word/2010/wordprocessingCanvas" xmlns:cx="http://schemas.microsoft.com/office/drawing/2014/chartex" xmlns:cx1="http://schemas.microsoft.com/office/drawing/2015/9/8/chartex" xmlns:cx2="http://schemas.microsoft.com/office/drawing/2015/10/21/chartex" xmlns:cx3="http://schemas.microsoft.com/office/drawing/2016/5/9/chartex" xmlns:cx4="http://schemas.microsoft.com/office/drawing/2016/5/10/chartex" xmlns:cx5="http://schemas.microsoft.com/office/drawing/2016/5/11/chartex" xmlns:cx6="http://schemas.microsoft.com/office/drawing/2016/5/12/chartex" xmlns:cx7="http://schemas.microsoft.com/office/drawing/2016/5/13/chartex" xmlns:cx8="http://schemas.microsoft.com/office/drawing/2016/5/14/chartex" xmlns:mc="http://schemas.openxmlformats.org/markup-compatibility/2006" xmlns:aink="http://schemas.microsoft.com/office/drawing/2016/ink" xmlns:am3d="http://schemas.microsoft.com/office/drawing/2017/model3d" xmlns:o="urn:schemas-microsoft-com:office:office" xmlns:r="http://schemas.openxmlformats.org/officeDocument/2006/relationships" xmlns:m="http://schemas.openxmlformats.org/officeDocument/2006/math" xmlns:v="urn:schemas-microsoft-com:vml" xmlns:wp14="http://schemas.microsoft.com/office/word/2010/wordprocessingDrawing" xmlns:wp="http://schemas.openxmlformats.org/drawingml/2006/wordprocessingDrawing" xmlns:w10="urn:schemas-microsoft-com:office:word" xmlns:w="http://schemas.openxmlformats.org/wordprocessingml/2006/main" xmlns:w14="http://schemas.microsoft.com/office/word/2010/wordml" xmlns:w15="http://schemas.microsoft.com/office/word/2012/wordml" xmlns:w16cex="http://schemas.microsoft.com/office/word/2018/wordml/cex" xmlns:w16cid="http://schemas.microsoft.com/office/word/2016/wordml/cid" xmlns:w16="http://schemas.microsoft.com/office/word/2018/wordml" xmlns:w16se="http://schemas.microsoft.com/office/word/2015/wordml/symex" xmlns:wpg="http://schemas.microsoft.com/office/word/2010/wordprocessingGroup" xmlns:wpi="http://schemas.microsoft.com/office/word/2010/wordprocessingInk" xmlns:wne="http://schemas.microsoft.com/office/word/2006/wordml" xmlns:wps="http://schemas.microsoft.com/office/word/2010/wordprocessingShape" mc:Ignorable="w14 w15 w16se w16cid w16 w16cex wp14">
   <w:body>
     <w:tbl>
       <w:tblPr>
-        <w:tblW w:w="0" w:type="auto"/>
+        <w:tblW w:w="9782" w:type="dxa"/>
+        <w:tblInd w:w="-567" w:type="dxa"/>
         <w:tblLook w:val="01E0" w:firstRow="1" w:lastRow="1" w:firstColumn="1" w:lastColumn="1" w:noHBand="0" w:noVBand="0"/>
       </w:tblPr>
       <w:tblGrid>
-        <w:gridCol w:w="3193"/>
-        <w:gridCol w:w="5878"/>
+        <w:gridCol w:w="3686"/>
+        <w:gridCol w:w="6096"/>
       </w:tblGrid>
       <w:tr>
         <w:tc>
           <w:tcPr>
-            <w:tcW w:w="3193" w:type="dxa"/>
+            <w:tcW w:w="3686" w:type="dxa"/>
           </w:tcPr>
           <w:p>
             <w:pPr>
@@ -25,13 +26,31 @@
                 <w:szCs w:val="26"/>
               </w:rPr>
             </w:pPr>
+            <w:bookmarkStart w:id="0" w:name="_GoBack"/>
+            <w:bookmarkEnd w:id="0"/>
             <w:r>
               <w:rPr>
                 <w:color w:val="000000"/>
                 <w:sz w:val="26"/>
                 <w:szCs w:val="26"/>
               </w:rPr>
-              <w:t>[[DVChuQuan]]</w:t>
+              <w:t>[[</w:t>
+            </w:r>
+            <w:r>
+              <w:rPr>
+                <w:color w:val="000000"/>
+                <w:sz w:val="26"/>
+                <w:szCs w:val="26"/>
+              </w:rPr>
+              <w:t>TenCoQuanToChucLine1</w:t>
+            </w:r>
+            <w:r>
+              <w:rPr>
+                <w:color w:val="000000"/>
+                <w:sz w:val="26"/>
+                <w:szCs w:val="26"/>
+              </w:rPr>
+              <w:t>]]</w:t>
             </w:r>
           </w:p>
           <w:p>
@@ -50,7 +69,23 @@
                 <w:sz w:val="26"/>
                 <w:szCs w:val="26"/>
               </w:rPr>
-              <w:t>[[DVThucHien]]</w:t>
+              <w:t>[[</w:t>
+            </w:r>
+            <w:r>
+              <w:rPr>
+                <w:color w:val="000000"/>
+                <w:sz w:val="26"/>
+                <w:szCs w:val="26"/>
+              </w:rPr>
+              <w:t>TenCoQuanToChucLine2</w:t>
+            </w:r>
+            <w:r>
+              <w:rPr>
+                <w:color w:val="000000"/>
+                <w:sz w:val="26"/>
+                <w:szCs w:val="26"/>
+              </w:rPr>
+              <w:t>]]</w:t>
             </w:r>
           </w:p>
           <w:p>
@@ -131,7 +166,7 @@
                     </wp:anchor>
                   </w:drawing>
                 </mc:Choice>
-                <mc:Fallback xmlns:cx1="http://schemas.microsoft.com/office/drawing/2015/9/8/chartex" xmlns:cx2="http://schemas.microsoft.com/office/drawing/2015/10/21/chartex" xmlns:cx3="http://schemas.microsoft.com/office/drawing/2016/5/9/chartex" xmlns:cx4="http://schemas.microsoft.com/office/drawing/2016/5/10/chartex" xmlns:cx5="http://schemas.microsoft.com/office/drawing/2016/5/11/chartex" xmlns:cx6="http://schemas.microsoft.com/office/drawing/2016/5/12/chartex" xmlns:cx7="http://schemas.microsoft.com/office/drawing/2016/5/13/chartex" xmlns:cx8="http://schemas.microsoft.com/office/drawing/2016/5/14/chartex" xmlns:aink="http://schemas.microsoft.com/office/drawing/2016/ink" xmlns:am3d="http://schemas.microsoft.com/office/drawing/2017/model3d" xmlns:oel="http://schemas.microsoft.com/office/2019/extlst" xmlns:w16cex="http://schemas.microsoft.com/office/word/2018/wordml/cex" xmlns:w16cid="http://schemas.microsoft.com/office/word/2016/wordml/cid" xmlns:w16="http://schemas.microsoft.com/office/word/2018/wordml" xmlns:w16du="http://schemas.microsoft.com/office/word/2023/wordml/word16du" xmlns:w16sdtdh="http://schemas.microsoft.com/office/word/2020/wordml/sdtdatahash" xmlns:w16sdtfl="http://schemas.microsoft.com/office/word/2024/wordml/sdtformatlock">
+                <mc:Fallback xmlns:oel="http://schemas.microsoft.com/office/2019/extlst" xmlns:w16du="http://schemas.microsoft.com/office/word/2023/wordml/word16du" xmlns:w16sdtdh="http://schemas.microsoft.com/office/word/2020/wordml/sdtdatahash" xmlns:w16sdtfl="http://schemas.microsoft.com/office/word/2024/wordml/sdtformatlock">
                   <w:pict>
                     <v:line w14:anchorId="367A4AF2" id="Straight Connector 9" o:spid="_x0000_s1026" style="position:absolute;z-index:251678208;visibility:visible;mso-wrap-style:square;mso-width-percent:0;mso-height-percent:0;mso-wrap-distance-left:9pt;mso-wrap-distance-top:-3e-5mm;mso-wrap-distance-right:9pt;mso-wrap-distance-bottom:-3e-5mm;mso-position-horizontal:absolute;mso-position-horizontal-relative:text;mso-position-vertical:absolute;mso-position-vertical-relative:text;mso-width-percent:0;mso-height-percent:0;mso-width-relative:page;mso-height-relative:page" from="46.85pt,1.8pt" to="101.35pt,1.8pt" o:gfxdata="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"/>
                   </w:pict>
@@ -161,7 +196,7 @@
         </w:tc>
         <w:tc>
           <w:tcPr>
-            <w:tcW w:w="5878" w:type="dxa"/>
+            <w:tcW w:w="6096" w:type="dxa"/>
           </w:tcPr>
           <w:p>
             <w:pPr>
@@ -284,7 +319,7 @@
                     </wp:anchor>
                   </w:drawing>
                 </mc:Choice>
-                <mc:Fallback xmlns:cx1="http://schemas.microsoft.com/office/drawing/2015/9/8/chartex" xmlns:cx2="http://schemas.microsoft.com/office/drawing/2015/10/21/chartex" xmlns:cx3="http://schemas.microsoft.com/office/drawing/2016/5/9/chartex" xmlns:cx4="http://schemas.microsoft.com/office/drawing/2016/5/10/chartex" xmlns:cx5="http://schemas.microsoft.com/office/drawing/2016/5/11/chartex" xmlns:cx6="http://schemas.microsoft.com/office/drawing/2016/5/12/chartex" xmlns:cx7="http://schemas.microsoft.com/office/drawing/2016/5/13/chartex" xmlns:cx8="http://schemas.microsoft.com/office/drawing/2016/5/14/chartex" xmlns:aink="http://schemas.microsoft.com/office/drawing/2016/ink" xmlns:am3d="http://schemas.microsoft.com/office/drawing/2017/model3d" xmlns:oel="http://schemas.microsoft.com/office/2019/extlst" xmlns:w16cex="http://schemas.microsoft.com/office/word/2018/wordml/cex" xmlns:w16cid="http://schemas.microsoft.com/office/word/2016/wordml/cid" xmlns:w16="http://schemas.microsoft.com/office/word/2018/wordml" xmlns:w16du="http://schemas.microsoft.com/office/word/2023/wordml/word16du" xmlns:w16sdtdh="http://schemas.microsoft.com/office/word/2020/wordml/sdtdatahash" xmlns:w16sdtfl="http://schemas.microsoft.com/office/word/2024/wordml/sdtformatlock">
+                <mc:Fallback xmlns:oel="http://schemas.microsoft.com/office/2019/extlst" xmlns:w16du="http://schemas.microsoft.com/office/word/2023/wordml/word16du" xmlns:w16sdtdh="http://schemas.microsoft.com/office/word/2020/wordml/sdtdatahash" xmlns:w16sdtfl="http://schemas.microsoft.com/office/word/2024/wordml/sdtformatlock">
                   <w:pict>
                     <v:line w14:anchorId="19A75ED6" id="Straight Connector 8" o:spid="_x0000_s1026" style="position:absolute;z-index:251676160;visibility:visible;mso-wrap-style:square;mso-width-percent:0;mso-height-percent:0;mso-wrap-distance-left:9pt;mso-wrap-distance-top:-3e-5mm;mso-wrap-distance-right:9pt;mso-wrap-distance-bottom:-3e-5mm;mso-position-horizontal:absolute;mso-position-horizontal-relative:text;mso-position-vertical:absolute;mso-position-vertical-relative:text;mso-width-percent:0;mso-height-percent:0;mso-width-relative:page;mso-height-relative:page" from="66.9pt,2.9pt" to="225.3pt,2.9pt" o:gfxdata="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"/>
                   </w:pict>
@@ -424,7 +459,7 @@
               </wp:anchor>
             </w:drawing>
           </mc:Choice>
-          <mc:Fallback xmlns:cx1="http://schemas.microsoft.com/office/drawing/2015/9/8/chartex" xmlns:cx2="http://schemas.microsoft.com/office/drawing/2015/10/21/chartex" xmlns:cx3="http://schemas.microsoft.com/office/drawing/2016/5/9/chartex" xmlns:cx4="http://schemas.microsoft.com/office/drawing/2016/5/10/chartex" xmlns:cx5="http://schemas.microsoft.com/office/drawing/2016/5/11/chartex" xmlns:cx6="http://schemas.microsoft.com/office/drawing/2016/5/12/chartex" xmlns:cx7="http://schemas.microsoft.com/office/drawing/2016/5/13/chartex" xmlns:cx8="http://schemas.microsoft.com/office/drawing/2016/5/14/chartex" xmlns:aink="http://schemas.microsoft.com/office/drawing/2016/ink" xmlns:am3d="http://schemas.microsoft.com/office/drawing/2017/model3d" xmlns:oel="http://schemas.microsoft.com/office/2019/extlst" xmlns:w16cex="http://schemas.microsoft.com/office/word/2018/wordml/cex" xmlns:w16cid="http://schemas.microsoft.com/office/word/2016/wordml/cid" xmlns:w16="http://schemas.microsoft.com/office/word/2018/wordml" xmlns:w16du="http://schemas.microsoft.com/office/word/2023/wordml/word16du" xmlns:w16sdtdh="http://schemas.microsoft.com/office/word/2020/wordml/sdtdatahash" xmlns:w16sdtfl="http://schemas.microsoft.com/office/word/2024/wordml/sdtformatlock">
+          <mc:Fallback xmlns:oel="http://schemas.microsoft.com/office/2019/extlst" xmlns:w16du="http://schemas.microsoft.com/office/word/2023/wordml/word16du" xmlns:w16sdtdh="http://schemas.microsoft.com/office/word/2020/wordml/sdtdatahash" xmlns:w16sdtfl="http://schemas.microsoft.com/office/word/2024/wordml/sdtformatlock">
             <w:pict>
               <v:line w14:anchorId="5A02FDDB" id="Straight Connector 7" o:spid="_x0000_s1026" style="position:absolute;z-index:251677184;visibility:visible;mso-wrap-style:square;mso-width-percent:0;mso-height-percent:0;mso-wrap-distance-left:9pt;mso-wrap-distance-top:-3e-5mm;mso-wrap-distance-right:9pt;mso-wrap-distance-bottom:-3e-5mm;mso-position-horizontal:absolute;mso-position-horizontal-relative:text;mso-position-vertical:absolute;mso-position-vertical-relative:text;mso-width-percent:0;mso-height-percent:0;mso-width-relative:page;mso-height-relative:page" from="198pt,1.65pt" to="252pt,1.65pt" o:gfxdata="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"/>
             </w:pict>
@@ -638,8 +673,6 @@
         </w:rPr>
         <w:t xml:space="preserve"> </w:t>
       </w:r>
-      <w:bookmarkStart w:id="0" w:name="_GoBack"/>
-      <w:bookmarkEnd w:id="0"/>
       <w:r>
         <w:rPr>
           <w:rFonts w:ascii="Times New Roman" w:hAnsi="Times New Roman"/>
@@ -1342,7 +1375,7 @@
 </file>
 
 <file path=word/endnotes.xml><?xml version="1.0" encoding="utf-8"?>
-<w:endnotes xmlns:wpc="http://schemas.microsoft.com/office/word/2010/wordprocessingCanvas" xmlns:cx="http://schemas.microsoft.com/office/drawing/2014/chartex" xmlns:mc="http://schemas.openxmlformats.org/markup-compatibility/2006" xmlns:o="urn:schemas-microsoft-com:office:office" xmlns:r="http://schemas.openxmlformats.org/officeDocument/2006/relationships" xmlns:m="http://schemas.openxmlformats.org/officeDocument/2006/math" xmlns:v="urn:schemas-microsoft-com:vml" xmlns:wp14="http://schemas.microsoft.com/office/word/2010/wordprocessingDrawing" xmlns:wp="http://schemas.openxmlformats.org/drawingml/2006/wordprocessingDrawing" xmlns:w10="urn:schemas-microsoft-com:office:word" xmlns:w="http://schemas.openxmlformats.org/wordprocessingml/2006/main" xmlns:w14="http://schemas.microsoft.com/office/word/2010/wordml" xmlns:w15="http://schemas.microsoft.com/office/word/2012/wordml" xmlns:w16se="http://schemas.microsoft.com/office/word/2015/wordml/symex" xmlns:wpg="http://schemas.microsoft.com/office/word/2010/wordprocessingGroup" xmlns:wpi="http://schemas.microsoft.com/office/word/2010/wordprocessingInk" xmlns:wne="http://schemas.microsoft.com/office/word/2006/wordml" xmlns:wps="http://schemas.microsoft.com/office/word/2010/wordprocessingShape" mc:Ignorable="w14 w15 w16se wp14">
+<w:endnotes xmlns:wpc="http://schemas.microsoft.com/office/word/2010/wordprocessingCanvas" xmlns:cx="http://schemas.microsoft.com/office/drawing/2014/chartex" xmlns:cx1="http://schemas.microsoft.com/office/drawing/2015/9/8/chartex" xmlns:cx2="http://schemas.microsoft.com/office/drawing/2015/10/21/chartex" xmlns:cx3="http://schemas.microsoft.com/office/drawing/2016/5/9/chartex" xmlns:cx4="http://schemas.microsoft.com/office/drawing/2016/5/10/chartex" xmlns:cx5="http://schemas.microsoft.com/office/drawing/2016/5/11/chartex" xmlns:cx6="http://schemas.microsoft.com/office/drawing/2016/5/12/chartex" xmlns:cx7="http://schemas.microsoft.com/office/drawing/2016/5/13/chartex" xmlns:cx8="http://schemas.microsoft.com/office/drawing/2016/5/14/chartex" xmlns:mc="http://schemas.openxmlformats.org/markup-compatibility/2006" xmlns:aink="http://schemas.microsoft.com/office/drawing/2016/ink" xmlns:am3d="http://schemas.microsoft.com/office/drawing/2017/model3d" xmlns:o="urn:schemas-microsoft-com:office:office" xmlns:r="http://schemas.openxmlformats.org/officeDocument/2006/relationships" xmlns:m="http://schemas.openxmlformats.org/officeDocument/2006/math" xmlns:v="urn:schemas-microsoft-com:vml" xmlns:wp14="http://schemas.microsoft.com/office/word/2010/wordprocessingDrawing" xmlns:wp="http://schemas.openxmlformats.org/drawingml/2006/wordprocessingDrawing" xmlns:w10="urn:schemas-microsoft-com:office:word" xmlns:w="http://schemas.openxmlformats.org/wordprocessingml/2006/main" xmlns:w14="http://schemas.microsoft.com/office/word/2010/wordml" xmlns:w15="http://schemas.microsoft.com/office/word/2012/wordml" xmlns:w16cex="http://schemas.microsoft.com/office/word/2018/wordml/cex" xmlns:w16cid="http://schemas.microsoft.com/office/word/2016/wordml/cid" xmlns:w16="http://schemas.microsoft.com/office/word/2018/wordml" xmlns:w16se="http://schemas.microsoft.com/office/word/2015/wordml/symex" xmlns:wpg="http://schemas.microsoft.com/office/word/2010/wordprocessingGroup" xmlns:wpi="http://schemas.microsoft.com/office/word/2010/wordprocessingInk" xmlns:wne="http://schemas.microsoft.com/office/word/2006/wordml" xmlns:wps="http://schemas.microsoft.com/office/word/2010/wordprocessingShape" mc:Ignorable="w14 w15 w16se w16cid w16 w16cex wp14">
   <w:endnote w:type="separator" w:id="-1">
     <w:p>
       <w:r>
@@ -1361,7 +1394,7 @@
 </file>
 
 <file path=word/footnotes.xml><?xml version="1.0" encoding="utf-8"?>
-<w:footnotes xmlns:wpc="http://schemas.microsoft.com/office/word/2010/wordprocessingCanvas" xmlns:cx="http://schemas.microsoft.com/office/drawing/2014/chartex" xmlns:mc="http://schemas.openxmlformats.org/markup-compatibility/2006" xmlns:o="urn:schemas-microsoft-com:office:office" xmlns:r="http://schemas.openxmlformats.org/officeDocument/2006/relationships" xmlns:m="http://schemas.openxmlformats.org/officeDocument/2006/math" xmlns:v="urn:schemas-microsoft-com:vml" xmlns:wp14="http://schemas.microsoft.com/office/word/2010/wordprocessingDrawing" xmlns:wp="http://schemas.openxmlformats.org/drawingml/2006/wordprocessingDrawing" xmlns:w10="urn:schemas-microsoft-com:office:word" xmlns:w="http://schemas.openxmlformats.org/wordprocessingml/2006/main" xmlns:w14="http://schemas.microsoft.com/office/word/2010/wordml" xmlns:w15="http://schemas.microsoft.com/office/word/2012/wordml" xmlns:w16se="http://schemas.microsoft.com/office/word/2015/wordml/symex" xmlns:wpg="http://schemas.microsoft.com/office/word/2010/wordprocessingGroup" xmlns:wpi="http://schemas.microsoft.com/office/word/2010/wordprocessingInk" xmlns:wne="http://schemas.microsoft.com/office/word/2006/wordml" xmlns:wps="http://schemas.microsoft.com/office/word/2010/wordprocessingShape" mc:Ignorable="w14 w15 w16se wp14">
+<w:footnotes xmlns:wpc="http://schemas.microsoft.com/office/word/2010/wordprocessingCanvas" xmlns:cx="http://schemas.microsoft.com/office/drawing/2014/chartex" xmlns:cx1="http://schemas.microsoft.com/office/drawing/2015/9/8/chartex" xmlns:cx2="http://schemas.microsoft.com/office/drawing/2015/10/21/chartex" xmlns:cx3="http://schemas.microsoft.com/office/drawing/2016/5/9/chartex" xmlns:cx4="http://schemas.microsoft.com/office/drawing/2016/5/10/chartex" xmlns:cx5="http://schemas.microsoft.com/office/drawing/2016/5/11/chartex" xmlns:cx6="http://schemas.microsoft.com/office/drawing/2016/5/12/chartex" xmlns:cx7="http://schemas.microsoft.com/office/drawing/2016/5/13/chartex" xmlns:cx8="http://schemas.microsoft.com/office/drawing/2016/5/14/chartex" xmlns:mc="http://schemas.openxmlformats.org/markup-compatibility/2006" xmlns:aink="http://schemas.microsoft.com/office/drawing/2016/ink" xmlns:am3d="http://schemas.microsoft.com/office/drawing/2017/model3d" xmlns:o="urn:schemas-microsoft-com:office:office" xmlns:r="http://schemas.openxmlformats.org/officeDocument/2006/relationships" xmlns:m="http://schemas.openxmlformats.org/officeDocument/2006/math" xmlns:v="urn:schemas-microsoft-com:vml" xmlns:wp14="http://schemas.microsoft.com/office/word/2010/wordprocessingDrawing" xmlns:wp="http://schemas.openxmlformats.org/drawingml/2006/wordprocessingDrawing" xmlns:w10="urn:schemas-microsoft-com:office:word" xmlns:w="http://schemas.openxmlformats.org/wordprocessingml/2006/main" xmlns:w14="http://schemas.microsoft.com/office/word/2010/wordml" xmlns:w15="http://schemas.microsoft.com/office/word/2012/wordml" xmlns:w16cex="http://schemas.microsoft.com/office/word/2018/wordml/cex" xmlns:w16cid="http://schemas.microsoft.com/office/word/2016/wordml/cid" xmlns:w16="http://schemas.microsoft.com/office/word/2018/wordml" xmlns:w16se="http://schemas.microsoft.com/office/word/2015/wordml/symex" xmlns:wpg="http://schemas.microsoft.com/office/word/2010/wordprocessingGroup" xmlns:wpi="http://schemas.microsoft.com/office/word/2010/wordprocessingInk" xmlns:wne="http://schemas.microsoft.com/office/word/2006/wordml" xmlns:wps="http://schemas.microsoft.com/office/word/2010/wordprocessingShape" mc:Ignorable="w14 w15 w16se w16cid w16 w16cex wp14">
   <w:footnote w:type="separator" w:id="-1">
     <w:p>
       <w:r>
@@ -1380,7 +1413,7 @@
 </file>
 
 <file path=word/numbering.xml><?xml version="1.0" encoding="utf-8"?>
-<w:numbering xmlns:wpc="http://schemas.microsoft.com/office/word/2010/wordprocessingCanvas" xmlns:cx="http://schemas.microsoft.com/office/drawing/2014/chartex" xmlns:mc="http://schemas.openxmlformats.org/markup-compatibility/2006" xmlns:o="urn:schemas-microsoft-com:office:office" xmlns:r="http://schemas.openxmlformats.org/officeDocument/2006/relationships" xmlns:m="http://schemas.openxmlformats.org/officeDocument/2006/math" xmlns:v="urn:schemas-microsoft-com:vml" xmlns:wp14="http://schemas.microsoft.com/office/word/2010/wordprocessingDrawing" xmlns:wp="http://schemas.openxmlformats.org/drawingml/2006/wordprocessingDrawing" xmlns:w10="urn:schemas-microsoft-com:office:word" xmlns:w="http://schemas.openxmlformats.org/wordprocessingml/2006/main" xmlns:w14="http://schemas.microsoft.com/office/word/2010/wordml" xmlns:w15="http://schemas.microsoft.com/office/word/2012/wordml" xmlns:w16se="http://schemas.microsoft.com/office/word/2015/wordml/symex" xmlns:wpg="http://schemas.microsoft.com/office/word/2010/wordprocessingGroup" xmlns:wpi="http://schemas.microsoft.com/office/word/2010/wordprocessingInk" xmlns:wne="http://schemas.microsoft.com/office/word/2006/wordml" xmlns:wps="http://schemas.microsoft.com/office/word/2010/wordprocessingShape" mc:Ignorable="w14 w15 w16se wp14">
+<w:numbering xmlns:wpc="http://schemas.microsoft.com/office/word/2010/wordprocessingCanvas" xmlns:cx="http://schemas.microsoft.com/office/drawing/2014/chartex" xmlns:cx1="http://schemas.microsoft.com/office/drawing/2015/9/8/chartex" xmlns:cx2="http://schemas.microsoft.com/office/drawing/2015/10/21/chartex" xmlns:cx3="http://schemas.microsoft.com/office/drawing/2016/5/9/chartex" xmlns:cx4="http://schemas.microsoft.com/office/drawing/2016/5/10/chartex" xmlns:cx5="http://schemas.microsoft.com/office/drawing/2016/5/11/chartex" xmlns:cx6="http://schemas.microsoft.com/office/drawing/2016/5/12/chartex" xmlns:cx7="http://schemas.microsoft.com/office/drawing/2016/5/13/chartex" xmlns:cx8="http://schemas.microsoft.com/office/drawing/2016/5/14/chartex" xmlns:mc="http://schemas.openxmlformats.org/markup-compatibility/2006" xmlns:aink="http://schemas.microsoft.com/office/drawing/2016/ink" xmlns:am3d="http://schemas.microsoft.com/office/drawing/2017/model3d" xmlns:o="urn:schemas-microsoft-com:office:office" xmlns:r="http://schemas.openxmlformats.org/officeDocument/2006/relationships" xmlns:m="http://schemas.openxmlformats.org/officeDocument/2006/math" xmlns:v="urn:schemas-microsoft-com:vml" xmlns:wp14="http://schemas.microsoft.com/office/word/2010/wordprocessingDrawing" xmlns:wp="http://schemas.openxmlformats.org/drawingml/2006/wordprocessingDrawing" xmlns:w10="urn:schemas-microsoft-com:office:word" xmlns:w="http://schemas.openxmlformats.org/wordprocessingml/2006/main" xmlns:w14="http://schemas.microsoft.com/office/word/2010/wordml" xmlns:w15="http://schemas.microsoft.com/office/word/2012/wordml" xmlns:w16cex="http://schemas.microsoft.com/office/word/2018/wordml/cex" xmlns:w16cid="http://schemas.microsoft.com/office/word/2016/wordml/cid" xmlns:w16="http://schemas.microsoft.com/office/word/2018/wordml" xmlns:w16se="http://schemas.microsoft.com/office/word/2015/wordml/symex" xmlns:wpg="http://schemas.microsoft.com/office/word/2010/wordprocessingGroup" xmlns:wpi="http://schemas.microsoft.com/office/word/2010/wordprocessingInk" xmlns:wne="http://schemas.microsoft.com/office/word/2006/wordml" xmlns:wps="http://schemas.microsoft.com/office/word/2010/wordprocessingShape" mc:Ignorable="w14 w15 w16se w16cid w16 w16cex wp14">
   <w:abstractNum w:abstractNumId="0" w15:restartNumberingAfterBreak="0">
     <w:nsid w:val="01374818"/>
     <w:multiLevelType w:val="hybridMultilevel"/>
@@ -5047,7 +5080,7 @@
 </file>
 
 <file path=word/styles.xml><?xml version="1.0" encoding="utf-8"?>
-<w:styles xmlns:mc="http://schemas.openxmlformats.org/markup-compatibility/2006" xmlns:r="http://schemas.openxmlformats.org/officeDocument/2006/relationships" xmlns:w="http://schemas.openxmlformats.org/wordprocessingml/2006/main" xmlns:w14="http://schemas.microsoft.com/office/word/2010/wordml" xmlns:w15="http://schemas.microsoft.com/office/word/2012/wordml" xmlns:w16se="http://schemas.microsoft.com/office/word/2015/wordml/symex" mc:Ignorable="w14 w15 w16se">
+<w:styles xmlns:mc="http://schemas.openxmlformats.org/markup-compatibility/2006" xmlns:r="http://schemas.openxmlformats.org/officeDocument/2006/relationships" xmlns:w="http://schemas.openxmlformats.org/wordprocessingml/2006/main" xmlns:w14="http://schemas.microsoft.com/office/word/2010/wordml" xmlns:w15="http://schemas.microsoft.com/office/word/2012/wordml" xmlns:w16cex="http://schemas.microsoft.com/office/word/2018/wordml/cex" xmlns:w16cid="http://schemas.microsoft.com/office/word/2016/wordml/cid" xmlns:w16="http://schemas.microsoft.com/office/word/2018/wordml" xmlns:w16se="http://schemas.microsoft.com/office/word/2015/wordml/symex" mc:Ignorable="w14 w15 w16se w16cid w16 w16cex">
   <w:docDefaults>
     <w:rPrDefault>
       <w:rPr>
@@ -5057,7 +5090,7 @@
     </w:rPrDefault>
     <w:pPrDefault/>
   </w:docDefaults>
-  <w:latentStyles w:defLockedState="0" w:defUIPriority="0" w:defSemiHidden="0" w:defUnhideWhenUsed="0" w:defQFormat="0" w:count="371">
+  <w:latentStyles w:defLockedState="0" w:defUIPriority="0" w:defSemiHidden="0" w:defUnhideWhenUsed="0" w:defQFormat="0" w:count="376">
     <w:lsdException w:name="Normal" w:qFormat="1"/>
     <w:lsdException w:name="heading 1" w:qFormat="1"/>
     <w:lsdException w:name="heading 2" w:qFormat="1"/>
@@ -5075,7 +5108,13 @@
     <w:lsdException w:name="Subtitle" w:qFormat="1"/>
     <w:lsdException w:name="Strong" w:qFormat="1"/>
     <w:lsdException w:name="Emphasis" w:qFormat="1"/>
+    <w:lsdException w:name="HTML Keyboard" w:semiHidden="1" w:unhideWhenUsed="1"/>
     <w:lsdException w:name="Normal Table" w:semiHidden="1" w:unhideWhenUsed="1"/>
+    <w:lsdException w:name="annotation subject" w:semiHidden="1" w:unhideWhenUsed="1"/>
+    <w:lsdException w:name="No List" w:semiHidden="1" w:unhideWhenUsed="1"/>
+    <w:lsdException w:name="Outline List 1" w:semiHidden="1" w:unhideWhenUsed="1"/>
+    <w:lsdException w:name="Outline List 2" w:semiHidden="1" w:unhideWhenUsed="1"/>
+    <w:lsdException w:name="Outline List 3" w:semiHidden="1" w:unhideWhenUsed="1"/>
     <w:lsdException w:name="Table Simple 1" w:semiHidden="1" w:unhideWhenUsed="1"/>
     <w:lsdException w:name="Table Simple 2" w:semiHidden="1" w:unhideWhenUsed="1"/>
     <w:lsdException w:name="Table Simple 3" w:semiHidden="1" w:unhideWhenUsed="1"/>
@@ -5118,6 +5157,7 @@
     <w:lsdException w:name="Table Web 1" w:semiHidden="1" w:unhideWhenUsed="1"/>
     <w:lsdException w:name="Table Web 2" w:semiHidden="1" w:unhideWhenUsed="1"/>
     <w:lsdException w:name="Table Web 3" w:semiHidden="1" w:unhideWhenUsed="1"/>
+    <w:lsdException w:name="Balloon Text" w:semiHidden="1" w:unhideWhenUsed="1"/>
     <w:lsdException w:name="Table Theme" w:semiHidden="1" w:unhideWhenUsed="1"/>
     <w:lsdException w:name="Placeholder Text" w:semiHidden="1" w:uiPriority="99"/>
     <w:lsdException w:name="No Spacing" w:uiPriority="1" w:qFormat="1"/>
@@ -5334,6 +5374,11 @@
     <w:lsdException w:name="List Table 5 Dark Accent 6" w:uiPriority="50"/>
     <w:lsdException w:name="List Table 6 Colorful Accent 6" w:uiPriority="51"/>
     <w:lsdException w:name="List Table 7 Colorful Accent 6" w:uiPriority="52"/>
+    <w:lsdException w:name="Mention" w:semiHidden="1" w:uiPriority="99" w:unhideWhenUsed="1"/>
+    <w:lsdException w:name="Smart Hyperlink" w:semiHidden="1" w:uiPriority="99" w:unhideWhenUsed="1"/>
+    <w:lsdException w:name="Hashtag" w:semiHidden="1" w:uiPriority="99" w:unhideWhenUsed="1"/>
+    <w:lsdException w:name="Unresolved Mention" w:semiHidden="1" w:uiPriority="99" w:unhideWhenUsed="1"/>
+    <w:lsdException w:name="Smart Link" w:semiHidden="1" w:uiPriority="99" w:unhideWhenUsed="1"/>
   </w:latentStyles>
   <w:style w:type="paragraph" w:default="1" w:styleId="Normal">
     <w:name w:val="Normal"/>
@@ -6072,7 +6117,7 @@
 </file>
 
 <file path=customXml/itemProps1.xml><?xml version="1.0" encoding="utf-8"?>
-<ds:datastoreItem xmlns:ds="http://schemas.openxmlformats.org/officeDocument/2006/customXml" ds:itemID="{63BD5DF4-3A2D-424E-A908-11977467D22F}">
+<ds:datastoreItem xmlns:ds="http://schemas.openxmlformats.org/officeDocument/2006/customXml" ds:itemID="{ED79E50B-B9ED-4D32-9F91-B9853FFFFF8E}">
   <ds:schemaRefs>
     <ds:schemaRef ds:uri="http://schemas.openxmlformats.org/officeDocument/2006/bibliography"/>
   </ds:schemaRefs>
